--- a/Pharmacology I Exam 3/pharm-exam-3-cram-sheet.docx
+++ b/Pharmacology I Exam 3/pharm-exam-3-cram-sheet.docx
@@ -1680,7 +1680,7 @@
                 <w:i w:val="0"/>
                 <w:sz w:val="18"/>
               </w:rPr>
-              <w:t>Pulmonary edema, nephrotic syndrome, cirrhosis of the liver (ascites), hypercalcemia (with saline), heart failure, renal failure or insufficiency, hypertension</w:t>
+              <w:t>Pulmonary edema, nephrotic syndrome, cirrhosis of the liver (ascites), hypercalcemia (an add-on to saline, which is the main treatment), heart failure, renal failure or insufficiency, hypertension</w:t>
             </w:r>
             <w:r>
               <w:rPr>
@@ -1746,7 +1746,7 @@
                 <w:i w:val="0"/>
                 <w:sz w:val="18"/>
               </w:rPr>
-              <w:t xml:space="preserve"> (hair cells in the cochlea); </w:t>
+              <w:t xml:space="preserve"> (the cochlea; classically hair-cell damage, though often reversible); </w:t>
             </w:r>
             <w:r>
               <w:rPr>
@@ -4864,7 +4864,15 @@
                 <w:i w:val="0"/>
                 <w:sz w:val="18"/>
               </w:rPr>
-              <w:t>Angiotensin-converting enzyme inhibitors or angiotensin receptor blockers have to be mandatory.</w:t>
+              <w:t>Angiotensin-converting enzyme inhibitors or angiotensin receptor blockers have to be mandatory</w:t>
+            </w:r>
+            <w:r>
+              <w:rPr>
+                <w:b w:val="0"/>
+                <w:i w:val="0"/>
+                <w:sz w:val="18"/>
+              </w:rPr>
+              <w:t xml:space="preserve"> in heart failure with reduced ejection fraction (a weak pumping heart; the slide does not name the type).</w:t>
             </w:r>
           </w:p>
         </w:tc>
@@ -6126,7 +6134,7 @@
                 <w:i w:val="0"/>
                 <w:sz w:val="18"/>
               </w:rPr>
-              <w:t>eplerenone: little or no gynecomastia</w:t>
+              <w:t>eplerenone rarely causes gynecomastia</w:t>
             </w:r>
             <w:r>
               <w:rPr>
@@ -6330,7 +6338,7 @@
                 <w:i w:val="0"/>
                 <w:sz w:val="18"/>
               </w:rPr>
-              <w:t xml:space="preserve">: intravenous, acts through dopamine and beta receptors. Unlike milrinone they are not vasodilators, so they suit a </w:t>
+              <w:t xml:space="preserve">: intravenous, acts through dopamine and beta receptors. They vasodilate much less than milrinone, so they suit a </w:t>
             </w:r>
             <w:r>
               <w:rPr>
@@ -7038,7 +7046,7 @@
                 <w:i w:val="0"/>
                 <w:sz w:val="18"/>
               </w:rPr>
-              <w:t>: they treat calcium stones, not hypercalcemia (loops with saline do).</w:t>
+              <w:t>: they treat calcium stones, not hypercalcemia (saline hydration is the main treatment, with a loop diuretic added).</w:t>
             </w:r>
           </w:p>
         </w:tc>

--- a/Pharmacology I Exam 3/pharm-exam-3-cram-sheet.docx
+++ b/Pharmacology I Exam 3/pharm-exam-3-cram-sheet.docx
@@ -62,7 +62,7 @@
           <w:b w:val="0"/>
           <w:i w:val="0"/>
         </w:rPr>
-        <w:t>Lecture 9 (diuretics and heart failure drugs), Adam Wood Pharm.D. DABAT. Lectures 10 to 13 are added as delivered. ★ = professor emphasized (from the recording); a star only sets weight and adds no fact the slides lack. Rows marked FLAG say where a slide and the pharmacology disagree.</w:t>
+        <w:t>Lecture 9 (diuretics and heart failure drugs) and Lecture 10 (antiarrhythmic drugs), Adam Wood Pharm.D. DABAT. Lectures 11 to 13 are added as delivered. ★ = professor emphasized (from the recording); a star only sets weight and adds no fact the slides lack. Rows marked FLAG or “Current guidelines differ” say where a slide and the pharmacology disagree; the slides are what is tested.</w:t>
       </w:r>
     </w:p>
     <w:tbl>
@@ -7645,6 +7645,6476 @@
     </w:p>
     <w:p>
       <w:pPr>
+        <w:pStyle w:val="Heading1"/>
+        <w:spacing w:before="280" w:after="100"/>
+      </w:pPr>
+      <w:r>
+        <w:rPr>
+          <w:rFonts w:ascii="Georgia" w:hAnsi="Georgia"/>
+          <w:color w:val="17494B"/>
+        </w:rPr>
+        <w:t>Antiarrhythmics · what he stressed</w:t>
+      </w:r>
+    </w:p>
+    <w:tbl>
+      <w:tblPr>
+        <w:tblStyle w:val="TableGrid"/>
+        <w:tblW w:type="auto" w:w="0"/>
+        <w:jc w:val="center"/>
+        <w:tblLook w:firstColumn="1" w:firstRow="1" w:lastColumn="0" w:lastRow="0" w:noHBand="0" w:noVBand="1" w:val="04A0"/>
+        <w:tblBorders>
+          <w:top w:val="single" w:sz="4" w:space="0" w:color="D8D2D4"/>
+          <w:left w:val="single" w:sz="4" w:space="0" w:color="D8D2D4"/>
+          <w:bottom w:val="single" w:sz="4" w:space="0" w:color="D8D2D4"/>
+          <w:right w:val="single" w:sz="4" w:space="0" w:color="D8D2D4"/>
+          <w:insideH w:val="single" w:sz="4" w:space="0" w:color="D8D2D4"/>
+          <w:insideV w:val="single" w:sz="4" w:space="0" w:color="D8D2D4"/>
+        </w:tblBorders>
+      </w:tblPr>
+      <w:tblGrid>
+        <w:gridCol w:w="5112"/>
+        <w:gridCol w:w="5112"/>
+      </w:tblGrid>
+      <w:tr>
+        <w:tc>
+          <w:tcPr>
+            <w:tcW w:type="dxa" w:w="5112"/>
+            <w:shd w:val="clear" w:color="auto" w:fill="17494B"/>
+          </w:tcPr>
+          <w:p>
+            <w:pPr>
+              <w:spacing w:after="40"/>
+            </w:pPr>
+            <w:r>
+              <w:rPr>
+                <w:b/>
+                <w:color w:val="FFFFFF"/>
+                <w:sz w:val="18"/>
+              </w:rPr>
+            </w:r>
+            <w:r>
+              <w:rPr>
+                <w:b/>
+                <w:i w:val="0"/>
+                <w:color w:val="FFFFFF"/>
+                <w:sz w:val="18"/>
+              </w:rPr>
+              <w:t>Term</w:t>
+            </w:r>
+          </w:p>
+        </w:tc>
+        <w:tc>
+          <w:tcPr>
+            <w:tcW w:type="dxa" w:w="5112"/>
+            <w:shd w:val="clear" w:color="auto" w:fill="17494B"/>
+          </w:tcPr>
+          <w:p>
+            <w:pPr>
+              <w:spacing w:after="40"/>
+            </w:pPr>
+            <w:r>
+              <w:rPr>
+                <w:b/>
+                <w:color w:val="FFFFFF"/>
+                <w:sz w:val="18"/>
+              </w:rPr>
+            </w:r>
+            <w:r>
+              <w:rPr>
+                <w:b/>
+                <w:i w:val="0"/>
+                <w:color w:val="FFFFFF"/>
+                <w:sz w:val="18"/>
+              </w:rPr>
+              <w:t>What you need to know</w:t>
+            </w:r>
+          </w:p>
+        </w:tc>
+      </w:tr>
+      <w:tr>
+        <w:tc>
+          <w:tcPr>
+            <w:tcW w:type="dxa" w:w="5112"/>
+            <w:shd w:val="clear" w:color="auto" w:fill="F1EEEF"/>
+          </w:tcPr>
+          <w:p>
+            <w:pPr>
+              <w:spacing w:after="40"/>
+            </w:pPr>
+            <w:r>
+              <w:rPr>
+                <w:b/>
+                <w:sz w:val="18"/>
+              </w:rPr>
+            </w:r>
+            <w:r>
+              <w:rPr>
+                <w:b/>
+                <w:i w:val="0"/>
+                <w:sz w:val="18"/>
+              </w:rPr>
+              <w:t>★★ Know which drug is in which class</w:t>
+            </w:r>
+          </w:p>
+        </w:tc>
+        <w:tc>
+          <w:tcPr>
+            <w:tcW w:type="dxa" w:w="5112"/>
+          </w:tcPr>
+          <w:p>
+            <w:pPr>
+              <w:spacing w:after="40"/>
+            </w:pPr>
+            <w:r>
+              <w:rPr>
+                <w:sz w:val="18"/>
+              </w:rPr>
+            </w:r>
+            <w:r>
+              <w:rPr>
+                <w:b w:val="0"/>
+                <w:i w:val="0"/>
+                <w:sz w:val="18"/>
+              </w:rPr>
+              <w:t xml:space="preserve">He does not care about channel affinity, but </w:t>
+            </w:r>
+            <w:r>
+              <w:rPr>
+                <w:b/>
+                <w:i w:val="0"/>
+                <w:sz w:val="18"/>
+              </w:rPr>
+              <w:t>you must recognize which drugs fit in 1A, 1B and 1C</w:t>
+            </w:r>
+            <w:r>
+              <w:rPr>
+                <w:b w:val="0"/>
+                <w:i w:val="0"/>
+                <w:sz w:val="18"/>
+              </w:rPr>
+              <w:t xml:space="preserve">. </w:t>
+            </w:r>
+            <w:r>
+              <w:rPr>
+                <w:b/>
+                <w:i w:val="0"/>
+                <w:sz w:val="18"/>
+              </w:rPr>
+              <w:t>1A = PDQ: procainamide, disopyramide, quinidine.</w:t>
+            </w:r>
+            <w:r>
+              <w:rPr>
+                <w:b w:val="0"/>
+                <w:i w:val="0"/>
+                <w:sz w:val="18"/>
+              </w:rPr>
+              <w:t xml:space="preserve"> 1B = lidocaine. 1C = flecainide, propafenone. Class II = beta blockers; class III = amiodarone, dofetilide, sotalol; class IV = verapamil, diltiazem; others = adenosine, digoxin (plus magnesium sulfate).</w:t>
+            </w:r>
+          </w:p>
+        </w:tc>
+      </w:tr>
+      <w:tr>
+        <w:tc>
+          <w:tcPr>
+            <w:tcW w:type="dxa" w:w="5112"/>
+            <w:shd w:val="clear" w:color="auto" w:fill="F1EEEF"/>
+          </w:tcPr>
+          <w:p>
+            <w:pPr>
+              <w:spacing w:after="40"/>
+            </w:pPr>
+            <w:r>
+              <w:rPr>
+                <w:b/>
+                <w:sz w:val="18"/>
+              </w:rPr>
+            </w:r>
+            <w:r>
+              <w:rPr>
+                <w:b/>
+                <w:i w:val="0"/>
+                <w:sz w:val="18"/>
+              </w:rPr>
+              <w:t>★★ The indication trend</w:t>
+            </w:r>
+          </w:p>
+        </w:tc>
+        <w:tc>
+          <w:tcPr>
+            <w:tcW w:type="dxa" w:w="5112"/>
+          </w:tcPr>
+          <w:p>
+            <w:pPr>
+              <w:spacing w:after="40"/>
+            </w:pPr>
+            <w:r>
+              <w:rPr>
+                <w:sz w:val="18"/>
+              </w:rPr>
+            </w:r>
+            <w:r>
+              <w:rPr>
+                <w:b w:val="0"/>
+                <w:i w:val="0"/>
+                <w:sz w:val="18"/>
+              </w:rPr>
+              <w:t xml:space="preserve">Do not memorize the indication list; read the trend. </w:t>
+            </w:r>
+            <w:r>
+              <w:rPr>
+                <w:b/>
+                <w:i w:val="0"/>
+                <w:sz w:val="18"/>
+              </w:rPr>
+              <w:t>Class I and class III: both supraventricular and ventricular arrhythmias</w:t>
+            </w:r>
+            <w:r>
+              <w:rPr>
+                <w:b w:val="0"/>
+                <w:i w:val="0"/>
+                <w:sz w:val="18"/>
+              </w:rPr>
+              <w:t xml:space="preserve"> (except 1B lidocaine: ventricular only). </w:t>
+            </w:r>
+            <w:r>
+              <w:rPr>
+                <w:b/>
+                <w:i w:val="0"/>
+                <w:sz w:val="18"/>
+              </w:rPr>
+              <w:t>Class II, class IV and the miscellaneous agents: supraventricular</w:t>
+            </w:r>
+            <w:r>
+              <w:rPr>
+                <w:b w:val="0"/>
+                <w:i w:val="0"/>
+                <w:sz w:val="18"/>
+              </w:rPr>
+              <w:t xml:space="preserve"> (verapamil and diltiazem are to be avoided in ventricular arrhythmias).</w:t>
+            </w:r>
+          </w:p>
+        </w:tc>
+      </w:tr>
+      <w:tr>
+        <w:tc>
+          <w:tcPr>
+            <w:tcW w:type="dxa" w:w="5112"/>
+            <w:shd w:val="clear" w:color="auto" w:fill="F1EEEF"/>
+          </w:tcPr>
+          <w:p>
+            <w:pPr>
+              <w:spacing w:after="40"/>
+            </w:pPr>
+            <w:r>
+              <w:rPr>
+                <w:b/>
+                <w:sz w:val="18"/>
+              </w:rPr>
+            </w:r>
+            <w:r>
+              <w:rPr>
+                <w:b/>
+                <w:i w:val="0"/>
+                <w:sz w:val="18"/>
+              </w:rPr>
+              <w:t>★ Rate control versus rhythm control</w:t>
+            </w:r>
+          </w:p>
+        </w:tc>
+        <w:tc>
+          <w:tcPr>
+            <w:tcW w:type="dxa" w:w="5112"/>
+          </w:tcPr>
+          <w:p>
+            <w:pPr>
+              <w:spacing w:after="40"/>
+            </w:pPr>
+            <w:r>
+              <w:rPr>
+                <w:sz w:val="18"/>
+              </w:rPr>
+            </w:r>
+            <w:r>
+              <w:rPr>
+                <w:b w:val="0"/>
+                <w:i w:val="0"/>
+                <w:sz w:val="18"/>
+              </w:rPr>
+              <w:t xml:space="preserve">His framing (the slides do not use the words): </w:t>
+            </w:r>
+            <w:r>
+              <w:rPr>
+                <w:b/>
+                <w:i w:val="0"/>
+                <w:sz w:val="18"/>
+              </w:rPr>
+              <w:t>rhythm control</w:t>
+            </w:r>
+            <w:r>
+              <w:rPr>
+                <w:b w:val="0"/>
+                <w:i w:val="0"/>
+                <w:sz w:val="18"/>
+              </w:rPr>
+              <w:t xml:space="preserve"> puts and keeps the patient in normal sinus rhythm (class I; quinidine “maintain rhythm”, dofetilide “normal rhythm in atrial fibrillation”). </w:t>
+            </w:r>
+            <w:r>
+              <w:rPr>
+                <w:b/>
+                <w:i w:val="0"/>
+                <w:sz w:val="18"/>
+              </w:rPr>
+              <w:t>Rate control</w:t>
+            </w:r>
+            <w:r>
+              <w:rPr>
+                <w:b w:val="0"/>
+                <w:i w:val="0"/>
+                <w:sz w:val="18"/>
+              </w:rPr>
+              <w:t xml:space="preserve"> limits how many beats reach the ventricles (class II, class IV; digoxin “slow ventricular rate”).</w:t>
+            </w:r>
+          </w:p>
+        </w:tc>
+      </w:tr>
+      <w:tr>
+        <w:tc>
+          <w:tcPr>
+            <w:tcW w:type="dxa" w:w="5112"/>
+            <w:shd w:val="clear" w:color="auto" w:fill="F1EEEF"/>
+          </w:tcPr>
+          <w:p>
+            <w:pPr>
+              <w:spacing w:after="40"/>
+            </w:pPr>
+            <w:r>
+              <w:rPr>
+                <w:b/>
+                <w:sz w:val="18"/>
+              </w:rPr>
+            </w:r>
+            <w:r>
+              <w:rPr>
+                <w:b/>
+                <w:i w:val="0"/>
+                <w:sz w:val="18"/>
+              </w:rPr>
+              <w:t>Not tested</w:t>
+            </w:r>
+          </w:p>
+        </w:tc>
+        <w:tc>
+          <w:tcPr>
+            <w:tcW w:type="dxa" w:w="5112"/>
+          </w:tcPr>
+          <w:p>
+            <w:pPr>
+              <w:spacing w:after="40"/>
+            </w:pPr>
+            <w:r>
+              <w:rPr>
+                <w:sz w:val="18"/>
+              </w:rPr>
+            </w:r>
+            <w:r>
+              <w:rPr>
+                <w:b/>
+                <w:i w:val="0"/>
+                <w:sz w:val="18"/>
+              </w:rPr>
+              <w:t>Channel affinity (open &gt; inactivated) and dissociation rate</w:t>
+            </w:r>
+            <w:r>
+              <w:rPr>
+                <w:b w:val="0"/>
+                <w:i w:val="0"/>
+                <w:sz w:val="18"/>
+              </w:rPr>
+              <w:t xml:space="preserve"> for 1A, 1B and 1C: he said he would not harp on them.</w:t>
+            </w:r>
+          </w:p>
+        </w:tc>
+      </w:tr>
+      <w:tr>
+        <w:tc>
+          <w:tcPr>
+            <w:tcW w:type="dxa" w:w="5112"/>
+            <w:shd w:val="clear" w:color="auto" w:fill="F1EEEF"/>
+          </w:tcPr>
+          <w:p>
+            <w:pPr>
+              <w:spacing w:after="40"/>
+            </w:pPr>
+            <w:r>
+              <w:rPr>
+                <w:b/>
+                <w:sz w:val="18"/>
+              </w:rPr>
+            </w:r>
+            <w:r>
+              <w:rPr>
+                <w:b/>
+                <w:i w:val="0"/>
+                <w:sz w:val="18"/>
+              </w:rPr>
+              <w:t>★ Torsades de pointes → magnesium sulfate</w:t>
+            </w:r>
+          </w:p>
+        </w:tc>
+        <w:tc>
+          <w:tcPr>
+            <w:tcW w:type="dxa" w:w="5112"/>
+          </w:tcPr>
+          <w:p>
+            <w:pPr>
+              <w:spacing w:after="40"/>
+            </w:pPr>
+            <w:r>
+              <w:rPr>
+                <w:sz w:val="18"/>
+              </w:rPr>
+            </w:r>
+            <w:r>
+              <w:rPr>
+                <w:b w:val="0"/>
+                <w:i w:val="0"/>
+                <w:sz w:val="18"/>
+              </w:rPr>
+              <w:t xml:space="preserve">Torsades de pointes is listed for </w:t>
+            </w:r>
+            <w:r>
+              <w:rPr>
+                <w:b/>
+                <w:i w:val="0"/>
+                <w:sz w:val="18"/>
+              </w:rPr>
+              <w:t>quinidine (2-8%), procainamide, disopyramide, dofetilide (1-3%, marked QT prolongation) and sotalol</w:t>
+            </w:r>
+            <w:r>
+              <w:rPr>
+                <w:b w:val="0"/>
+                <w:i w:val="0"/>
+                <w:sz w:val="18"/>
+              </w:rPr>
+              <w:t xml:space="preserve">. Its treatment: </w:t>
+            </w:r>
+            <w:r>
+              <w:rPr>
+                <w:b/>
+                <w:i w:val="0"/>
+                <w:sz w:val="18"/>
+              </w:rPr>
+              <w:t>intravenous magnesium sulfate</w:t>
+            </w:r>
+            <w:r>
+              <w:rPr>
+                <w:b w:val="0"/>
+                <w:i w:val="0"/>
+                <w:sz w:val="18"/>
+              </w:rPr>
+              <w:t xml:space="preserve"> (“always magnesium sulfate”).</w:t>
+            </w:r>
+          </w:p>
+        </w:tc>
+      </w:tr>
+      <w:tr>
+        <w:tc>
+          <w:tcPr>
+            <w:tcW w:type="dxa" w:w="5112"/>
+            <w:shd w:val="clear" w:color="auto" w:fill="F1EEEF"/>
+          </w:tcPr>
+          <w:p>
+            <w:pPr>
+              <w:spacing w:after="40"/>
+            </w:pPr>
+            <w:r>
+              <w:rPr>
+                <w:b/>
+                <w:sz w:val="18"/>
+              </w:rPr>
+            </w:r>
+            <w:r>
+              <w:rPr>
+                <w:b/>
+                <w:i w:val="0"/>
+                <w:sz w:val="18"/>
+              </w:rPr>
+              <w:t>★ Every antiarrhythmic can cause an arrhythmia</w:t>
+            </w:r>
+          </w:p>
+        </w:tc>
+        <w:tc>
+          <w:tcPr>
+            <w:tcW w:type="dxa" w:w="5112"/>
+          </w:tcPr>
+          <w:p>
+            <w:pPr>
+              <w:spacing w:after="40"/>
+            </w:pPr>
+            <w:r>
+              <w:rPr>
+                <w:sz w:val="18"/>
+              </w:rPr>
+            </w:r>
+            <w:r>
+              <w:rPr>
+                <w:b w:val="0"/>
+                <w:i w:val="0"/>
+                <w:sz w:val="18"/>
+              </w:rPr>
+              <w:t xml:space="preserve">Principles: </w:t>
+            </w:r>
+            <w:r>
+              <w:rPr>
+                <w:b/>
+                <w:i w:val="0"/>
+                <w:sz w:val="18"/>
+              </w:rPr>
+              <w:t>identify and remove precipitating factors first (hypoxia, ischemia, electrolytes)</w:t>
+            </w:r>
+            <w:r>
+              <w:rPr>
+                <w:b w:val="0"/>
+                <w:i w:val="0"/>
+                <w:sz w:val="18"/>
+              </w:rPr>
+              <w:t xml:space="preserve">; set the goal (terminate or prevent); </w:t>
+            </w:r>
+            <w:r>
+              <w:rPr>
+                <w:b/>
+                <w:i w:val="0"/>
+                <w:sz w:val="18"/>
+              </w:rPr>
+              <w:t>all antiarrhythmics may induce arrhythmias</w:t>
+            </w:r>
+            <w:r>
+              <w:rPr>
+                <w:b w:val="0"/>
+                <w:i w:val="0"/>
+                <w:sz w:val="18"/>
+              </w:rPr>
+              <w:t>; ischemia makes the heart a “moving target”.</w:t>
+            </w:r>
+          </w:p>
+        </w:tc>
+      </w:tr>
+      <w:tr>
+        <w:tc>
+          <w:tcPr>
+            <w:tcW w:type="dxa" w:w="5112"/>
+            <w:shd w:val="clear" w:color="auto" w:fill="F1EEEF"/>
+          </w:tcPr>
+          <w:p>
+            <w:pPr>
+              <w:spacing w:after="40"/>
+            </w:pPr>
+            <w:r>
+              <w:rPr>
+                <w:b/>
+                <w:sz w:val="18"/>
+              </w:rPr>
+            </w:r>
+            <w:r>
+              <w:rPr>
+                <w:b/>
+                <w:i w:val="0"/>
+                <w:sz w:val="18"/>
+              </w:rPr>
+              <w:t>Doses</w:t>
+            </w:r>
+          </w:p>
+        </w:tc>
+        <w:tc>
+          <w:tcPr>
+            <w:tcW w:type="dxa" w:w="5112"/>
+          </w:tcPr>
+          <w:p>
+            <w:pPr>
+              <w:spacing w:after="40"/>
+            </w:pPr>
+            <w:r>
+              <w:rPr>
+                <w:sz w:val="18"/>
+              </w:rPr>
+            </w:r>
+            <w:r>
+              <w:rPr>
+                <w:b w:val="0"/>
+                <w:i w:val="0"/>
+                <w:sz w:val="18"/>
+              </w:rPr>
+              <w:t>This site leaves milligram and gram amounts out (including the magnesium sulfate amount); doses are not tested in this course, per the earlier lectures. Half-lives, routes and percentages are kept.</w:t>
+            </w:r>
+          </w:p>
+        </w:tc>
+      </w:tr>
+    </w:tbl>
+    <w:p>
+      <w:pPr>
+        <w:spacing w:after="80"/>
+      </w:pPr>
+    </w:p>
+    <w:p>
+      <w:pPr>
+        <w:pStyle w:val="Heading1"/>
+        <w:spacing w:before="280" w:after="100"/>
+      </w:pPr>
+      <w:r>
+        <w:rPr>
+          <w:rFonts w:ascii="Georgia" w:hAnsi="Georgia"/>
+          <w:color w:val="17494B"/>
+        </w:rPr>
+        <w:t>Antiarrhythmics · classes and the action potential</w:t>
+      </w:r>
+    </w:p>
+    <w:tbl>
+      <w:tblPr>
+        <w:tblStyle w:val="TableGrid"/>
+        <w:tblW w:type="auto" w:w="0"/>
+        <w:jc w:val="center"/>
+        <w:tblLook w:firstColumn="1" w:firstRow="1" w:lastColumn="0" w:lastRow="0" w:noHBand="0" w:noVBand="1" w:val="04A0"/>
+        <w:tblBorders>
+          <w:top w:val="single" w:sz="4" w:space="0" w:color="D8D2D4"/>
+          <w:left w:val="single" w:sz="4" w:space="0" w:color="D8D2D4"/>
+          <w:bottom w:val="single" w:sz="4" w:space="0" w:color="D8D2D4"/>
+          <w:right w:val="single" w:sz="4" w:space="0" w:color="D8D2D4"/>
+          <w:insideH w:val="single" w:sz="4" w:space="0" w:color="D8D2D4"/>
+          <w:insideV w:val="single" w:sz="4" w:space="0" w:color="D8D2D4"/>
+        </w:tblBorders>
+      </w:tblPr>
+      <w:tblGrid>
+        <w:gridCol w:w="5112"/>
+        <w:gridCol w:w="5112"/>
+      </w:tblGrid>
+      <w:tr>
+        <w:tc>
+          <w:tcPr>
+            <w:tcW w:type="dxa" w:w="5112"/>
+            <w:shd w:val="clear" w:color="auto" w:fill="17494B"/>
+          </w:tcPr>
+          <w:p>
+            <w:pPr>
+              <w:spacing w:after="40"/>
+            </w:pPr>
+            <w:r>
+              <w:rPr>
+                <w:b/>
+                <w:color w:val="FFFFFF"/>
+                <w:sz w:val="18"/>
+              </w:rPr>
+            </w:r>
+            <w:r>
+              <w:rPr>
+                <w:b/>
+                <w:i w:val="0"/>
+                <w:color w:val="FFFFFF"/>
+                <w:sz w:val="18"/>
+              </w:rPr>
+              <w:t>Term</w:t>
+            </w:r>
+          </w:p>
+        </w:tc>
+        <w:tc>
+          <w:tcPr>
+            <w:tcW w:type="dxa" w:w="5112"/>
+            <w:shd w:val="clear" w:color="auto" w:fill="17494B"/>
+          </w:tcPr>
+          <w:p>
+            <w:pPr>
+              <w:spacing w:after="40"/>
+            </w:pPr>
+            <w:r>
+              <w:rPr>
+                <w:b/>
+                <w:color w:val="FFFFFF"/>
+                <w:sz w:val="18"/>
+              </w:rPr>
+            </w:r>
+            <w:r>
+              <w:rPr>
+                <w:b/>
+                <w:i w:val="0"/>
+                <w:color w:val="FFFFFF"/>
+                <w:sz w:val="18"/>
+              </w:rPr>
+              <w:t>What you need to know</w:t>
+            </w:r>
+          </w:p>
+        </w:tc>
+      </w:tr>
+      <w:tr>
+        <w:tc>
+          <w:tcPr>
+            <w:tcW w:type="dxa" w:w="5112"/>
+            <w:shd w:val="clear" w:color="auto" w:fill="F1EEEF"/>
+          </w:tcPr>
+          <w:p>
+            <w:pPr>
+              <w:spacing w:after="40"/>
+            </w:pPr>
+            <w:r>
+              <w:rPr>
+                <w:b/>
+                <w:sz w:val="18"/>
+              </w:rPr>
+            </w:r>
+            <w:r>
+              <w:rPr>
+                <w:b/>
+                <w:i w:val="0"/>
+                <w:sz w:val="18"/>
+              </w:rPr>
+              <w:t>Four mechanisms</w:t>
+            </w:r>
+          </w:p>
+        </w:tc>
+        <w:tc>
+          <w:tcPr>
+            <w:tcW w:type="dxa" w:w="5112"/>
+          </w:tcPr>
+          <w:p>
+            <w:pPr>
+              <w:spacing w:after="40"/>
+            </w:pPr>
+            <w:r>
+              <w:rPr>
+                <w:sz w:val="18"/>
+              </w:rPr>
+            </w:r>
+            <w:r>
+              <w:rPr>
+                <w:b/>
+                <w:i w:val="0"/>
+                <w:sz w:val="18"/>
+              </w:rPr>
+              <w:t>Sodium channel blockers</w:t>
+            </w:r>
+            <w:r>
+              <w:rPr>
+                <w:b w:val="0"/>
+                <w:i w:val="0"/>
+                <w:sz w:val="18"/>
+              </w:rPr>
+              <w:t xml:space="preserve">: decrease excitability. </w:t>
+            </w:r>
+            <w:r>
+              <w:rPr>
+                <w:b/>
+                <w:i w:val="0"/>
+                <w:sz w:val="18"/>
+              </w:rPr>
+              <w:t>Potassium channel blockers</w:t>
+            </w:r>
+            <w:r>
+              <w:rPr>
+                <w:b w:val="0"/>
+                <w:i w:val="0"/>
+                <w:sz w:val="18"/>
+              </w:rPr>
+              <w:t xml:space="preserve">: prolong the action potential. </w:t>
+            </w:r>
+            <w:r>
+              <w:rPr>
+                <w:b/>
+                <w:i w:val="0"/>
+                <w:sz w:val="18"/>
+              </w:rPr>
+              <w:t>Beta receptor blockade</w:t>
+            </w:r>
+            <w:r>
+              <w:rPr>
+                <w:b w:val="0"/>
+                <w:i w:val="0"/>
+                <w:sz w:val="18"/>
+              </w:rPr>
+              <w:t xml:space="preserve">: prolongs atrioventricular refractoriness and conduction, </w:t>
+            </w:r>
+            <w:r>
+              <w:rPr>
+                <w:b/>
+                <w:i w:val="0"/>
+                <w:sz w:val="18"/>
+              </w:rPr>
+              <w:t>raises the energy needed for fibrillation</w:t>
+            </w:r>
+            <w:r>
+              <w:rPr>
+                <w:b w:val="0"/>
+                <w:i w:val="0"/>
+                <w:sz w:val="18"/>
+              </w:rPr>
+              <w:t xml:space="preserve">. </w:t>
+            </w:r>
+            <w:r>
+              <w:rPr>
+                <w:b/>
+                <w:i w:val="0"/>
+                <w:sz w:val="18"/>
+              </w:rPr>
+              <w:t>Calcium channel blockers</w:t>
+            </w:r>
+            <w:r>
+              <w:rPr>
+                <w:b w:val="0"/>
+                <w:i w:val="0"/>
+                <w:sz w:val="18"/>
+              </w:rPr>
+              <w:t>: decrease slow-response (nodal) cell excitability.</w:t>
+            </w:r>
+          </w:p>
+        </w:tc>
+      </w:tr>
+      <w:tr>
+        <w:tc>
+          <w:tcPr>
+            <w:tcW w:type="dxa" w:w="5112"/>
+            <w:shd w:val="clear" w:color="auto" w:fill="F1EEEF"/>
+          </w:tcPr>
+          <w:p>
+            <w:pPr>
+              <w:spacing w:after="40"/>
+            </w:pPr>
+            <w:r>
+              <w:rPr>
+                <w:b/>
+                <w:sz w:val="18"/>
+              </w:rPr>
+            </w:r>
+            <w:r>
+              <w:rPr>
+                <w:b/>
+                <w:i w:val="0"/>
+                <w:sz w:val="18"/>
+              </w:rPr>
+              <w:t>Sodium channel states</w:t>
+            </w:r>
+          </w:p>
+        </w:tc>
+        <w:tc>
+          <w:tcPr>
+            <w:tcW w:type="dxa" w:w="5112"/>
+          </w:tcPr>
+          <w:p>
+            <w:pPr>
+              <w:spacing w:after="40"/>
+            </w:pPr>
+            <w:r>
+              <w:rPr>
+                <w:sz w:val="18"/>
+              </w:rPr>
+            </w:r>
+            <w:r>
+              <w:rPr>
+                <w:b/>
+                <w:i w:val="0"/>
+                <w:sz w:val="18"/>
+              </w:rPr>
+              <w:t>Resting</w:t>
+            </w:r>
+            <w:r>
+              <w:rPr>
+                <w:b w:val="0"/>
+                <w:i w:val="0"/>
+                <w:sz w:val="18"/>
+              </w:rPr>
+              <w:t xml:space="preserve"> (closed, no sodium in) → </w:t>
+            </w:r>
+            <w:r>
+              <w:rPr>
+                <w:b/>
+                <w:i w:val="0"/>
+                <w:sz w:val="18"/>
+              </w:rPr>
+              <w:t>activated</w:t>
+            </w:r>
+            <w:r>
+              <w:rPr>
+                <w:b w:val="0"/>
+                <w:i w:val="0"/>
+                <w:sz w:val="18"/>
+              </w:rPr>
+              <w:t xml:space="preserve"> (open, sodium rushes in: phase 0) → </w:t>
+            </w:r>
+            <w:r>
+              <w:rPr>
+                <w:b/>
+                <w:i w:val="0"/>
+                <w:sz w:val="18"/>
+              </w:rPr>
+              <w:t>inactivated</w:t>
+            </w:r>
+            <w:r>
+              <w:rPr>
+                <w:b w:val="0"/>
+                <w:i w:val="0"/>
+                <w:sz w:val="18"/>
+              </w:rPr>
+              <w:t xml:space="preserve"> (gate plugs the channel while the cell repolarizes) → recovery to resting. Class I drugs act on this channel.</w:t>
+            </w:r>
+          </w:p>
+        </w:tc>
+      </w:tr>
+      <w:tr>
+        <w:tc>
+          <w:tcPr>
+            <w:tcW w:type="dxa" w:w="5112"/>
+            <w:shd w:val="clear" w:color="auto" w:fill="F1EEEF"/>
+          </w:tcPr>
+          <w:p>
+            <w:pPr>
+              <w:spacing w:after="40"/>
+            </w:pPr>
+            <w:r>
+              <w:rPr>
+                <w:b/>
+                <w:sz w:val="18"/>
+              </w:rPr>
+            </w:r>
+            <w:r>
+              <w:rPr>
+                <w:b/>
+                <w:i w:val="0"/>
+                <w:sz w:val="18"/>
+              </w:rPr>
+              <w:t>Ischemia moves the target</w:t>
+            </w:r>
+          </w:p>
+        </w:tc>
+        <w:tc>
+          <w:tcPr>
+            <w:tcW w:type="dxa" w:w="5112"/>
+          </w:tcPr>
+          <w:p>
+            <w:pPr>
+              <w:spacing w:after="40"/>
+            </w:pPr>
+            <w:r>
+              <w:rPr>
+                <w:sz w:val="18"/>
+              </w:rPr>
+            </w:r>
+            <w:r>
+              <w:rPr>
+                <w:b/>
+                <w:i w:val="0"/>
+                <w:sz w:val="18"/>
+              </w:rPr>
+              <w:t>Ischemia may alter the resting membrane potential</w:t>
+            </w:r>
+            <w:r>
+              <w:rPr>
+                <w:b w:val="0"/>
+                <w:i w:val="0"/>
+                <w:sz w:val="18"/>
+              </w:rPr>
+              <w:t xml:space="preserve">, so the target shifts. That is why </w:t>
+            </w:r>
+            <w:r>
+              <w:rPr>
+                <w:b/>
+                <w:i w:val="0"/>
+                <w:sz w:val="18"/>
+              </w:rPr>
+              <w:t>lidocaine (1B) acts mainly on ischemic tissue</w:t>
+            </w:r>
+            <w:r>
+              <w:rPr>
+                <w:b w:val="0"/>
+                <w:i w:val="0"/>
+                <w:sz w:val="18"/>
+              </w:rPr>
+              <w:t xml:space="preserve"> and leaves normal tissue largely alone.</w:t>
+            </w:r>
+          </w:p>
+        </w:tc>
+      </w:tr>
+      <w:tr>
+        <w:tc>
+          <w:tcPr>
+            <w:tcW w:type="dxa" w:w="5112"/>
+            <w:shd w:val="clear" w:color="auto" w:fill="F1EEEF"/>
+          </w:tcPr>
+          <w:p>
+            <w:pPr>
+              <w:spacing w:after="40"/>
+            </w:pPr>
+            <w:r>
+              <w:rPr>
+                <w:b/>
+                <w:sz w:val="18"/>
+              </w:rPr>
+            </w:r>
+            <w:r>
+              <w:rPr>
+                <w:b/>
+                <w:i w:val="0"/>
+                <w:sz w:val="18"/>
+              </w:rPr>
+              <w:t>Reading the pictures</w:t>
+            </w:r>
+          </w:p>
+        </w:tc>
+        <w:tc>
+          <w:tcPr>
+            <w:tcW w:type="dxa" w:w="5112"/>
+          </w:tcPr>
+          <w:p>
+            <w:pPr>
+              <w:spacing w:after="40"/>
+            </w:pPr>
+            <w:r>
+              <w:rPr>
+                <w:sz w:val="18"/>
+              </w:rPr>
+            </w:r>
+            <w:r>
+              <w:rPr>
+                <w:b w:val="0"/>
+                <w:i w:val="0"/>
+                <w:sz w:val="18"/>
+              </w:rPr>
+              <w:t xml:space="preserve">Solid line = normal; dashed = with the drug. </w:t>
+            </w:r>
+            <w:r>
+              <w:rPr>
+                <w:b/>
+                <w:i w:val="0"/>
+                <w:sz w:val="18"/>
+              </w:rPr>
+              <w:t>1A</w:t>
+            </w:r>
+            <w:r>
+              <w:rPr>
+                <w:b w:val="0"/>
+                <w:i w:val="0"/>
+                <w:sz w:val="18"/>
+              </w:rPr>
+              <w:t xml:space="preserve">: slower, lower phase 0, longer action potential. </w:t>
+            </w:r>
+            <w:r>
+              <w:rPr>
+                <w:b/>
+                <w:i w:val="0"/>
+                <w:sz w:val="18"/>
+              </w:rPr>
+              <w:t>1B</w:t>
+            </w:r>
+            <w:r>
+              <w:rPr>
+                <w:b w:val="0"/>
+                <w:i w:val="0"/>
+                <w:sz w:val="18"/>
+              </w:rPr>
+              <w:t xml:space="preserve">: same upstroke, phase 3 ends sooner (shorter). </w:t>
+            </w:r>
+            <w:r>
+              <w:rPr>
+                <w:b/>
+                <w:i w:val="0"/>
+                <w:sz w:val="18"/>
+              </w:rPr>
+              <w:t>1C</w:t>
+            </w:r>
+            <w:r>
+              <w:rPr>
+                <w:b w:val="0"/>
+                <w:i w:val="0"/>
+                <w:sz w:val="18"/>
+              </w:rPr>
+              <w:t xml:space="preserve">: markedly slower phase 0. </w:t>
+            </w:r>
+            <w:r>
+              <w:rPr>
+                <w:b/>
+                <w:i w:val="0"/>
+                <w:sz w:val="18"/>
+              </w:rPr>
+              <w:t>III</w:t>
+            </w:r>
+            <w:r>
+              <w:rPr>
+                <w:b w:val="0"/>
+                <w:i w:val="0"/>
+                <w:sz w:val="18"/>
+              </w:rPr>
+              <w:t xml:space="preserve">: same upstroke, phase 3 delayed (longer). </w:t>
+            </w:r>
+            <w:r>
+              <w:rPr>
+                <w:b/>
+                <w:i w:val="0"/>
+                <w:sz w:val="18"/>
+              </w:rPr>
+              <w:t>II and IV</w:t>
+            </w:r>
+            <w:r>
+              <w:rPr>
+                <w:b w:val="0"/>
+                <w:i w:val="0"/>
+                <w:sz w:val="18"/>
+              </w:rPr>
+              <w:t>: flatter phase 4 in pacemaker cells, so the next beat comes later.</w:t>
+            </w:r>
+          </w:p>
+        </w:tc>
+      </w:tr>
+      <w:tr>
+        <w:tc>
+          <w:tcPr>
+            <w:tcW w:type="dxa" w:w="5112"/>
+            <w:shd w:val="clear" w:color="auto" w:fill="F1EEEF"/>
+          </w:tcPr>
+          <w:p>
+            <w:pPr>
+              <w:spacing w:after="40"/>
+            </w:pPr>
+            <w:r>
+              <w:rPr>
+                <w:b/>
+                <w:sz w:val="18"/>
+              </w:rPr>
+            </w:r>
+            <w:r>
+              <w:rPr>
+                <w:b/>
+                <w:i w:val="0"/>
+                <w:sz w:val="18"/>
+              </w:rPr>
+              <w:t>Memory aid: the nightclub</w:t>
+            </w:r>
+          </w:p>
+        </w:tc>
+        <w:tc>
+          <w:tcPr>
+            <w:tcW w:type="dxa" w:w="5112"/>
+          </w:tcPr>
+          <w:p>
+            <w:pPr>
+              <w:spacing w:after="40"/>
+            </w:pPr>
+            <w:r>
+              <w:rPr>
+                <w:sz w:val="18"/>
+              </w:rPr>
+            </w:r>
+            <w:r>
+              <w:rPr>
+                <w:b w:val="0"/>
+                <w:i/>
+                <w:sz w:val="18"/>
+              </w:rPr>
+              <w:t>A story, not a fact source.</w:t>
+            </w:r>
+            <w:r>
+              <w:rPr>
+                <w:b w:val="0"/>
+                <w:i w:val="0"/>
+                <w:sz w:val="18"/>
+              </w:rPr>
+              <w:t xml:space="preserve"> Sinoatrial node = DJ; atrioventricular node = the door; ventricles = the main room. </w:t>
+            </w:r>
+            <w:r>
+              <w:rPr>
+                <w:b/>
+                <w:i w:val="0"/>
+                <w:sz w:val="18"/>
+              </w:rPr>
+              <w:t>Rate control works the door</w:t>
+            </w:r>
+            <w:r>
+              <w:rPr>
+                <w:b w:val="0"/>
+                <w:i w:val="0"/>
+                <w:sz w:val="18"/>
+              </w:rPr>
+              <w:t xml:space="preserve">: class II beta blockers are the bouncer, class IV a second bouncer using calcium, digoxin turns up the calming (parasympathetic) music. Door staff cannot stop a fight inside the main room (II and IV: supraventricular only). </w:t>
+            </w:r>
+            <w:r>
+              <w:rPr>
+                <w:b/>
+                <w:i w:val="0"/>
+                <w:sz w:val="18"/>
+              </w:rPr>
+              <w:t>Rhythm control works on the dancers</w:t>
+            </w:r>
+            <w:r>
+              <w:rPr>
+                <w:b w:val="0"/>
+                <w:i w:val="0"/>
+                <w:sz w:val="18"/>
+              </w:rPr>
+              <w:t>: class I slows the first step (phase 0), class III makes them rest longer (phase 3). Rest too long and the floor twists (torsades), untwisted by magnesium. Adenosine flips the power off for 2 to 3 seconds.</w:t>
+            </w:r>
+          </w:p>
+        </w:tc>
+      </w:tr>
+    </w:tbl>
+    <w:p>
+      <w:pPr>
+        <w:spacing w:after="80"/>
+      </w:pPr>
+    </w:p>
+    <w:p>
+      <w:pPr>
+        <w:pStyle w:val="Heading1"/>
+        <w:spacing w:before="280" w:after="100"/>
+      </w:pPr>
+      <w:r>
+        <w:rPr>
+          <w:rFonts w:ascii="Georgia" w:hAnsi="Georgia"/>
+          <w:color w:val="17494B"/>
+        </w:rPr>
+        <w:t>Class IA · quinidine, procainamide, disopyramide (PDQ)</w:t>
+      </w:r>
+    </w:p>
+    <w:tbl>
+      <w:tblPr>
+        <w:tblStyle w:val="TableGrid"/>
+        <w:tblW w:type="auto" w:w="0"/>
+        <w:jc w:val="center"/>
+        <w:tblLook w:firstColumn="1" w:firstRow="1" w:lastColumn="0" w:lastRow="0" w:noHBand="0" w:noVBand="1" w:val="04A0"/>
+        <w:tblBorders>
+          <w:top w:val="single" w:sz="4" w:space="0" w:color="D8D2D4"/>
+          <w:left w:val="single" w:sz="4" w:space="0" w:color="D8D2D4"/>
+          <w:bottom w:val="single" w:sz="4" w:space="0" w:color="D8D2D4"/>
+          <w:right w:val="single" w:sz="4" w:space="0" w:color="D8D2D4"/>
+          <w:insideH w:val="single" w:sz="4" w:space="0" w:color="D8D2D4"/>
+          <w:insideV w:val="single" w:sz="4" w:space="0" w:color="D8D2D4"/>
+        </w:tblBorders>
+      </w:tblPr>
+      <w:tblGrid>
+        <w:gridCol w:w="5112"/>
+        <w:gridCol w:w="5112"/>
+      </w:tblGrid>
+      <w:tr>
+        <w:tc>
+          <w:tcPr>
+            <w:tcW w:type="dxa" w:w="5112"/>
+            <w:shd w:val="clear" w:color="auto" w:fill="17494B"/>
+          </w:tcPr>
+          <w:p>
+            <w:pPr>
+              <w:spacing w:after="40"/>
+            </w:pPr>
+            <w:r>
+              <w:rPr>
+                <w:b/>
+                <w:color w:val="FFFFFF"/>
+                <w:sz w:val="18"/>
+              </w:rPr>
+            </w:r>
+            <w:r>
+              <w:rPr>
+                <w:b/>
+                <w:i w:val="0"/>
+                <w:color w:val="FFFFFF"/>
+                <w:sz w:val="18"/>
+              </w:rPr>
+              <w:t>Term</w:t>
+            </w:r>
+          </w:p>
+        </w:tc>
+        <w:tc>
+          <w:tcPr>
+            <w:tcW w:type="dxa" w:w="5112"/>
+            <w:shd w:val="clear" w:color="auto" w:fill="17494B"/>
+          </w:tcPr>
+          <w:p>
+            <w:pPr>
+              <w:spacing w:after="40"/>
+            </w:pPr>
+            <w:r>
+              <w:rPr>
+                <w:b/>
+                <w:color w:val="FFFFFF"/>
+                <w:sz w:val="18"/>
+              </w:rPr>
+            </w:r>
+            <w:r>
+              <w:rPr>
+                <w:b/>
+                <w:i w:val="0"/>
+                <w:color w:val="FFFFFF"/>
+                <w:sz w:val="18"/>
+              </w:rPr>
+              <w:t>What you need to know</w:t>
+            </w:r>
+          </w:p>
+        </w:tc>
+      </w:tr>
+      <w:tr>
+        <w:tc>
+          <w:tcPr>
+            <w:tcW w:type="dxa" w:w="5112"/>
+            <w:shd w:val="clear" w:color="auto" w:fill="F1EEEF"/>
+          </w:tcPr>
+          <w:p>
+            <w:pPr>
+              <w:spacing w:after="40"/>
+            </w:pPr>
+            <w:r>
+              <w:rPr>
+                <w:b/>
+                <w:sz w:val="18"/>
+              </w:rPr>
+            </w:r>
+            <w:r>
+              <w:rPr>
+                <w:b/>
+                <w:i w:val="0"/>
+                <w:sz w:val="18"/>
+              </w:rPr>
+              <w:t>Class IA actions</w:t>
+            </w:r>
+          </w:p>
+        </w:tc>
+        <w:tc>
+          <w:tcPr>
+            <w:tcW w:type="dxa" w:w="5112"/>
+          </w:tcPr>
+          <w:p>
+            <w:pPr>
+              <w:spacing w:after="40"/>
+            </w:pPr>
+            <w:r>
+              <w:rPr>
+                <w:sz w:val="18"/>
+              </w:rPr>
+            </w:r>
+            <w:r>
+              <w:rPr>
+                <w:b/>
+                <w:i w:val="0"/>
+                <w:sz w:val="18"/>
+              </w:rPr>
+              <w:t>Slow phase 0, slow conduction, prolong the action potential.</w:t>
+            </w:r>
+            <w:r>
+              <w:rPr>
+                <w:b w:val="0"/>
+                <w:i w:val="0"/>
+                <w:sz w:val="18"/>
+              </w:rPr>
+              <w:t xml:space="preserve"> Indications (class): supraventricular tachycardia, ventricular tachycardia, prevention of ventricular fibrillation and premature ventricular contractions.</w:t>
+            </w:r>
+          </w:p>
+        </w:tc>
+      </w:tr>
+      <w:tr>
+        <w:tc>
+          <w:tcPr>
+            <w:tcW w:type="dxa" w:w="5112"/>
+            <w:shd w:val="clear" w:color="auto" w:fill="F1EEEF"/>
+          </w:tcPr>
+          <w:p>
+            <w:pPr>
+              <w:spacing w:after="40"/>
+            </w:pPr>
+            <w:r>
+              <w:rPr>
+                <w:b/>
+                <w:sz w:val="18"/>
+              </w:rPr>
+            </w:r>
+            <w:r>
+              <w:rPr>
+                <w:b/>
+                <w:i w:val="0"/>
+                <w:sz w:val="18"/>
+              </w:rPr>
+              <w:t>Quinidine: what it is and does</w:t>
+            </w:r>
+          </w:p>
+        </w:tc>
+        <w:tc>
+          <w:tcPr>
+            <w:tcW w:type="dxa" w:w="5112"/>
+          </w:tcPr>
+          <w:p>
+            <w:pPr>
+              <w:spacing w:after="40"/>
+            </w:pPr>
+            <w:r>
+              <w:rPr>
+                <w:sz w:val="18"/>
+              </w:rPr>
+            </w:r>
+            <w:r>
+              <w:rPr>
+                <w:b/>
+                <w:i w:val="0"/>
+                <w:sz w:val="18"/>
+              </w:rPr>
+              <w:t>D-isomer of quinine.</w:t>
+            </w:r>
+            <w:r>
+              <w:rPr>
+                <w:b w:val="0"/>
+                <w:i w:val="0"/>
+                <w:sz w:val="18"/>
+              </w:rPr>
+              <w:t xml:space="preserve"> Slows conduction, </w:t>
+            </w:r>
+            <w:r>
+              <w:rPr>
+                <w:b/>
+                <w:i w:val="0"/>
+                <w:sz w:val="18"/>
+              </w:rPr>
+              <w:t>prolongs the refractory period</w:t>
+            </w:r>
+            <w:r>
+              <w:rPr>
+                <w:b w:val="0"/>
+                <w:i w:val="0"/>
+                <w:sz w:val="18"/>
+              </w:rPr>
+              <w:t xml:space="preserve">, slows phase 0, raises the excitability threshold, decreases automaticity. Indirect: </w:t>
+            </w:r>
+            <w:r>
+              <w:rPr>
+                <w:b/>
+                <w:i w:val="0"/>
+                <w:sz w:val="18"/>
+              </w:rPr>
+              <w:t>anticholinergic</w:t>
+            </w:r>
+            <w:r>
+              <w:rPr>
+                <w:b w:val="0"/>
+                <w:i w:val="0"/>
+                <w:sz w:val="18"/>
+              </w:rPr>
+              <w:t xml:space="preserve">; </w:t>
+            </w:r>
+            <w:r>
+              <w:rPr>
+                <w:b/>
+                <w:i w:val="0"/>
+                <w:sz w:val="18"/>
+              </w:rPr>
+              <w:t>alpha blocker at higher doses</w:t>
+            </w:r>
+            <w:r>
+              <w:rPr>
+                <w:b w:val="0"/>
+                <w:i w:val="0"/>
+                <w:sz w:val="18"/>
+              </w:rPr>
+              <w:t xml:space="preserve"> (hence hypotension).</w:t>
+            </w:r>
+          </w:p>
+        </w:tc>
+      </w:tr>
+      <w:tr>
+        <w:tc>
+          <w:tcPr>
+            <w:tcW w:type="dxa" w:w="5112"/>
+            <w:shd w:val="clear" w:color="auto" w:fill="F1EEEF"/>
+          </w:tcPr>
+          <w:p>
+            <w:pPr>
+              <w:spacing w:after="40"/>
+            </w:pPr>
+            <w:r>
+              <w:rPr>
+                <w:b/>
+                <w:sz w:val="18"/>
+              </w:rPr>
+            </w:r>
+            <w:r>
+              <w:rPr>
+                <w:b/>
+                <w:i w:val="0"/>
+                <w:sz w:val="18"/>
+              </w:rPr>
+              <w:t>Quinidine: uses and interaction</w:t>
+            </w:r>
+          </w:p>
+        </w:tc>
+        <w:tc>
+          <w:tcPr>
+            <w:tcW w:type="dxa" w:w="5112"/>
+          </w:tcPr>
+          <w:p>
+            <w:pPr>
+              <w:spacing w:after="40"/>
+            </w:pPr>
+            <w:r>
+              <w:rPr>
+                <w:sz w:val="18"/>
+              </w:rPr>
+            </w:r>
+            <w:r>
+              <w:rPr>
+                <w:b/>
+                <w:i w:val="0"/>
+                <w:sz w:val="18"/>
+              </w:rPr>
+              <w:t>Maintain rhythm with atrial flutter or fibrillation</w:t>
+            </w:r>
+            <w:r>
+              <w:rPr>
+                <w:b w:val="0"/>
+                <w:i w:val="0"/>
+                <w:sz w:val="18"/>
+              </w:rPr>
+              <w:t>; control ventricular tachycardia; conversion of flutter and fibrillation (</w:t>
+            </w:r>
+            <w:r>
+              <w:rPr>
+                <w:b/>
+                <w:i w:val="0"/>
+                <w:sz w:val="18"/>
+              </w:rPr>
+              <w:t>very limited use</w:t>
+            </w:r>
+            <w:r>
+              <w:rPr>
+                <w:b w:val="0"/>
+                <w:i w:val="0"/>
+                <w:sz w:val="18"/>
+              </w:rPr>
+              <w:t xml:space="preserve">). </w:t>
+            </w:r>
+            <w:r>
+              <w:rPr>
+                <w:b/>
+                <w:i w:val="0"/>
+                <w:sz w:val="18"/>
+              </w:rPr>
+              <w:t>CYP2D6 (cytochrome P450 2D6) inhibitor</w:t>
+            </w:r>
+            <w:r>
+              <w:rPr>
+                <w:b w:val="0"/>
+                <w:i w:val="0"/>
+                <w:sz w:val="18"/>
+              </w:rPr>
+              <w:t xml:space="preserve"> (codeine, morphine).</w:t>
+            </w:r>
+          </w:p>
+        </w:tc>
+      </w:tr>
+      <w:tr>
+        <w:tc>
+          <w:tcPr>
+            <w:tcW w:type="dxa" w:w="5112"/>
+            <w:shd w:val="clear" w:color="auto" w:fill="F1EEEF"/>
+          </w:tcPr>
+          <w:p>
+            <w:pPr>
+              <w:spacing w:after="40"/>
+            </w:pPr>
+            <w:r>
+              <w:rPr>
+                <w:b/>
+                <w:sz w:val="18"/>
+              </w:rPr>
+            </w:r>
+            <w:r>
+              <w:rPr>
+                <w:b/>
+                <w:i w:val="0"/>
+                <w:sz w:val="18"/>
+              </w:rPr>
+              <w:t>★ Quinidine toxicity</w:t>
+            </w:r>
+          </w:p>
+        </w:tc>
+        <w:tc>
+          <w:tcPr>
+            <w:tcW w:type="dxa" w:w="5112"/>
+          </w:tcPr>
+          <w:p>
+            <w:pPr>
+              <w:spacing w:after="40"/>
+            </w:pPr>
+            <w:r>
+              <w:rPr>
+                <w:sz w:val="18"/>
+              </w:rPr>
+            </w:r>
+            <w:r>
+              <w:rPr>
+                <w:b/>
+                <w:i w:val="0"/>
+                <w:sz w:val="18"/>
+              </w:rPr>
+              <w:t>Nausea, vomiting, diarrhea (30-50%)</w:t>
+            </w:r>
+            <w:r>
+              <w:rPr>
+                <w:b w:val="0"/>
+                <w:i w:val="0"/>
+                <w:sz w:val="18"/>
+              </w:rPr>
+              <w:t xml:space="preserve">; ventricular and atrial arrhythmias; hypotension; </w:t>
+            </w:r>
+            <w:r>
+              <w:rPr>
+                <w:b/>
+                <w:i w:val="0"/>
+                <w:sz w:val="18"/>
+              </w:rPr>
+              <w:t>thrombocytopenia (may be fatal)</w:t>
+            </w:r>
+            <w:r>
+              <w:rPr>
+                <w:b w:val="0"/>
+                <w:i w:val="0"/>
+                <w:sz w:val="18"/>
+              </w:rPr>
+              <w:t xml:space="preserve">; </w:t>
+            </w:r>
+            <w:r>
+              <w:rPr>
+                <w:b/>
+                <w:i w:val="0"/>
+                <w:sz w:val="18"/>
+              </w:rPr>
+              <w:t>cinchonism = tinnitus, dizziness, blurred vision</w:t>
+            </w:r>
+            <w:r>
+              <w:rPr>
+                <w:b w:val="0"/>
+                <w:i w:val="0"/>
+                <w:sz w:val="18"/>
+              </w:rPr>
+              <w:t xml:space="preserve">; </w:t>
+            </w:r>
+            <w:r>
+              <w:rPr>
+                <w:b/>
+                <w:i w:val="0"/>
+                <w:sz w:val="18"/>
+              </w:rPr>
+              <w:t>quinidine sudden death</w:t>
+            </w:r>
+            <w:r>
+              <w:rPr>
+                <w:b w:val="0"/>
+                <w:i w:val="0"/>
+                <w:sz w:val="18"/>
+              </w:rPr>
+              <w:t xml:space="preserve">; </w:t>
+            </w:r>
+            <w:r>
+              <w:rPr>
+                <w:b/>
+                <w:i w:val="0"/>
+                <w:sz w:val="18"/>
+              </w:rPr>
+              <w:t>torsades de pointes (2-8%)</w:t>
+            </w:r>
+            <w:r>
+              <w:rPr>
+                <w:b w:val="0"/>
+                <w:i w:val="0"/>
+                <w:sz w:val="18"/>
+              </w:rPr>
+              <w:t>; immunological reactions.</w:t>
+            </w:r>
+          </w:p>
+        </w:tc>
+      </w:tr>
+      <w:tr>
+        <w:tc>
+          <w:tcPr>
+            <w:tcW w:type="dxa" w:w="5112"/>
+            <w:shd w:val="clear" w:color="auto" w:fill="F1EEEF"/>
+          </w:tcPr>
+          <w:p>
+            <w:pPr>
+              <w:spacing w:after="40"/>
+            </w:pPr>
+            <w:r>
+              <w:rPr>
+                <w:b/>
+                <w:sz w:val="18"/>
+              </w:rPr>
+            </w:r>
+            <w:r>
+              <w:rPr>
+                <w:b/>
+                <w:i w:val="0"/>
+                <w:sz w:val="18"/>
+              </w:rPr>
+              <w:t>Procainamide: kinetics</w:t>
+            </w:r>
+          </w:p>
+        </w:tc>
+        <w:tc>
+          <w:tcPr>
+            <w:tcW w:type="dxa" w:w="5112"/>
+          </w:tcPr>
+          <w:p>
+            <w:pPr>
+              <w:spacing w:after="40"/>
+            </w:pPr>
+            <w:r>
+              <w:rPr>
+                <w:sz w:val="18"/>
+              </w:rPr>
+            </w:r>
+            <w:r>
+              <w:rPr>
+                <w:b w:val="0"/>
+                <w:i w:val="0"/>
+                <w:sz w:val="18"/>
+              </w:rPr>
+              <w:t xml:space="preserve">Amide derivative of procaine. </w:t>
+            </w:r>
+            <w:r>
+              <w:rPr>
+                <w:b/>
+                <w:i w:val="0"/>
+                <w:sz w:val="18"/>
+              </w:rPr>
+              <w:t>Short duration (3-4 hours) → slow-release preparation.</w:t>
+            </w:r>
+            <w:r>
+              <w:rPr>
+                <w:b w:val="0"/>
+                <w:i w:val="0"/>
+                <w:sz w:val="18"/>
+              </w:rPr>
+              <w:t xml:space="preserve"> Less anticholinergic than quinidine, </w:t>
+            </w:r>
+            <w:r>
+              <w:rPr>
+                <w:b/>
+                <w:i w:val="0"/>
+                <w:sz w:val="18"/>
+              </w:rPr>
+              <w:t>no alpha block</w:t>
+            </w:r>
+            <w:r>
+              <w:rPr>
+                <w:b w:val="0"/>
+                <w:i w:val="0"/>
+                <w:sz w:val="18"/>
+              </w:rPr>
+              <w:t xml:space="preserve">. </w:t>
+            </w:r>
+            <w:r>
+              <w:rPr>
+                <w:b/>
+                <w:i w:val="0"/>
+                <w:sz w:val="18"/>
+              </w:rPr>
+              <w:t>Active acetylated metabolite NAPA (N-acetylprocainamide) has class III activity</w:t>
+            </w:r>
+            <w:r>
+              <w:rPr>
+                <w:b w:val="0"/>
+                <w:i w:val="0"/>
+                <w:sz w:val="18"/>
+              </w:rPr>
+              <w:t>; fast acetylators may make more of it.</w:t>
+            </w:r>
+          </w:p>
+        </w:tc>
+      </w:tr>
+      <w:tr>
+        <w:tc>
+          <w:tcPr>
+            <w:tcW w:type="dxa" w:w="5112"/>
+            <w:shd w:val="clear" w:color="auto" w:fill="F1EEEF"/>
+          </w:tcPr>
+          <w:p>
+            <w:pPr>
+              <w:spacing w:after="40"/>
+            </w:pPr>
+            <w:r>
+              <w:rPr>
+                <w:b/>
+                <w:sz w:val="18"/>
+              </w:rPr>
+            </w:r>
+            <w:r>
+              <w:rPr>
+                <w:b/>
+                <w:i w:val="0"/>
+                <w:sz w:val="18"/>
+              </w:rPr>
+              <w:t>★ Procainamide adverse effects</w:t>
+            </w:r>
+          </w:p>
+        </w:tc>
+        <w:tc>
+          <w:tcPr>
+            <w:tcW w:type="dxa" w:w="5112"/>
+          </w:tcPr>
+          <w:p>
+            <w:pPr>
+              <w:spacing w:after="40"/>
+            </w:pPr>
+            <w:r>
+              <w:rPr>
+                <w:sz w:val="18"/>
+              </w:rPr>
+            </w:r>
+            <w:r>
+              <w:rPr>
+                <w:b/>
+                <w:i w:val="0"/>
+                <w:sz w:val="18"/>
+              </w:rPr>
+              <w:t>Lupus-like syndrome (25-50%, more often in slow acetylators)</w:t>
+            </w:r>
+            <w:r>
+              <w:rPr>
+                <w:b w:val="0"/>
+                <w:i w:val="0"/>
+                <w:sz w:val="18"/>
+              </w:rPr>
+              <w:t xml:space="preserve">; hypotension; slowed conduction; nausea; </w:t>
+            </w:r>
+            <w:r>
+              <w:rPr>
+                <w:b/>
+                <w:i w:val="0"/>
+                <w:sz w:val="18"/>
+              </w:rPr>
+              <w:t>torsades de pointes</w:t>
+            </w:r>
+            <w:r>
+              <w:rPr>
+                <w:b w:val="0"/>
+                <w:i w:val="0"/>
+                <w:sz w:val="18"/>
+              </w:rPr>
+              <w:t xml:space="preserve">; </w:t>
+            </w:r>
+            <w:r>
+              <w:rPr>
+                <w:b/>
+                <w:i w:val="0"/>
+                <w:sz w:val="18"/>
+              </w:rPr>
+              <w:t>bone marrow suppression (0.2%)</w:t>
+            </w:r>
+            <w:r>
+              <w:rPr>
+                <w:b w:val="0"/>
+                <w:i w:val="0"/>
+                <w:sz w:val="18"/>
+              </w:rPr>
+              <w:t xml:space="preserve">. </w:t>
+            </w:r>
+            <w:r>
+              <w:rPr>
+                <w:b/>
+                <w:i w:val="0"/>
+                <w:sz w:val="18"/>
+              </w:rPr>
+              <w:t>Intravenous: better tolerated than quinidine. Oral: poorly tolerated long term.</w:t>
+            </w:r>
+          </w:p>
+        </w:tc>
+      </w:tr>
+      <w:tr>
+        <w:tc>
+          <w:tcPr>
+            <w:tcW w:type="dxa" w:w="5112"/>
+            <w:shd w:val="clear" w:color="auto" w:fill="F1EEEF"/>
+          </w:tcPr>
+          <w:p>
+            <w:pPr>
+              <w:spacing w:after="40"/>
+            </w:pPr>
+            <w:r>
+              <w:rPr>
+                <w:b/>
+                <w:sz w:val="18"/>
+              </w:rPr>
+            </w:r>
+            <w:r>
+              <w:rPr>
+                <w:b/>
+                <w:i w:val="0"/>
+                <w:sz w:val="18"/>
+              </w:rPr>
+              <w:t>Disopyramide</w:t>
+            </w:r>
+          </w:p>
+        </w:tc>
+        <w:tc>
+          <w:tcPr>
+            <w:tcW w:type="dxa" w:w="5112"/>
+          </w:tcPr>
+          <w:p>
+            <w:pPr>
+              <w:spacing w:after="40"/>
+            </w:pPr>
+            <w:r>
+              <w:rPr>
+                <w:sz w:val="18"/>
+              </w:rPr>
+            </w:r>
+            <w:r>
+              <w:rPr>
+                <w:b w:val="0"/>
+                <w:i w:val="0"/>
+                <w:sz w:val="18"/>
+              </w:rPr>
+              <w:t xml:space="preserve">Like quinidine, but </w:t>
+            </w:r>
+            <w:r>
+              <w:rPr>
+                <w:b/>
+                <w:i w:val="0"/>
+                <w:sz w:val="18"/>
+              </w:rPr>
+              <w:t>more anticholinergic</w:t>
+            </w:r>
+            <w:r>
+              <w:rPr>
+                <w:b w:val="0"/>
+                <w:i w:val="0"/>
+                <w:sz w:val="18"/>
+              </w:rPr>
+              <w:t xml:space="preserve"> and </w:t>
+            </w:r>
+            <w:r>
+              <w:rPr>
+                <w:b/>
+                <w:i w:val="0"/>
+                <w:sz w:val="18"/>
+              </w:rPr>
+              <w:t>negative inotropic</w:t>
+            </w:r>
+            <w:r>
+              <w:rPr>
+                <w:b w:val="0"/>
+                <w:i w:val="0"/>
+                <w:sz w:val="18"/>
+              </w:rPr>
+              <w:t xml:space="preserve">. For ventricular tachycardia and supraventricular arrhythmias (flutter, fibrillation). Toxicity: hypotension, antimuscarinic effects, conduction disturbances, </w:t>
+            </w:r>
+            <w:r>
+              <w:rPr>
+                <w:b/>
+                <w:i w:val="0"/>
+                <w:sz w:val="18"/>
+              </w:rPr>
+              <w:t>congestive heart failure (lower contractility)</w:t>
+            </w:r>
+            <w:r>
+              <w:rPr>
+                <w:b w:val="0"/>
+                <w:i w:val="0"/>
+                <w:sz w:val="18"/>
+              </w:rPr>
+              <w:t xml:space="preserve">, torsades. </w:t>
+            </w:r>
+            <w:r>
+              <w:rPr>
+                <w:b/>
+                <w:i w:val="0"/>
+                <w:sz w:val="18"/>
+              </w:rPr>
+              <w:t>Contraindicated: heart block, hypersensitivity, glaucoma.</w:t>
+            </w:r>
+          </w:p>
+        </w:tc>
+      </w:tr>
+      <w:tr>
+        <w:tc>
+          <w:tcPr>
+            <w:tcW w:type="dxa" w:w="5112"/>
+            <w:shd w:val="clear" w:color="auto" w:fill="F1EEEF"/>
+          </w:tcPr>
+          <w:p>
+            <w:pPr>
+              <w:spacing w:after="40"/>
+            </w:pPr>
+            <w:r>
+              <w:rPr>
+                <w:b/>
+                <w:sz w:val="18"/>
+              </w:rPr>
+            </w:r>
+            <w:r>
+              <w:rPr>
+                <w:b/>
+                <w:i w:val="0"/>
+                <w:sz w:val="18"/>
+              </w:rPr>
+              <w:t>Telling PDQ apart</w:t>
+            </w:r>
+          </w:p>
+        </w:tc>
+        <w:tc>
+          <w:tcPr>
+            <w:tcW w:type="dxa" w:w="5112"/>
+          </w:tcPr>
+          <w:p>
+            <w:pPr>
+              <w:spacing w:after="40"/>
+            </w:pPr>
+            <w:r>
+              <w:rPr>
+                <w:sz w:val="18"/>
+              </w:rPr>
+            </w:r>
+            <w:r>
+              <w:rPr>
+                <w:b/>
+                <w:i w:val="0"/>
+                <w:sz w:val="18"/>
+              </w:rPr>
+              <w:t>Cinchonism, diarrhea, fatal thrombocytopenia, cytochrome P450 2D6 inhibition</w:t>
+            </w:r>
+            <w:r>
+              <w:rPr>
+                <w:b w:val="0"/>
+                <w:i w:val="0"/>
+                <w:sz w:val="18"/>
+              </w:rPr>
+              <w:t xml:space="preserve"> → quinidine. </w:t>
+            </w:r>
+            <w:r>
+              <w:rPr>
+                <w:b/>
+                <w:i w:val="0"/>
+                <w:sz w:val="18"/>
+              </w:rPr>
+              <w:t>Lupus-like syndrome, acetylators, class III metabolite</w:t>
+            </w:r>
+            <w:r>
+              <w:rPr>
+                <w:b w:val="0"/>
+                <w:i w:val="0"/>
+                <w:sz w:val="18"/>
+              </w:rPr>
+              <w:t xml:space="preserve"> → procainamide. </w:t>
+            </w:r>
+            <w:r>
+              <w:rPr>
+                <w:b/>
+                <w:i w:val="0"/>
+                <w:sz w:val="18"/>
+              </w:rPr>
+              <w:t>Most anticholinergic, glaucoma, heart block, heart failure</w:t>
+            </w:r>
+            <w:r>
+              <w:rPr>
+                <w:b w:val="0"/>
+                <w:i w:val="0"/>
+                <w:sz w:val="18"/>
+              </w:rPr>
+              <w:t xml:space="preserve"> → disopyramide.</w:t>
+            </w:r>
+          </w:p>
+        </w:tc>
+      </w:tr>
+    </w:tbl>
+    <w:p>
+      <w:pPr>
+        <w:spacing w:after="80"/>
+      </w:pPr>
+    </w:p>
+    <w:p>
+      <w:pPr>
+        <w:pStyle w:val="Heading1"/>
+        <w:spacing w:before="280" w:after="100"/>
+      </w:pPr>
+      <w:r>
+        <w:rPr>
+          <w:rFonts w:ascii="Georgia" w:hAnsi="Georgia"/>
+          <w:color w:val="17494B"/>
+        </w:rPr>
+        <w:t>Class IB · lidocaine</w:t>
+      </w:r>
+    </w:p>
+    <w:tbl>
+      <w:tblPr>
+        <w:tblStyle w:val="TableGrid"/>
+        <w:tblW w:type="auto" w:w="0"/>
+        <w:jc w:val="center"/>
+        <w:tblLook w:firstColumn="1" w:firstRow="1" w:lastColumn="0" w:lastRow="0" w:noHBand="0" w:noVBand="1" w:val="04A0"/>
+        <w:tblBorders>
+          <w:top w:val="single" w:sz="4" w:space="0" w:color="D8D2D4"/>
+          <w:left w:val="single" w:sz="4" w:space="0" w:color="D8D2D4"/>
+          <w:bottom w:val="single" w:sz="4" w:space="0" w:color="D8D2D4"/>
+          <w:right w:val="single" w:sz="4" w:space="0" w:color="D8D2D4"/>
+          <w:insideH w:val="single" w:sz="4" w:space="0" w:color="D8D2D4"/>
+          <w:insideV w:val="single" w:sz="4" w:space="0" w:color="D8D2D4"/>
+        </w:tblBorders>
+      </w:tblPr>
+      <w:tblGrid>
+        <w:gridCol w:w="5112"/>
+        <w:gridCol w:w="5112"/>
+      </w:tblGrid>
+      <w:tr>
+        <w:tc>
+          <w:tcPr>
+            <w:tcW w:type="dxa" w:w="5112"/>
+            <w:shd w:val="clear" w:color="auto" w:fill="17494B"/>
+          </w:tcPr>
+          <w:p>
+            <w:pPr>
+              <w:spacing w:after="40"/>
+            </w:pPr>
+            <w:r>
+              <w:rPr>
+                <w:b/>
+                <w:color w:val="FFFFFF"/>
+                <w:sz w:val="18"/>
+              </w:rPr>
+            </w:r>
+            <w:r>
+              <w:rPr>
+                <w:b/>
+                <w:i w:val="0"/>
+                <w:color w:val="FFFFFF"/>
+                <w:sz w:val="18"/>
+              </w:rPr>
+              <w:t>Term</w:t>
+            </w:r>
+          </w:p>
+        </w:tc>
+        <w:tc>
+          <w:tcPr>
+            <w:tcW w:type="dxa" w:w="5112"/>
+            <w:shd w:val="clear" w:color="auto" w:fill="17494B"/>
+          </w:tcPr>
+          <w:p>
+            <w:pPr>
+              <w:spacing w:after="40"/>
+            </w:pPr>
+            <w:r>
+              <w:rPr>
+                <w:b/>
+                <w:color w:val="FFFFFF"/>
+                <w:sz w:val="18"/>
+              </w:rPr>
+            </w:r>
+            <w:r>
+              <w:rPr>
+                <w:b/>
+                <w:i w:val="0"/>
+                <w:color w:val="FFFFFF"/>
+                <w:sz w:val="18"/>
+              </w:rPr>
+              <w:t>What you need to know</w:t>
+            </w:r>
+          </w:p>
+        </w:tc>
+      </w:tr>
+      <w:tr>
+        <w:tc>
+          <w:tcPr>
+            <w:tcW w:type="dxa" w:w="5112"/>
+            <w:shd w:val="clear" w:color="auto" w:fill="F1EEEF"/>
+          </w:tcPr>
+          <w:p>
+            <w:pPr>
+              <w:spacing w:after="40"/>
+            </w:pPr>
+            <w:r>
+              <w:rPr>
+                <w:b/>
+                <w:sz w:val="18"/>
+              </w:rPr>
+            </w:r>
+            <w:r>
+              <w:rPr>
+                <w:b/>
+                <w:i w:val="0"/>
+                <w:sz w:val="18"/>
+              </w:rPr>
+              <w:t>★ Class IB actions</w:t>
+            </w:r>
+          </w:p>
+        </w:tc>
+        <w:tc>
+          <w:tcPr>
+            <w:tcW w:type="dxa" w:w="5112"/>
+          </w:tcPr>
+          <w:p>
+            <w:pPr>
+              <w:spacing w:after="40"/>
+            </w:pPr>
+            <w:r>
+              <w:rPr>
+                <w:sz w:val="18"/>
+              </w:rPr>
+            </w:r>
+            <w:r>
+              <w:rPr>
+                <w:b/>
+                <w:i w:val="0"/>
+                <w:sz w:val="18"/>
+              </w:rPr>
+              <w:t>Shorten phase 3</w:t>
+            </w:r>
+            <w:r>
+              <w:rPr>
+                <w:b w:val="0"/>
+                <w:i w:val="0"/>
+                <w:sz w:val="18"/>
+              </w:rPr>
+              <w:t xml:space="preserve"> (shorter action potential); decrease ectopic foci automaticity. </w:t>
+            </w:r>
+            <w:r>
+              <w:rPr>
+                <w:b/>
+                <w:i w:val="0"/>
+                <w:sz w:val="18"/>
+              </w:rPr>
+              <w:t>Higher affinity in ischemic tissue, little effect in normal tissue.</w:t>
+            </w:r>
+            <w:r>
+              <w:rPr>
+                <w:b w:val="0"/>
+                <w:i w:val="0"/>
+                <w:sz w:val="18"/>
+              </w:rPr>
+              <w:t xml:space="preserve"> Indications (class): ventricular only.</w:t>
+            </w:r>
+          </w:p>
+        </w:tc>
+      </w:tr>
+      <w:tr>
+        <w:tc>
+          <w:tcPr>
+            <w:tcW w:type="dxa" w:w="5112"/>
+            <w:shd w:val="clear" w:color="auto" w:fill="F1EEEF"/>
+          </w:tcPr>
+          <w:p>
+            <w:pPr>
+              <w:spacing w:after="40"/>
+            </w:pPr>
+            <w:r>
+              <w:rPr>
+                <w:b/>
+                <w:sz w:val="18"/>
+              </w:rPr>
+            </w:r>
+            <w:r>
+              <w:rPr>
+                <w:b/>
+                <w:i w:val="0"/>
+                <w:sz w:val="18"/>
+              </w:rPr>
+              <w:t>Lidocaine indications</w:t>
+            </w:r>
+          </w:p>
+        </w:tc>
+        <w:tc>
+          <w:tcPr>
+            <w:tcW w:type="dxa" w:w="5112"/>
+          </w:tcPr>
+          <w:p>
+            <w:pPr>
+              <w:spacing w:after="40"/>
+            </w:pPr>
+            <w:r>
+              <w:rPr>
+                <w:sz w:val="18"/>
+              </w:rPr>
+            </w:r>
+            <w:r>
+              <w:rPr>
+                <w:b w:val="0"/>
+                <w:i w:val="0"/>
+                <w:sz w:val="18"/>
+              </w:rPr>
+              <w:t xml:space="preserve">Ventricular tachycardia and premature beats; ventricular fibrillation; </w:t>
+            </w:r>
+            <w:r>
+              <w:rPr>
+                <w:b/>
+                <w:i w:val="0"/>
+                <w:sz w:val="18"/>
+              </w:rPr>
+              <w:t>acute myocardial infarction</w:t>
+            </w:r>
+            <w:r>
+              <w:rPr>
+                <w:b w:val="0"/>
+                <w:i w:val="0"/>
+                <w:sz w:val="18"/>
+              </w:rPr>
+              <w:t>; Wolff-Parkinson-White is also listed (see the guidelines topic).</w:t>
+            </w:r>
+          </w:p>
+        </w:tc>
+      </w:tr>
+      <w:tr>
+        <w:tc>
+          <w:tcPr>
+            <w:tcW w:type="dxa" w:w="5112"/>
+            <w:shd w:val="clear" w:color="auto" w:fill="F1EEEF"/>
+          </w:tcPr>
+          <w:p>
+            <w:pPr>
+              <w:spacing w:after="40"/>
+            </w:pPr>
+            <w:r>
+              <w:rPr>
+                <w:b/>
+                <w:sz w:val="18"/>
+              </w:rPr>
+            </w:r>
+            <w:r>
+              <w:rPr>
+                <w:b/>
+                <w:i w:val="0"/>
+                <w:sz w:val="18"/>
+              </w:rPr>
+              <w:t>★ Route and reach</w:t>
+            </w:r>
+          </w:p>
+        </w:tc>
+        <w:tc>
+          <w:tcPr>
+            <w:tcW w:type="dxa" w:w="5112"/>
+          </w:tcPr>
+          <w:p>
+            <w:pPr>
+              <w:spacing w:after="40"/>
+            </w:pPr>
+            <w:r>
+              <w:rPr>
+                <w:sz w:val="18"/>
+              </w:rPr>
+            </w:r>
+            <w:r>
+              <w:rPr>
+                <w:b/>
+                <w:i w:val="0"/>
+                <w:sz w:val="18"/>
+              </w:rPr>
+              <w:t>Intravenous only: extensive first-pass metabolism.</w:t>
+            </w:r>
+            <w:r>
+              <w:rPr>
+                <w:b w:val="0"/>
+                <w:i w:val="0"/>
+                <w:sz w:val="18"/>
+              </w:rPr>
+              <w:t xml:space="preserve"> Most effective on sodium channels in ischemic tissue. </w:t>
+            </w:r>
+            <w:r>
+              <w:rPr>
+                <w:b/>
+                <w:i w:val="0"/>
+                <w:sz w:val="18"/>
+              </w:rPr>
+              <w:t>Not effective against atrial arrhythmias.</w:t>
+            </w:r>
+          </w:p>
+        </w:tc>
+      </w:tr>
+      <w:tr>
+        <w:tc>
+          <w:tcPr>
+            <w:tcW w:type="dxa" w:w="5112"/>
+            <w:shd w:val="clear" w:color="auto" w:fill="F1EEEF"/>
+          </w:tcPr>
+          <w:p>
+            <w:pPr>
+              <w:spacing w:after="40"/>
+            </w:pPr>
+            <w:r>
+              <w:rPr>
+                <w:b/>
+                <w:sz w:val="18"/>
+              </w:rPr>
+            </w:r>
+            <w:r>
+              <w:rPr>
+                <w:b/>
+                <w:i w:val="0"/>
+                <w:sz w:val="18"/>
+              </w:rPr>
+              <w:t>★ Lidocaine toxicity</w:t>
+            </w:r>
+          </w:p>
+        </w:tc>
+        <w:tc>
+          <w:tcPr>
+            <w:tcW w:type="dxa" w:w="5112"/>
+          </w:tcPr>
+          <w:p>
+            <w:pPr>
+              <w:spacing w:after="40"/>
+            </w:pPr>
+            <w:r>
+              <w:rPr>
+                <w:sz w:val="18"/>
+              </w:rPr>
+            </w:r>
+            <w:r>
+              <w:rPr>
+                <w:b/>
+                <w:i w:val="0"/>
+                <w:sz w:val="18"/>
+              </w:rPr>
+              <w:t>Central nervous system: drowsiness, confusion, restlessness, muscle twitches, seizures. Nystagmus = early sign of toxicity.</w:t>
+            </w:r>
+            <w:r>
+              <w:rPr>
+                <w:b w:val="0"/>
+                <w:i w:val="0"/>
+                <w:sz w:val="18"/>
+              </w:rPr>
+              <w:t xml:space="preserve"> Hypersensitivity; increases atrioventricular conduction. </w:t>
+            </w:r>
+            <w:r>
+              <w:rPr>
+                <w:b/>
+                <w:i w:val="0"/>
+                <w:sz w:val="18"/>
+              </w:rPr>
+              <w:t>Contraindications: seizures, age.</w:t>
+            </w:r>
+          </w:p>
+        </w:tc>
+      </w:tr>
+    </w:tbl>
+    <w:p>
+      <w:pPr>
+        <w:spacing w:after="80"/>
+      </w:pPr>
+    </w:p>
+    <w:p>
+      <w:pPr>
+        <w:pStyle w:val="Heading1"/>
+        <w:spacing w:before="280" w:after="100"/>
+      </w:pPr>
+      <w:r>
+        <w:rPr>
+          <w:rFonts w:ascii="Georgia" w:hAnsi="Georgia"/>
+          <w:color w:val="17494B"/>
+        </w:rPr>
+        <w:t>Class IC · flecainide, propafenone</w:t>
+      </w:r>
+    </w:p>
+    <w:tbl>
+      <w:tblPr>
+        <w:tblStyle w:val="TableGrid"/>
+        <w:tblW w:type="auto" w:w="0"/>
+        <w:jc w:val="center"/>
+        <w:tblLook w:firstColumn="1" w:firstRow="1" w:lastColumn="0" w:lastRow="0" w:noHBand="0" w:noVBand="1" w:val="04A0"/>
+        <w:tblBorders>
+          <w:top w:val="single" w:sz="4" w:space="0" w:color="D8D2D4"/>
+          <w:left w:val="single" w:sz="4" w:space="0" w:color="D8D2D4"/>
+          <w:bottom w:val="single" w:sz="4" w:space="0" w:color="D8D2D4"/>
+          <w:right w:val="single" w:sz="4" w:space="0" w:color="D8D2D4"/>
+          <w:insideH w:val="single" w:sz="4" w:space="0" w:color="D8D2D4"/>
+          <w:insideV w:val="single" w:sz="4" w:space="0" w:color="D8D2D4"/>
+        </w:tblBorders>
+      </w:tblPr>
+      <w:tblGrid>
+        <w:gridCol w:w="5112"/>
+        <w:gridCol w:w="5112"/>
+      </w:tblGrid>
+      <w:tr>
+        <w:tc>
+          <w:tcPr>
+            <w:tcW w:type="dxa" w:w="5112"/>
+            <w:shd w:val="clear" w:color="auto" w:fill="17494B"/>
+          </w:tcPr>
+          <w:p>
+            <w:pPr>
+              <w:spacing w:after="40"/>
+            </w:pPr>
+            <w:r>
+              <w:rPr>
+                <w:b/>
+                <w:color w:val="FFFFFF"/>
+                <w:sz w:val="18"/>
+              </w:rPr>
+            </w:r>
+            <w:r>
+              <w:rPr>
+                <w:b/>
+                <w:i w:val="0"/>
+                <w:color w:val="FFFFFF"/>
+                <w:sz w:val="18"/>
+              </w:rPr>
+              <w:t>Term</w:t>
+            </w:r>
+          </w:p>
+        </w:tc>
+        <w:tc>
+          <w:tcPr>
+            <w:tcW w:type="dxa" w:w="5112"/>
+            <w:shd w:val="clear" w:color="auto" w:fill="17494B"/>
+          </w:tcPr>
+          <w:p>
+            <w:pPr>
+              <w:spacing w:after="40"/>
+            </w:pPr>
+            <w:r>
+              <w:rPr>
+                <w:b/>
+                <w:color w:val="FFFFFF"/>
+                <w:sz w:val="18"/>
+              </w:rPr>
+            </w:r>
+            <w:r>
+              <w:rPr>
+                <w:b/>
+                <w:i w:val="0"/>
+                <w:color w:val="FFFFFF"/>
+                <w:sz w:val="18"/>
+              </w:rPr>
+              <w:t>What you need to know</w:t>
+            </w:r>
+          </w:p>
+        </w:tc>
+      </w:tr>
+      <w:tr>
+        <w:tc>
+          <w:tcPr>
+            <w:tcW w:type="dxa" w:w="5112"/>
+            <w:shd w:val="clear" w:color="auto" w:fill="F1EEEF"/>
+          </w:tcPr>
+          <w:p>
+            <w:pPr>
+              <w:spacing w:after="40"/>
+            </w:pPr>
+            <w:r>
+              <w:rPr>
+                <w:b/>
+                <w:sz w:val="18"/>
+              </w:rPr>
+            </w:r>
+            <w:r>
+              <w:rPr>
+                <w:b/>
+                <w:i w:val="0"/>
+                <w:sz w:val="18"/>
+              </w:rPr>
+              <w:t>Class IC actions</w:t>
+            </w:r>
+          </w:p>
+        </w:tc>
+        <w:tc>
+          <w:tcPr>
+            <w:tcW w:type="dxa" w:w="5112"/>
+          </w:tcPr>
+          <w:p>
+            <w:pPr>
+              <w:spacing w:after="40"/>
+            </w:pPr>
+            <w:r>
+              <w:rPr>
+                <w:sz w:val="18"/>
+              </w:rPr>
+            </w:r>
+            <w:r>
+              <w:rPr>
+                <w:b/>
+                <w:i w:val="0"/>
+                <w:sz w:val="18"/>
+              </w:rPr>
+              <w:t>Slow phase 0 (the most of class I)</w:t>
+            </w:r>
+            <w:r>
+              <w:rPr>
+                <w:b w:val="0"/>
+                <w:i w:val="0"/>
+                <w:sz w:val="18"/>
+              </w:rPr>
+              <w:t xml:space="preserve">, slow conduction, prolong the refractory period, </w:t>
+            </w:r>
+            <w:r>
+              <w:rPr>
+                <w:b/>
+                <w:i w:val="0"/>
+                <w:sz w:val="18"/>
+              </w:rPr>
+              <w:t>affect the normal heart</w:t>
+            </w:r>
+            <w:r>
+              <w:rPr>
+                <w:b w:val="0"/>
+                <w:i w:val="0"/>
+                <w:sz w:val="18"/>
+              </w:rPr>
+              <w:t xml:space="preserve">. Indications (class): </w:t>
+            </w:r>
+            <w:r>
+              <w:rPr>
+                <w:b/>
+                <w:i w:val="0"/>
+                <w:sz w:val="18"/>
+              </w:rPr>
+              <w:t>life-threatening</w:t>
+            </w:r>
+            <w:r>
+              <w:rPr>
+                <w:b w:val="0"/>
+                <w:i w:val="0"/>
+                <w:sz w:val="18"/>
+              </w:rPr>
+              <w:t xml:space="preserve"> ventricular tachycardia or fibrillation, </w:t>
+            </w:r>
+            <w:r>
+              <w:rPr>
+                <w:b/>
+                <w:i w:val="0"/>
+                <w:sz w:val="18"/>
+              </w:rPr>
+              <w:t>refractory</w:t>
+            </w:r>
+            <w:r>
+              <w:rPr>
+                <w:b w:val="0"/>
+                <w:i w:val="0"/>
+                <w:sz w:val="18"/>
+              </w:rPr>
+              <w:t xml:space="preserve"> supraventricular tachycardia.</w:t>
+            </w:r>
+          </w:p>
+        </w:tc>
+      </w:tr>
+      <w:tr>
+        <w:tc>
+          <w:tcPr>
+            <w:tcW w:type="dxa" w:w="5112"/>
+            <w:shd w:val="clear" w:color="auto" w:fill="F1EEEF"/>
+          </w:tcPr>
+          <w:p>
+            <w:pPr>
+              <w:spacing w:after="40"/>
+            </w:pPr>
+            <w:r>
+              <w:rPr>
+                <w:b/>
+                <w:sz w:val="18"/>
+              </w:rPr>
+            </w:r>
+            <w:r>
+              <w:rPr>
+                <w:b/>
+                <w:i w:val="0"/>
+                <w:sz w:val="18"/>
+              </w:rPr>
+              <w:t>Flecainide: actions and kinetics</w:t>
+            </w:r>
+          </w:p>
+        </w:tc>
+        <w:tc>
+          <w:tcPr>
+            <w:tcW w:type="dxa" w:w="5112"/>
+          </w:tcPr>
+          <w:p>
+            <w:pPr>
+              <w:spacing w:after="40"/>
+            </w:pPr>
+            <w:r>
+              <w:rPr>
+                <w:sz w:val="18"/>
+              </w:rPr>
+            </w:r>
+            <w:r>
+              <w:rPr>
+                <w:b/>
+                <w:i w:val="0"/>
+                <w:sz w:val="18"/>
+              </w:rPr>
+              <w:t>Blocks sodium and potassium channels in the ventricles</w:t>
+            </w:r>
+            <w:r>
+              <w:rPr>
+                <w:b w:val="0"/>
+                <w:i w:val="0"/>
+                <w:sz w:val="18"/>
+              </w:rPr>
+              <w:t xml:space="preserve">; slows sodium channel recovery; </w:t>
+            </w:r>
+            <w:r>
+              <w:rPr>
+                <w:b/>
+                <w:i w:val="0"/>
+                <w:sz w:val="18"/>
+              </w:rPr>
+              <w:t>prolongs the PR, QRS and QT intervals</w:t>
+            </w:r>
+            <w:r>
+              <w:rPr>
+                <w:b w:val="0"/>
+                <w:i w:val="0"/>
+                <w:sz w:val="18"/>
+              </w:rPr>
+              <w:t xml:space="preserve">; prevents premature ventricular contractions. </w:t>
+            </w:r>
+            <w:r>
+              <w:rPr>
+                <w:b/>
+                <w:i w:val="0"/>
+                <w:sz w:val="18"/>
+              </w:rPr>
+              <w:t>Long half-life (14 hours)</w:t>
+            </w:r>
+            <w:r>
+              <w:rPr>
+                <w:b w:val="0"/>
+                <w:i w:val="0"/>
+                <w:sz w:val="18"/>
+              </w:rPr>
+              <w:t>; oral or intravenous.</w:t>
+            </w:r>
+          </w:p>
+        </w:tc>
+      </w:tr>
+      <w:tr>
+        <w:tc>
+          <w:tcPr>
+            <w:tcW w:type="dxa" w:w="5112"/>
+            <w:shd w:val="clear" w:color="auto" w:fill="F1EEEF"/>
+          </w:tcPr>
+          <w:p>
+            <w:pPr>
+              <w:spacing w:after="40"/>
+            </w:pPr>
+            <w:r>
+              <w:rPr>
+                <w:b/>
+                <w:sz w:val="18"/>
+              </w:rPr>
+            </w:r>
+            <w:r>
+              <w:rPr>
+                <w:b/>
+                <w:i w:val="0"/>
+                <w:sz w:val="18"/>
+              </w:rPr>
+              <w:t>★ Flecainide: who gets it</w:t>
+            </w:r>
+          </w:p>
+        </w:tc>
+        <w:tc>
+          <w:tcPr>
+            <w:tcW w:type="dxa" w:w="5112"/>
+          </w:tcPr>
+          <w:p>
+            <w:pPr>
+              <w:spacing w:after="40"/>
+            </w:pPr>
+            <w:r>
+              <w:rPr>
+                <w:sz w:val="18"/>
+              </w:rPr>
+            </w:r>
+            <w:r>
+              <w:rPr>
+                <w:b w:val="0"/>
+                <w:i w:val="0"/>
+                <w:sz w:val="18"/>
+              </w:rPr>
+              <w:t xml:space="preserve">Life-threatening sustained ventricular arrhythmias; supraventricular arrhythmias. </w:t>
+            </w:r>
+            <w:r>
+              <w:rPr>
+                <w:b/>
+                <w:i w:val="0"/>
+                <w:sz w:val="18"/>
+              </w:rPr>
+              <w:t>Only in patients WITHOUT significant structural heart damage</w:t>
+            </w:r>
+            <w:r>
+              <w:rPr>
+                <w:b w:val="0"/>
+                <w:i w:val="0"/>
+                <w:sz w:val="18"/>
+              </w:rPr>
+              <w:t xml:space="preserve">; </w:t>
+            </w:r>
+            <w:r>
+              <w:rPr>
+                <w:b/>
+                <w:i w:val="0"/>
+                <w:sz w:val="18"/>
+              </w:rPr>
+              <w:t>increased mortality after myocardial infarction</w:t>
+            </w:r>
+            <w:r>
+              <w:rPr>
+                <w:b w:val="0"/>
+                <w:i w:val="0"/>
+                <w:sz w:val="18"/>
+              </w:rPr>
+              <w:t xml:space="preserve"> is on its toxicity list.</w:t>
+            </w:r>
+          </w:p>
+        </w:tc>
+      </w:tr>
+      <w:tr>
+        <w:tc>
+          <w:tcPr>
+            <w:tcW w:type="dxa" w:w="5112"/>
+            <w:shd w:val="clear" w:color="auto" w:fill="F1EEEF"/>
+          </w:tcPr>
+          <w:p>
+            <w:pPr>
+              <w:spacing w:after="40"/>
+            </w:pPr>
+            <w:r>
+              <w:rPr>
+                <w:b/>
+                <w:sz w:val="18"/>
+              </w:rPr>
+            </w:r>
+            <w:r>
+              <w:rPr>
+                <w:b/>
+                <w:i w:val="0"/>
+                <w:sz w:val="18"/>
+              </w:rPr>
+              <w:t>Flecainide toxicity</w:t>
+            </w:r>
+          </w:p>
+        </w:tc>
+        <w:tc>
+          <w:tcPr>
+            <w:tcW w:type="dxa" w:w="5112"/>
+          </w:tcPr>
+          <w:p>
+            <w:pPr>
+              <w:spacing w:after="40"/>
+            </w:pPr>
+            <w:r>
+              <w:rPr>
+                <w:sz w:val="18"/>
+              </w:rPr>
+            </w:r>
+            <w:r>
+              <w:rPr>
+                <w:b w:val="0"/>
+                <w:i w:val="0"/>
+                <w:sz w:val="18"/>
+              </w:rPr>
+              <w:t xml:space="preserve">Blurred vision, </w:t>
+            </w:r>
+            <w:r>
+              <w:rPr>
+                <w:b/>
+                <w:i w:val="0"/>
+                <w:sz w:val="18"/>
+              </w:rPr>
+              <w:t>tremor</w:t>
+            </w:r>
+            <w:r>
+              <w:rPr>
+                <w:b w:val="0"/>
+                <w:i w:val="0"/>
+                <w:sz w:val="18"/>
+              </w:rPr>
+              <w:t xml:space="preserve">; </w:t>
+            </w:r>
+            <w:r>
+              <w:rPr>
+                <w:b/>
+                <w:i w:val="0"/>
+                <w:sz w:val="18"/>
+              </w:rPr>
+              <w:t>ventricular tachycardia resistant to treatment</w:t>
+            </w:r>
+            <w:r>
+              <w:rPr>
+                <w:b w:val="0"/>
+                <w:i w:val="0"/>
+                <w:sz w:val="18"/>
+              </w:rPr>
+              <w:t xml:space="preserve">; bronchospasm; seizures; thrombocytopenia; increased mortality after myocardial infarction. </w:t>
+            </w:r>
+            <w:r>
+              <w:rPr>
+                <w:b w:val="0"/>
+                <w:i/>
+                <w:sz w:val="18"/>
+              </w:rPr>
+              <w:t>Boxed warning (not on the slide): the Cardiac Arrhythmia Suppression Trial mortality.</w:t>
+            </w:r>
+          </w:p>
+        </w:tc>
+      </w:tr>
+      <w:tr>
+        <w:tc>
+          <w:tcPr>
+            <w:tcW w:type="dxa" w:w="5112"/>
+            <w:shd w:val="clear" w:color="auto" w:fill="F1EEEF"/>
+          </w:tcPr>
+          <w:p>
+            <w:pPr>
+              <w:spacing w:after="40"/>
+            </w:pPr>
+            <w:r>
+              <w:rPr>
+                <w:b/>
+                <w:sz w:val="18"/>
+              </w:rPr>
+            </w:r>
+            <w:r>
+              <w:rPr>
+                <w:b/>
+                <w:i w:val="0"/>
+                <w:sz w:val="18"/>
+              </w:rPr>
+              <w:t>Propafenone</w:t>
+            </w:r>
+          </w:p>
+        </w:tc>
+        <w:tc>
+          <w:tcPr>
+            <w:tcW w:type="dxa" w:w="5112"/>
+          </w:tcPr>
+          <w:p>
+            <w:pPr>
+              <w:spacing w:after="40"/>
+            </w:pPr>
+            <w:r>
+              <w:rPr>
+                <w:sz w:val="18"/>
+              </w:rPr>
+            </w:r>
+            <w:r>
+              <w:rPr>
+                <w:b/>
+                <w:i w:val="0"/>
+                <w:sz w:val="18"/>
+              </w:rPr>
+              <w:t>Same mechanism as flecainide + beta-blocking activity.</w:t>
+            </w:r>
+            <w:r>
+              <w:rPr>
+                <w:b w:val="0"/>
+                <w:i w:val="0"/>
+                <w:sz w:val="18"/>
+              </w:rPr>
+              <w:t xml:space="preserve"> Toxicity: </w:t>
+            </w:r>
+            <w:r>
+              <w:rPr>
+                <w:b/>
+                <w:i w:val="0"/>
+                <w:sz w:val="18"/>
+              </w:rPr>
+              <w:t>proarrhythmic</w:t>
+            </w:r>
+            <w:r>
+              <w:rPr>
+                <w:b w:val="0"/>
+                <w:i w:val="0"/>
+                <w:sz w:val="18"/>
+              </w:rPr>
+              <w:t xml:space="preserve">; dizziness, blurred vision, </w:t>
+            </w:r>
+            <w:r>
+              <w:rPr>
+                <w:b/>
+                <w:i w:val="0"/>
+                <w:sz w:val="18"/>
+              </w:rPr>
+              <w:t>bradycardia</w:t>
+            </w:r>
+            <w:r>
+              <w:rPr>
+                <w:b w:val="0"/>
+                <w:i w:val="0"/>
+                <w:sz w:val="18"/>
+              </w:rPr>
+              <w:t xml:space="preserve">; </w:t>
+            </w:r>
+            <w:r>
+              <w:rPr>
+                <w:b/>
+                <w:i w:val="0"/>
+                <w:sz w:val="18"/>
+              </w:rPr>
+              <w:t>bronchospasm</w:t>
+            </w:r>
+            <w:r>
+              <w:rPr>
+                <w:b w:val="0"/>
+                <w:i w:val="0"/>
+                <w:sz w:val="18"/>
+              </w:rPr>
+              <w:t xml:space="preserve"> (beta blockade); </w:t>
+            </w:r>
+            <w:r>
+              <w:rPr>
+                <w:b/>
+                <w:i w:val="0"/>
+                <w:sz w:val="18"/>
+              </w:rPr>
+              <w:t>agranulocytosis</w:t>
+            </w:r>
+            <w:r>
+              <w:rPr>
+                <w:b w:val="0"/>
+                <w:i w:val="0"/>
+                <w:sz w:val="18"/>
+              </w:rPr>
+              <w:t xml:space="preserve">, anemia, thrombocytopenia; </w:t>
+            </w:r>
+            <w:r>
+              <w:rPr>
+                <w:b/>
+                <w:i w:val="0"/>
+                <w:sz w:val="18"/>
+              </w:rPr>
+              <w:t>worsens heart failure</w:t>
+            </w:r>
+            <w:r>
+              <w:rPr>
+                <w:b w:val="0"/>
+                <w:i w:val="0"/>
+                <w:sz w:val="18"/>
+              </w:rPr>
+              <w:t>.</w:t>
+            </w:r>
+          </w:p>
+        </w:tc>
+      </w:tr>
+    </w:tbl>
+    <w:p>
+      <w:pPr>
+        <w:spacing w:after="80"/>
+      </w:pPr>
+    </w:p>
+    <w:p>
+      <w:pPr>
+        <w:pStyle w:val="Heading1"/>
+        <w:spacing w:before="280" w:after="100"/>
+      </w:pPr>
+      <w:r>
+        <w:rPr>
+          <w:rFonts w:ascii="Georgia" w:hAnsi="Georgia"/>
+          <w:color w:val="17494B"/>
+        </w:rPr>
+        <w:t>Class II · beta blockers</w:t>
+      </w:r>
+    </w:p>
+    <w:tbl>
+      <w:tblPr>
+        <w:tblStyle w:val="TableGrid"/>
+        <w:tblW w:type="auto" w:w="0"/>
+        <w:jc w:val="center"/>
+        <w:tblLook w:firstColumn="1" w:firstRow="1" w:lastColumn="0" w:lastRow="0" w:noHBand="0" w:noVBand="1" w:val="04A0"/>
+        <w:tblBorders>
+          <w:top w:val="single" w:sz="4" w:space="0" w:color="D8D2D4"/>
+          <w:left w:val="single" w:sz="4" w:space="0" w:color="D8D2D4"/>
+          <w:bottom w:val="single" w:sz="4" w:space="0" w:color="D8D2D4"/>
+          <w:right w:val="single" w:sz="4" w:space="0" w:color="D8D2D4"/>
+          <w:insideH w:val="single" w:sz="4" w:space="0" w:color="D8D2D4"/>
+          <w:insideV w:val="single" w:sz="4" w:space="0" w:color="D8D2D4"/>
+        </w:tblBorders>
+      </w:tblPr>
+      <w:tblGrid>
+        <w:gridCol w:w="5112"/>
+        <w:gridCol w:w="5112"/>
+      </w:tblGrid>
+      <w:tr>
+        <w:tc>
+          <w:tcPr>
+            <w:tcW w:type="dxa" w:w="5112"/>
+            <w:shd w:val="clear" w:color="auto" w:fill="17494B"/>
+          </w:tcPr>
+          <w:p>
+            <w:pPr>
+              <w:spacing w:after="40"/>
+            </w:pPr>
+            <w:r>
+              <w:rPr>
+                <w:b/>
+                <w:color w:val="FFFFFF"/>
+                <w:sz w:val="18"/>
+              </w:rPr>
+            </w:r>
+            <w:r>
+              <w:rPr>
+                <w:b/>
+                <w:i w:val="0"/>
+                <w:color w:val="FFFFFF"/>
+                <w:sz w:val="18"/>
+              </w:rPr>
+              <w:t>Term</w:t>
+            </w:r>
+          </w:p>
+        </w:tc>
+        <w:tc>
+          <w:tcPr>
+            <w:tcW w:type="dxa" w:w="5112"/>
+            <w:shd w:val="clear" w:color="auto" w:fill="17494B"/>
+          </w:tcPr>
+          <w:p>
+            <w:pPr>
+              <w:spacing w:after="40"/>
+            </w:pPr>
+            <w:r>
+              <w:rPr>
+                <w:b/>
+                <w:color w:val="FFFFFF"/>
+                <w:sz w:val="18"/>
+              </w:rPr>
+            </w:r>
+            <w:r>
+              <w:rPr>
+                <w:b/>
+                <w:i w:val="0"/>
+                <w:color w:val="FFFFFF"/>
+                <w:sz w:val="18"/>
+              </w:rPr>
+              <w:t>What you need to know</w:t>
+            </w:r>
+          </w:p>
+        </w:tc>
+      </w:tr>
+      <w:tr>
+        <w:tc>
+          <w:tcPr>
+            <w:tcW w:type="dxa" w:w="5112"/>
+            <w:shd w:val="clear" w:color="auto" w:fill="F1EEEF"/>
+          </w:tcPr>
+          <w:p>
+            <w:pPr>
+              <w:spacing w:after="40"/>
+            </w:pPr>
+            <w:r>
+              <w:rPr>
+                <w:b/>
+                <w:sz w:val="18"/>
+              </w:rPr>
+            </w:r>
+            <w:r>
+              <w:rPr>
+                <w:b/>
+                <w:i w:val="0"/>
+                <w:sz w:val="18"/>
+              </w:rPr>
+              <w:t>★ Class II actions</w:t>
+            </w:r>
+          </w:p>
+        </w:tc>
+        <w:tc>
+          <w:tcPr>
+            <w:tcW w:type="dxa" w:w="5112"/>
+          </w:tcPr>
+          <w:p>
+            <w:pPr>
+              <w:spacing w:after="40"/>
+            </w:pPr>
+            <w:r>
+              <w:rPr>
+                <w:sz w:val="18"/>
+              </w:rPr>
+            </w:r>
+            <w:r>
+              <w:rPr>
+                <w:b/>
+                <w:i w:val="0"/>
+                <w:sz w:val="18"/>
+              </w:rPr>
+              <w:t>Slow conduction, decrease automaticity, prolong atrioventricular conduction, decrease phase 4 depolarization</w:t>
+            </w:r>
+            <w:r>
+              <w:rPr>
+                <w:b w:val="0"/>
+                <w:i w:val="0"/>
+                <w:sz w:val="18"/>
+              </w:rPr>
+              <w:t xml:space="preserve"> (pacemaker cells reach threshold later). His image: the beta blocker is the </w:t>
+            </w:r>
+            <w:r>
+              <w:rPr>
+                <w:b/>
+                <w:i w:val="0"/>
+                <w:sz w:val="18"/>
+              </w:rPr>
+              <w:t>bouncer at the door</w:t>
+            </w:r>
+            <w:r>
+              <w:rPr>
+                <w:b w:val="0"/>
+                <w:i w:val="0"/>
+                <w:sz w:val="18"/>
+              </w:rPr>
+              <w:t xml:space="preserve"> (rate control).</w:t>
+            </w:r>
+          </w:p>
+        </w:tc>
+      </w:tr>
+      <w:tr>
+        <w:tc>
+          <w:tcPr>
+            <w:tcW w:type="dxa" w:w="5112"/>
+            <w:shd w:val="clear" w:color="auto" w:fill="F1EEEF"/>
+          </w:tcPr>
+          <w:p>
+            <w:pPr>
+              <w:spacing w:after="40"/>
+            </w:pPr>
+            <w:r>
+              <w:rPr>
+                <w:b/>
+                <w:sz w:val="18"/>
+              </w:rPr>
+            </w:r>
+            <w:r>
+              <w:rPr>
+                <w:b/>
+                <w:i w:val="0"/>
+                <w:sz w:val="18"/>
+              </w:rPr>
+              <w:t>Propranolol</w:t>
+            </w:r>
+          </w:p>
+        </w:tc>
+        <w:tc>
+          <w:tcPr>
+            <w:tcW w:type="dxa" w:w="5112"/>
+          </w:tcPr>
+          <w:p>
+            <w:pPr>
+              <w:spacing w:after="40"/>
+            </w:pPr>
+            <w:r>
+              <w:rPr>
+                <w:sz w:val="18"/>
+              </w:rPr>
+            </w:r>
+            <w:r>
+              <w:rPr>
+                <w:b/>
+                <w:i w:val="0"/>
+                <w:sz w:val="18"/>
+              </w:rPr>
+              <w:t>Nonselective.</w:t>
+            </w:r>
+            <w:r>
+              <w:rPr>
+                <w:b w:val="0"/>
+                <w:i w:val="0"/>
+                <w:sz w:val="18"/>
+              </w:rPr>
+              <w:t xml:space="preserve"> Reduces phase 4 activation, slows atrioventricular conduction, </w:t>
+            </w:r>
+            <w:r>
+              <w:rPr>
+                <w:b/>
+                <w:i w:val="0"/>
+                <w:sz w:val="18"/>
+              </w:rPr>
+              <w:t>negative inotropic and chronotropic</w:t>
+            </w:r>
+            <w:r>
+              <w:rPr>
+                <w:b w:val="0"/>
+                <w:i w:val="0"/>
+                <w:sz w:val="18"/>
+              </w:rPr>
+              <w:t xml:space="preserve">, suppresses premature ventricular beats, membrane stabilizing. Uses: </w:t>
+            </w:r>
+            <w:r>
+              <w:rPr>
+                <w:b/>
+                <w:i w:val="0"/>
+                <w:sz w:val="18"/>
+              </w:rPr>
+              <w:t>supraventricular arrhythmias</w:t>
+            </w:r>
+            <w:r>
+              <w:rPr>
+                <w:b w:val="0"/>
+                <w:i w:val="0"/>
+                <w:sz w:val="18"/>
+              </w:rPr>
+              <w:t xml:space="preserve">, ventricular ectopic beats, </w:t>
+            </w:r>
+            <w:r>
+              <w:rPr>
+                <w:b/>
+                <w:i w:val="0"/>
+                <w:sz w:val="18"/>
+              </w:rPr>
+              <w:t>myocardial infarction</w:t>
+            </w:r>
+            <w:r>
+              <w:rPr>
+                <w:b w:val="0"/>
+                <w:i w:val="0"/>
+                <w:sz w:val="18"/>
+              </w:rPr>
+              <w:t>.</w:t>
+            </w:r>
+          </w:p>
+        </w:tc>
+      </w:tr>
+      <w:tr>
+        <w:tc>
+          <w:tcPr>
+            <w:tcW w:type="dxa" w:w="5112"/>
+            <w:shd w:val="clear" w:color="auto" w:fill="F1EEEF"/>
+          </w:tcPr>
+          <w:p>
+            <w:pPr>
+              <w:spacing w:after="40"/>
+            </w:pPr>
+            <w:r>
+              <w:rPr>
+                <w:b/>
+                <w:sz w:val="18"/>
+              </w:rPr>
+            </w:r>
+            <w:r>
+              <w:rPr>
+                <w:b/>
+                <w:i w:val="0"/>
+                <w:sz w:val="18"/>
+              </w:rPr>
+              <w:t>★ Propranolol toxicity</w:t>
+            </w:r>
+          </w:p>
+        </w:tc>
+        <w:tc>
+          <w:tcPr>
+            <w:tcW w:type="dxa" w:w="5112"/>
+          </w:tcPr>
+          <w:p>
+            <w:pPr>
+              <w:spacing w:after="40"/>
+            </w:pPr>
+            <w:r>
+              <w:rPr>
+                <w:sz w:val="18"/>
+              </w:rPr>
+            </w:r>
+            <w:r>
+              <w:rPr>
+                <w:b/>
+                <w:i w:val="0"/>
+                <w:sz w:val="18"/>
+              </w:rPr>
+              <w:t>Heart failure, heart block, hypotension, bronchospasm</w:t>
+            </w:r>
+            <w:r>
+              <w:rPr>
+                <w:b w:val="0"/>
+                <w:i w:val="0"/>
+                <w:sz w:val="18"/>
+              </w:rPr>
+              <w:t xml:space="preserve"> (nonselective: asthma), digitalis toxicity. Hyperglycemia is also listed (see the guidelines topic).</w:t>
+            </w:r>
+          </w:p>
+        </w:tc>
+      </w:tr>
+      <w:tr>
+        <w:tc>
+          <w:tcPr>
+            <w:tcW w:type="dxa" w:w="5112"/>
+            <w:shd w:val="clear" w:color="auto" w:fill="F1EEEF"/>
+          </w:tcPr>
+          <w:p>
+            <w:pPr>
+              <w:spacing w:after="40"/>
+            </w:pPr>
+            <w:r>
+              <w:rPr>
+                <w:b/>
+                <w:sz w:val="18"/>
+              </w:rPr>
+            </w:r>
+            <w:r>
+              <w:rPr>
+                <w:b/>
+                <w:i w:val="0"/>
+                <w:sz w:val="18"/>
+              </w:rPr>
+              <w:t>★ Metoprolol, acebutolol, esmolol</w:t>
+            </w:r>
+          </w:p>
+        </w:tc>
+        <w:tc>
+          <w:tcPr>
+            <w:tcW w:type="dxa" w:w="5112"/>
+          </w:tcPr>
+          <w:p>
+            <w:pPr>
+              <w:spacing w:after="40"/>
+            </w:pPr>
+            <w:r>
+              <w:rPr>
+                <w:sz w:val="18"/>
+              </w:rPr>
+            </w:r>
+            <w:r>
+              <w:rPr>
+                <w:b/>
+                <w:i w:val="0"/>
+                <w:sz w:val="18"/>
+              </w:rPr>
+              <w:t>Beta-1 selective</w:t>
+            </w:r>
+            <w:r>
+              <w:rPr>
+                <w:b w:val="0"/>
+                <w:i w:val="0"/>
+                <w:sz w:val="18"/>
+              </w:rPr>
+              <w:t xml:space="preserve">, similar to propranolol, </w:t>
+            </w:r>
+            <w:r>
+              <w:rPr>
+                <w:b/>
+                <w:i w:val="0"/>
+                <w:sz w:val="18"/>
+              </w:rPr>
+              <w:t>less bronchospasm</w:t>
+            </w:r>
+            <w:r>
+              <w:rPr>
+                <w:b w:val="0"/>
+                <w:i w:val="0"/>
+                <w:sz w:val="18"/>
+              </w:rPr>
+              <w:t xml:space="preserve"> (choose these in asthma). Still: congestive heart failure; </w:t>
+            </w:r>
+            <w:r>
+              <w:rPr>
+                <w:b/>
+                <w:i w:val="0"/>
+                <w:sz w:val="18"/>
+              </w:rPr>
+              <w:t>sedation and fatigue</w:t>
+            </w:r>
+            <w:r>
+              <w:rPr>
+                <w:b w:val="0"/>
+                <w:i w:val="0"/>
+                <w:sz w:val="18"/>
+              </w:rPr>
+              <w:t xml:space="preserve">. </w:t>
+            </w:r>
+            <w:r>
+              <w:rPr>
+                <w:b/>
+                <w:i w:val="0"/>
+                <w:sz w:val="18"/>
+              </w:rPr>
+              <w:t>Esmolol = intravenous, short-acting.</w:t>
+            </w:r>
+          </w:p>
+        </w:tc>
+      </w:tr>
+    </w:tbl>
+    <w:p>
+      <w:pPr>
+        <w:spacing w:after="80"/>
+      </w:pPr>
+    </w:p>
+    <w:p>
+      <w:pPr>
+        <w:pStyle w:val="Heading1"/>
+        <w:spacing w:before="280" w:after="100"/>
+      </w:pPr>
+      <w:r>
+        <w:rPr>
+          <w:rFonts w:ascii="Georgia" w:hAnsi="Georgia"/>
+          <w:color w:val="17494B"/>
+        </w:rPr>
+        <w:t>Class III · amiodarone, dofetilide, sotalol</w:t>
+      </w:r>
+    </w:p>
+    <w:tbl>
+      <w:tblPr>
+        <w:tblStyle w:val="TableGrid"/>
+        <w:tblW w:type="auto" w:w="0"/>
+        <w:jc w:val="center"/>
+        <w:tblLook w:firstColumn="1" w:firstRow="1" w:lastColumn="0" w:lastRow="0" w:noHBand="0" w:noVBand="1" w:val="04A0"/>
+        <w:tblBorders>
+          <w:top w:val="single" w:sz="4" w:space="0" w:color="D8D2D4"/>
+          <w:left w:val="single" w:sz="4" w:space="0" w:color="D8D2D4"/>
+          <w:bottom w:val="single" w:sz="4" w:space="0" w:color="D8D2D4"/>
+          <w:right w:val="single" w:sz="4" w:space="0" w:color="D8D2D4"/>
+          <w:insideH w:val="single" w:sz="4" w:space="0" w:color="D8D2D4"/>
+          <w:insideV w:val="single" w:sz="4" w:space="0" w:color="D8D2D4"/>
+        </w:tblBorders>
+      </w:tblPr>
+      <w:tblGrid>
+        <w:gridCol w:w="5112"/>
+        <w:gridCol w:w="5112"/>
+      </w:tblGrid>
+      <w:tr>
+        <w:tc>
+          <w:tcPr>
+            <w:tcW w:type="dxa" w:w="5112"/>
+            <w:shd w:val="clear" w:color="auto" w:fill="17494B"/>
+          </w:tcPr>
+          <w:p>
+            <w:pPr>
+              <w:spacing w:after="40"/>
+            </w:pPr>
+            <w:r>
+              <w:rPr>
+                <w:b/>
+                <w:color w:val="FFFFFF"/>
+                <w:sz w:val="18"/>
+              </w:rPr>
+            </w:r>
+            <w:r>
+              <w:rPr>
+                <w:b/>
+                <w:i w:val="0"/>
+                <w:color w:val="FFFFFF"/>
+                <w:sz w:val="18"/>
+              </w:rPr>
+              <w:t>Term</w:t>
+            </w:r>
+          </w:p>
+        </w:tc>
+        <w:tc>
+          <w:tcPr>
+            <w:tcW w:type="dxa" w:w="5112"/>
+            <w:shd w:val="clear" w:color="auto" w:fill="17494B"/>
+          </w:tcPr>
+          <w:p>
+            <w:pPr>
+              <w:spacing w:after="40"/>
+            </w:pPr>
+            <w:r>
+              <w:rPr>
+                <w:b/>
+                <w:color w:val="FFFFFF"/>
+                <w:sz w:val="18"/>
+              </w:rPr>
+            </w:r>
+            <w:r>
+              <w:rPr>
+                <w:b/>
+                <w:i w:val="0"/>
+                <w:color w:val="FFFFFF"/>
+                <w:sz w:val="18"/>
+              </w:rPr>
+              <w:t>What you need to know</w:t>
+            </w:r>
+          </w:p>
+        </w:tc>
+      </w:tr>
+      <w:tr>
+        <w:tc>
+          <w:tcPr>
+            <w:tcW w:type="dxa" w:w="5112"/>
+            <w:shd w:val="clear" w:color="auto" w:fill="F1EEEF"/>
+          </w:tcPr>
+          <w:p>
+            <w:pPr>
+              <w:spacing w:after="40"/>
+            </w:pPr>
+            <w:r>
+              <w:rPr>
+                <w:b/>
+                <w:sz w:val="18"/>
+              </w:rPr>
+            </w:r>
+            <w:r>
+              <w:rPr>
+                <w:b/>
+                <w:i w:val="0"/>
+                <w:sz w:val="18"/>
+              </w:rPr>
+              <w:t>Class III actions</w:t>
+            </w:r>
+          </w:p>
+        </w:tc>
+        <w:tc>
+          <w:tcPr>
+            <w:tcW w:type="dxa" w:w="5112"/>
+          </w:tcPr>
+          <w:p>
+            <w:pPr>
+              <w:spacing w:after="40"/>
+            </w:pPr>
+            <w:r>
+              <w:rPr>
+                <w:sz w:val="18"/>
+              </w:rPr>
+            </w:r>
+            <w:r>
+              <w:rPr>
+                <w:b/>
+                <w:i w:val="0"/>
+                <w:sz w:val="18"/>
+              </w:rPr>
+              <w:t>Reduce potassium efflux, prolong phase 3 repolarization, prolong the refractory period and the action potential.</w:t>
+            </w:r>
+            <w:r>
+              <w:rPr>
+                <w:b w:val="0"/>
+                <w:i w:val="0"/>
+                <w:sz w:val="18"/>
+              </w:rPr>
+              <w:t xml:space="preserve"> Indications (class): refractory ventricular tachycardia, atrial fibrillation, flutter, supraventricular tachycardia.</w:t>
+            </w:r>
+          </w:p>
+        </w:tc>
+      </w:tr>
+      <w:tr>
+        <w:tc>
+          <w:tcPr>
+            <w:tcW w:type="dxa" w:w="5112"/>
+            <w:shd w:val="clear" w:color="auto" w:fill="F1EEEF"/>
+          </w:tcPr>
+          <w:p>
+            <w:pPr>
+              <w:spacing w:after="40"/>
+            </w:pPr>
+            <w:r>
+              <w:rPr>
+                <w:b/>
+                <w:sz w:val="18"/>
+              </w:rPr>
+            </w:r>
+            <w:r>
+              <w:rPr>
+                <w:b/>
+                <w:i w:val="0"/>
+                <w:sz w:val="18"/>
+              </w:rPr>
+              <w:t>★ Amiodarone: what it is</w:t>
+            </w:r>
+          </w:p>
+        </w:tc>
+        <w:tc>
+          <w:tcPr>
+            <w:tcW w:type="dxa" w:w="5112"/>
+          </w:tcPr>
+          <w:p>
+            <w:pPr>
+              <w:spacing w:after="40"/>
+            </w:pPr>
+            <w:r>
+              <w:rPr>
+                <w:sz w:val="18"/>
+              </w:rPr>
+            </w:r>
+            <w:r>
+              <w:rPr>
+                <w:b w:val="0"/>
+                <w:i w:val="0"/>
+                <w:sz w:val="18"/>
+              </w:rPr>
+              <w:t xml:space="preserve">Oral and intravenous; </w:t>
+            </w:r>
+            <w:r>
+              <w:rPr>
+                <w:b/>
+                <w:i w:val="0"/>
+                <w:sz w:val="18"/>
+              </w:rPr>
+              <w:t>analog of thyroid hormone</w:t>
+            </w:r>
+            <w:r>
+              <w:rPr>
+                <w:b w:val="0"/>
+                <w:i w:val="0"/>
+                <w:sz w:val="18"/>
+              </w:rPr>
+              <w:t xml:space="preserve">. </w:t>
+            </w:r>
+            <w:r>
+              <w:rPr>
+                <w:b/>
+                <w:i w:val="0"/>
+                <w:sz w:val="18"/>
+              </w:rPr>
+              <w:t>Half-life about 40 days (26-107): slow onset, slow elimination, so loading doses.</w:t>
+            </w:r>
+            <w:r>
+              <w:rPr>
+                <w:b w:val="0"/>
+                <w:i w:val="0"/>
+                <w:sz w:val="18"/>
+              </w:rPr>
+              <w:t xml:space="preserve"> Blocks </w:t>
+            </w:r>
+            <w:r>
+              <w:rPr>
+                <w:b/>
+                <w:i w:val="0"/>
+                <w:sz w:val="18"/>
+              </w:rPr>
+              <w:t>potassium, inactivated sodium and calcium channels and alpha and beta receptors</w:t>
+            </w:r>
+            <w:r>
+              <w:rPr>
+                <w:b w:val="0"/>
+                <w:i w:val="0"/>
+                <w:sz w:val="18"/>
+              </w:rPr>
+              <w:t>; decreases automaticity and conduction; prolongs refractory periods.</w:t>
+            </w:r>
+          </w:p>
+        </w:tc>
+      </w:tr>
+      <w:tr>
+        <w:tc>
+          <w:tcPr>
+            <w:tcW w:type="dxa" w:w="5112"/>
+            <w:shd w:val="clear" w:color="auto" w:fill="F1EEEF"/>
+          </w:tcPr>
+          <w:p>
+            <w:pPr>
+              <w:spacing w:after="40"/>
+            </w:pPr>
+            <w:r>
+              <w:rPr>
+                <w:b/>
+                <w:sz w:val="18"/>
+              </w:rPr>
+            </w:r>
+            <w:r>
+              <w:rPr>
+                <w:b/>
+                <w:i w:val="0"/>
+                <w:sz w:val="18"/>
+              </w:rPr>
+              <w:t>Amiodarone: uses</w:t>
+            </w:r>
+          </w:p>
+        </w:tc>
+        <w:tc>
+          <w:tcPr>
+            <w:tcW w:type="dxa" w:w="5112"/>
+          </w:tcPr>
+          <w:p>
+            <w:pPr>
+              <w:spacing w:after="40"/>
+            </w:pPr>
+            <w:r>
+              <w:rPr>
+                <w:sz w:val="18"/>
+              </w:rPr>
+            </w:r>
+            <w:r>
+              <w:rPr>
+                <w:b/>
+                <w:i w:val="0"/>
+                <w:sz w:val="18"/>
+              </w:rPr>
+              <w:t>Recurrent ventricular tachycardia or fibrillation resistant to other drugs</w:t>
+            </w:r>
+            <w:r>
+              <w:rPr>
+                <w:b w:val="0"/>
+                <w:i w:val="0"/>
+                <w:sz w:val="18"/>
+              </w:rPr>
+              <w:t xml:space="preserve">; maintain normal rate in atrial fibrillation. </w:t>
+            </w:r>
+            <w:r>
+              <w:rPr>
+                <w:b/>
+                <w:i w:val="0"/>
+                <w:sz w:val="18"/>
+              </w:rPr>
+              <w:t>Intravenous: terminates acute ventricular tachycardia or fibrillation, replacing lidocaine in myocardial infarction.</w:t>
+            </w:r>
+          </w:p>
+        </w:tc>
+      </w:tr>
+      <w:tr>
+        <w:tc>
+          <w:tcPr>
+            <w:tcW w:type="dxa" w:w="5112"/>
+            <w:shd w:val="clear" w:color="auto" w:fill="F1EEEF"/>
+          </w:tcPr>
+          <w:p>
+            <w:pPr>
+              <w:spacing w:after="40"/>
+            </w:pPr>
+            <w:r>
+              <w:rPr>
+                <w:b/>
+                <w:sz w:val="18"/>
+              </w:rPr>
+            </w:r>
+            <w:r>
+              <w:rPr>
+                <w:b/>
+                <w:i w:val="0"/>
+                <w:sz w:val="18"/>
+              </w:rPr>
+              <w:t>★ Amiodarone toxicity</w:t>
+            </w:r>
+          </w:p>
+        </w:tc>
+        <w:tc>
+          <w:tcPr>
+            <w:tcW w:type="dxa" w:w="5112"/>
+          </w:tcPr>
+          <w:p>
+            <w:pPr>
+              <w:spacing w:after="40"/>
+            </w:pPr>
+            <w:r>
+              <w:rPr>
+                <w:sz w:val="18"/>
+              </w:rPr>
+            </w:r>
+            <w:r>
+              <w:rPr>
+                <w:b w:val="0"/>
+                <w:i w:val="0"/>
+                <w:sz w:val="18"/>
+              </w:rPr>
+              <w:t xml:space="preserve">Hypotension; </w:t>
+            </w:r>
+            <w:r>
+              <w:rPr>
+                <w:b/>
+                <w:i w:val="0"/>
+                <w:sz w:val="18"/>
+              </w:rPr>
+              <w:t>pneumonitis, pulmonary fibrosis (potentially fatal)</w:t>
+            </w:r>
+            <w:r>
+              <w:rPr>
+                <w:b w:val="0"/>
+                <w:i w:val="0"/>
+                <w:sz w:val="18"/>
+              </w:rPr>
+              <w:t xml:space="preserve">; neurotoxicity, neuropathy, muscle weakness, ataxia; </w:t>
+            </w:r>
+            <w:r>
+              <w:rPr>
+                <w:b/>
+                <w:i w:val="0"/>
+                <w:sz w:val="18"/>
+              </w:rPr>
+              <w:t>blue-gray skin, photosensitivity</w:t>
+            </w:r>
+            <w:r>
+              <w:rPr>
+                <w:b w:val="0"/>
+                <w:i w:val="0"/>
+                <w:sz w:val="18"/>
+              </w:rPr>
+              <w:t xml:space="preserve">; </w:t>
+            </w:r>
+            <w:r>
+              <w:rPr>
+                <w:b/>
+                <w:i w:val="0"/>
+                <w:sz w:val="18"/>
+              </w:rPr>
+              <w:t>corneal deposits</w:t>
+            </w:r>
+            <w:r>
+              <w:rPr>
+                <w:b w:val="0"/>
+                <w:i w:val="0"/>
+                <w:sz w:val="18"/>
+              </w:rPr>
+              <w:t xml:space="preserve">; </w:t>
+            </w:r>
+            <w:r>
+              <w:rPr>
+                <w:b/>
+                <w:i w:val="0"/>
+                <w:sz w:val="18"/>
+              </w:rPr>
+              <w:t>thyroid abnormalities (hyper or hypo)</w:t>
+            </w:r>
+            <w:r>
+              <w:rPr>
+                <w:b w:val="0"/>
+                <w:i w:val="0"/>
+                <w:sz w:val="18"/>
+              </w:rPr>
+              <w:t xml:space="preserve">; </w:t>
+            </w:r>
+            <w:r>
+              <w:rPr>
+                <w:b/>
+                <w:i w:val="0"/>
+                <w:sz w:val="18"/>
+              </w:rPr>
+              <w:t>hepatic dysfunction</w:t>
+            </w:r>
+            <w:r>
+              <w:rPr>
+                <w:b w:val="0"/>
+                <w:i w:val="0"/>
+                <w:sz w:val="18"/>
+              </w:rPr>
+              <w:t xml:space="preserve">. </w:t>
+            </w:r>
+            <w:r>
+              <w:rPr>
+                <w:b w:val="0"/>
+                <w:i/>
+                <w:sz w:val="18"/>
+              </w:rPr>
+              <w:t>Boxed warning (not on the slide): pulmonary and hepatic toxicity.</w:t>
+            </w:r>
+          </w:p>
+        </w:tc>
+      </w:tr>
+      <w:tr>
+        <w:tc>
+          <w:tcPr>
+            <w:tcW w:type="dxa" w:w="5112"/>
+            <w:shd w:val="clear" w:color="auto" w:fill="F1EEEF"/>
+          </w:tcPr>
+          <w:p>
+            <w:pPr>
+              <w:spacing w:after="40"/>
+            </w:pPr>
+            <w:r>
+              <w:rPr>
+                <w:b/>
+                <w:sz w:val="18"/>
+              </w:rPr>
+            </w:r>
+            <w:r>
+              <w:rPr>
+                <w:b/>
+                <w:i w:val="0"/>
+                <w:sz w:val="18"/>
+              </w:rPr>
+              <w:t>Amiodarone interactions</w:t>
+            </w:r>
+          </w:p>
+        </w:tc>
+        <w:tc>
+          <w:tcPr>
+            <w:tcW w:type="dxa" w:w="5112"/>
+          </w:tcPr>
+          <w:p>
+            <w:pPr>
+              <w:spacing w:after="40"/>
+            </w:pPr>
+            <w:r>
+              <w:rPr>
+                <w:sz w:val="18"/>
+              </w:rPr>
+            </w:r>
+            <w:r>
+              <w:rPr>
+                <w:b/>
+                <w:i w:val="0"/>
+                <w:sz w:val="18"/>
+              </w:rPr>
+              <w:t>Increases digoxin, warfarin, flecainide, phenytoin and procainamide.</w:t>
+            </w:r>
+          </w:p>
+        </w:tc>
+      </w:tr>
+      <w:tr>
+        <w:tc>
+          <w:tcPr>
+            <w:tcW w:type="dxa" w:w="5112"/>
+            <w:shd w:val="clear" w:color="auto" w:fill="F1EEEF"/>
+          </w:tcPr>
+          <w:p>
+            <w:pPr>
+              <w:spacing w:after="40"/>
+            </w:pPr>
+            <w:r>
+              <w:rPr>
+                <w:b/>
+                <w:sz w:val="18"/>
+              </w:rPr>
+            </w:r>
+            <w:r>
+              <w:rPr>
+                <w:b/>
+                <w:i w:val="0"/>
+                <w:sz w:val="18"/>
+              </w:rPr>
+              <w:t>★ Dofetilide</w:t>
+            </w:r>
+          </w:p>
+        </w:tc>
+        <w:tc>
+          <w:tcPr>
+            <w:tcW w:type="dxa" w:w="5112"/>
+          </w:tcPr>
+          <w:p>
+            <w:pPr>
+              <w:spacing w:after="40"/>
+            </w:pPr>
+            <w:r>
+              <w:rPr>
+                <w:sz w:val="18"/>
+              </w:rPr>
+            </w:r>
+            <w:r>
+              <w:rPr>
+                <w:b/>
+                <w:i w:val="0"/>
+                <w:sz w:val="18"/>
+              </w:rPr>
+              <w:t>Potent pure potassium channel blocker.</w:t>
+            </w:r>
+            <w:r>
+              <w:rPr>
+                <w:b w:val="0"/>
+                <w:i w:val="0"/>
+                <w:sz w:val="18"/>
+              </w:rPr>
+              <w:t xml:space="preserve"> For </w:t>
+            </w:r>
+            <w:r>
+              <w:rPr>
+                <w:b/>
+                <w:i w:val="0"/>
+                <w:sz w:val="18"/>
+              </w:rPr>
+              <w:t>normal rhythm in atrial fibrillation</w:t>
+            </w:r>
+            <w:r>
+              <w:rPr>
+                <w:b w:val="0"/>
+                <w:i w:val="0"/>
+                <w:sz w:val="18"/>
+              </w:rPr>
+              <w:t xml:space="preserve">. </w:t>
+            </w:r>
+            <w:r>
+              <w:rPr>
+                <w:b/>
+                <w:i w:val="0"/>
+                <w:sz w:val="18"/>
+              </w:rPr>
+              <w:t>Limited availability to those with special training.</w:t>
+            </w:r>
+            <w:r>
+              <w:rPr>
+                <w:b w:val="0"/>
+                <w:i w:val="0"/>
+                <w:sz w:val="18"/>
+              </w:rPr>
+              <w:t xml:space="preserve"> </w:t>
+            </w:r>
+            <w:r>
+              <w:rPr>
+                <w:b/>
+                <w:i w:val="0"/>
+                <w:sz w:val="18"/>
+              </w:rPr>
+              <w:t>Torsades de pointes (1-3%), marked QT prolongation.</w:t>
+            </w:r>
+            <w:r>
+              <w:rPr>
+                <w:b w:val="0"/>
+                <w:i w:val="0"/>
+                <w:sz w:val="18"/>
+              </w:rPr>
+              <w:t xml:space="preserve"> Mainly </w:t>
+            </w:r>
+            <w:r>
+              <w:rPr>
+                <w:b/>
+                <w:i w:val="0"/>
+                <w:sz w:val="18"/>
+              </w:rPr>
+              <w:t>eliminated unchanged by the kidneys</w:t>
+            </w:r>
+            <w:r>
+              <w:rPr>
+                <w:b w:val="0"/>
+                <w:i w:val="0"/>
+                <w:sz w:val="18"/>
+              </w:rPr>
+              <w:t xml:space="preserve">. </w:t>
+            </w:r>
+            <w:r>
+              <w:rPr>
+                <w:b w:val="0"/>
+                <w:i/>
+                <w:sz w:val="18"/>
+              </w:rPr>
+              <w:t>Boxed warning (not on the slide): start in a monitored facility.</w:t>
+            </w:r>
+          </w:p>
+        </w:tc>
+      </w:tr>
+      <w:tr>
+        <w:tc>
+          <w:tcPr>
+            <w:tcW w:type="dxa" w:w="5112"/>
+            <w:shd w:val="clear" w:color="auto" w:fill="F1EEEF"/>
+          </w:tcPr>
+          <w:p>
+            <w:pPr>
+              <w:spacing w:after="40"/>
+            </w:pPr>
+            <w:r>
+              <w:rPr>
+                <w:b/>
+                <w:sz w:val="18"/>
+              </w:rPr>
+            </w:r>
+            <w:r>
+              <w:rPr>
+                <w:b/>
+                <w:i w:val="0"/>
+                <w:sz w:val="18"/>
+              </w:rPr>
+              <w:t>★ Sotalol = class II + class III</w:t>
+            </w:r>
+          </w:p>
+        </w:tc>
+        <w:tc>
+          <w:tcPr>
+            <w:tcW w:type="dxa" w:w="5112"/>
+          </w:tcPr>
+          <w:p>
+            <w:pPr>
+              <w:spacing w:after="40"/>
+            </w:pPr>
+            <w:r>
+              <w:rPr>
+                <w:sz w:val="18"/>
+              </w:rPr>
+            </w:r>
+            <w:r>
+              <w:rPr>
+                <w:b/>
+                <w:i w:val="0"/>
+                <w:sz w:val="18"/>
+              </w:rPr>
+              <w:t>Beta-blocking activity plus potassium channel block</w:t>
+            </w:r>
+            <w:r>
+              <w:rPr>
+                <w:b w:val="0"/>
+                <w:i w:val="0"/>
+                <w:sz w:val="18"/>
+              </w:rPr>
+              <w:t xml:space="preserve">; decreases phase 4 depolarization; longer action potential; slower atrioventricular node conduction. For </w:t>
+            </w:r>
+            <w:r>
+              <w:rPr>
+                <w:b/>
+                <w:i w:val="0"/>
+                <w:sz w:val="18"/>
+              </w:rPr>
+              <w:t>atrial flutter and fibrillation, ventricular tachyarrhythmia</w:t>
+            </w:r>
+            <w:r>
+              <w:rPr>
+                <w:b w:val="0"/>
+                <w:i w:val="0"/>
+                <w:sz w:val="18"/>
+              </w:rPr>
+              <w:t xml:space="preserve">. Toxicity: </w:t>
+            </w:r>
+            <w:r>
+              <w:rPr>
+                <w:b/>
+                <w:i w:val="0"/>
+                <w:sz w:val="18"/>
+              </w:rPr>
+              <w:t>torsades de pointes, bronchospasm</w:t>
+            </w:r>
+            <w:r>
+              <w:rPr>
+                <w:b w:val="0"/>
+                <w:i w:val="0"/>
+                <w:sz w:val="18"/>
+              </w:rPr>
+              <w:t>, beta-blocking effects.</w:t>
+            </w:r>
+          </w:p>
+        </w:tc>
+      </w:tr>
+    </w:tbl>
+    <w:p>
+      <w:pPr>
+        <w:spacing w:after="80"/>
+      </w:pPr>
+    </w:p>
+    <w:p>
+      <w:pPr>
+        <w:pStyle w:val="Heading1"/>
+        <w:spacing w:before="280" w:after="100"/>
+      </w:pPr>
+      <w:r>
+        <w:rPr>
+          <w:rFonts w:ascii="Georgia" w:hAnsi="Georgia"/>
+          <w:color w:val="17494B"/>
+        </w:rPr>
+        <w:t>Class IV · verapamil, diltiazem</w:t>
+      </w:r>
+    </w:p>
+    <w:tbl>
+      <w:tblPr>
+        <w:tblStyle w:val="TableGrid"/>
+        <w:tblW w:type="auto" w:w="0"/>
+        <w:jc w:val="center"/>
+        <w:tblLook w:firstColumn="1" w:firstRow="1" w:lastColumn="0" w:lastRow="0" w:noHBand="0" w:noVBand="1" w:val="04A0"/>
+        <w:tblBorders>
+          <w:top w:val="single" w:sz="4" w:space="0" w:color="D8D2D4"/>
+          <w:left w:val="single" w:sz="4" w:space="0" w:color="D8D2D4"/>
+          <w:bottom w:val="single" w:sz="4" w:space="0" w:color="D8D2D4"/>
+          <w:right w:val="single" w:sz="4" w:space="0" w:color="D8D2D4"/>
+          <w:insideH w:val="single" w:sz="4" w:space="0" w:color="D8D2D4"/>
+          <w:insideV w:val="single" w:sz="4" w:space="0" w:color="D8D2D4"/>
+        </w:tblBorders>
+      </w:tblPr>
+      <w:tblGrid>
+        <w:gridCol w:w="5112"/>
+        <w:gridCol w:w="5112"/>
+      </w:tblGrid>
+      <w:tr>
+        <w:tc>
+          <w:tcPr>
+            <w:tcW w:type="dxa" w:w="5112"/>
+            <w:shd w:val="clear" w:color="auto" w:fill="17494B"/>
+          </w:tcPr>
+          <w:p>
+            <w:pPr>
+              <w:spacing w:after="40"/>
+            </w:pPr>
+            <w:r>
+              <w:rPr>
+                <w:b/>
+                <w:color w:val="FFFFFF"/>
+                <w:sz w:val="18"/>
+              </w:rPr>
+            </w:r>
+            <w:r>
+              <w:rPr>
+                <w:b/>
+                <w:i w:val="0"/>
+                <w:color w:val="FFFFFF"/>
+                <w:sz w:val="18"/>
+              </w:rPr>
+              <w:t>Term</w:t>
+            </w:r>
+          </w:p>
+        </w:tc>
+        <w:tc>
+          <w:tcPr>
+            <w:tcW w:type="dxa" w:w="5112"/>
+            <w:shd w:val="clear" w:color="auto" w:fill="17494B"/>
+          </w:tcPr>
+          <w:p>
+            <w:pPr>
+              <w:spacing w:after="40"/>
+            </w:pPr>
+            <w:r>
+              <w:rPr>
+                <w:b/>
+                <w:color w:val="FFFFFF"/>
+                <w:sz w:val="18"/>
+              </w:rPr>
+            </w:r>
+            <w:r>
+              <w:rPr>
+                <w:b/>
+                <w:i w:val="0"/>
+                <w:color w:val="FFFFFF"/>
+                <w:sz w:val="18"/>
+              </w:rPr>
+              <w:t>What you need to know</w:t>
+            </w:r>
+          </w:p>
+        </w:tc>
+      </w:tr>
+      <w:tr>
+        <w:tc>
+          <w:tcPr>
+            <w:tcW w:type="dxa" w:w="5112"/>
+            <w:shd w:val="clear" w:color="auto" w:fill="F1EEEF"/>
+          </w:tcPr>
+          <w:p>
+            <w:pPr>
+              <w:spacing w:after="40"/>
+            </w:pPr>
+            <w:r>
+              <w:rPr>
+                <w:b/>
+                <w:sz w:val="18"/>
+              </w:rPr>
+            </w:r>
+            <w:r>
+              <w:rPr>
+                <w:b/>
+                <w:i w:val="0"/>
+                <w:sz w:val="18"/>
+              </w:rPr>
+              <w:t>Class IV actions</w:t>
+            </w:r>
+          </w:p>
+        </w:tc>
+        <w:tc>
+          <w:tcPr>
+            <w:tcW w:type="dxa" w:w="5112"/>
+          </w:tcPr>
+          <w:p>
+            <w:pPr>
+              <w:spacing w:after="40"/>
+            </w:pPr>
+            <w:r>
+              <w:rPr>
+                <w:sz w:val="18"/>
+              </w:rPr>
+            </w:r>
+            <w:r>
+              <w:rPr>
+                <w:b/>
+                <w:i w:val="0"/>
+                <w:sz w:val="18"/>
+              </w:rPr>
+              <w:t>Block the L-type calcium channel</w:t>
+            </w:r>
+            <w:r>
+              <w:rPr>
+                <w:b w:val="0"/>
+                <w:i w:val="0"/>
+                <w:sz w:val="18"/>
+              </w:rPr>
+              <w:t xml:space="preserve">; decrease automaticity; </w:t>
+            </w:r>
+            <w:r>
+              <w:rPr>
+                <w:b/>
+                <w:i w:val="0"/>
+                <w:sz w:val="18"/>
+              </w:rPr>
+              <w:t>slow atrioventricular node conduction</w:t>
+            </w:r>
+            <w:r>
+              <w:rPr>
+                <w:b w:val="0"/>
+                <w:i w:val="0"/>
+                <w:sz w:val="18"/>
+              </w:rPr>
+              <w:t xml:space="preserve">; </w:t>
+            </w:r>
+            <w:r>
+              <w:rPr>
+                <w:b/>
+                <w:i w:val="0"/>
+                <w:sz w:val="18"/>
+              </w:rPr>
+              <w:t>negative inotropic</w:t>
+            </w:r>
+            <w:r>
+              <w:rPr>
+                <w:b w:val="0"/>
+                <w:i w:val="0"/>
+                <w:sz w:val="18"/>
+              </w:rPr>
+              <w:t xml:space="preserve">. Block activated and inactivated channels; most effective in the </w:t>
+            </w:r>
+            <w:r>
+              <w:rPr>
+                <w:b/>
+                <w:i w:val="0"/>
+                <w:sz w:val="18"/>
+              </w:rPr>
+              <w:t>most active tissue</w:t>
+            </w:r>
+            <w:r>
+              <w:rPr>
+                <w:b w:val="0"/>
+                <w:i w:val="0"/>
+                <w:sz w:val="18"/>
+              </w:rPr>
+              <w:t xml:space="preserve">; </w:t>
+            </w:r>
+            <w:r>
+              <w:rPr>
+                <w:b/>
+                <w:i w:val="0"/>
+                <w:sz w:val="18"/>
+              </w:rPr>
+              <w:t>suppress the sinoatrial node</w:t>
+            </w:r>
+            <w:r>
+              <w:rPr>
+                <w:b w:val="0"/>
+                <w:i w:val="0"/>
+                <w:sz w:val="18"/>
+              </w:rPr>
+              <w:t>.</w:t>
+            </w:r>
+          </w:p>
+        </w:tc>
+      </w:tr>
+      <w:tr>
+        <w:tc>
+          <w:tcPr>
+            <w:tcW w:type="dxa" w:w="5112"/>
+            <w:shd w:val="clear" w:color="auto" w:fill="F1EEEF"/>
+          </w:tcPr>
+          <w:p>
+            <w:pPr>
+              <w:spacing w:after="40"/>
+            </w:pPr>
+            <w:r>
+              <w:rPr>
+                <w:b/>
+                <w:sz w:val="18"/>
+              </w:rPr>
+            </w:r>
+            <w:r>
+              <w:rPr>
+                <w:b/>
+                <w:i w:val="0"/>
+                <w:sz w:val="18"/>
+              </w:rPr>
+              <w:t>★ Verapamil and diltiazem: use and avoid</w:t>
+            </w:r>
+          </w:p>
+        </w:tc>
+        <w:tc>
+          <w:tcPr>
+            <w:tcW w:type="dxa" w:w="5112"/>
+          </w:tcPr>
+          <w:p>
+            <w:pPr>
+              <w:spacing w:after="40"/>
+            </w:pPr>
+            <w:r>
+              <w:rPr>
+                <w:sz w:val="18"/>
+              </w:rPr>
+            </w:r>
+            <w:r>
+              <w:rPr>
+                <w:b w:val="0"/>
+                <w:i w:val="0"/>
+                <w:sz w:val="18"/>
+              </w:rPr>
+              <w:t xml:space="preserve">For </w:t>
+            </w:r>
+            <w:r>
+              <w:rPr>
+                <w:b/>
+                <w:i w:val="0"/>
+                <w:sz w:val="18"/>
+              </w:rPr>
+              <w:t>paroxysmal supraventricular tachycardia</w:t>
+            </w:r>
+            <w:r>
+              <w:rPr>
+                <w:b w:val="0"/>
+                <w:i w:val="0"/>
+                <w:sz w:val="18"/>
+              </w:rPr>
+              <w:t xml:space="preserve"> and atrial fibrillation. Toxicity: </w:t>
+            </w:r>
+            <w:r>
+              <w:rPr>
+                <w:b/>
+                <w:i w:val="0"/>
+                <w:sz w:val="18"/>
+              </w:rPr>
+              <w:t>hypotension, edema</w:t>
+            </w:r>
+            <w:r>
+              <w:rPr>
+                <w:b w:val="0"/>
+                <w:i w:val="0"/>
+                <w:sz w:val="18"/>
+              </w:rPr>
+              <w:t xml:space="preserve">. Hepatic metabolism: </w:t>
+            </w:r>
+            <w:r>
+              <w:rPr>
+                <w:b/>
+                <w:i w:val="0"/>
+                <w:sz w:val="18"/>
+              </w:rPr>
+              <w:t>caution in liver damage</w:t>
+            </w:r>
+            <w:r>
+              <w:rPr>
+                <w:b w:val="0"/>
+                <w:i w:val="0"/>
+                <w:sz w:val="18"/>
+              </w:rPr>
+              <w:t xml:space="preserve">. </w:t>
+            </w:r>
+            <w:r>
+              <w:rPr>
+                <w:b/>
+                <w:i w:val="0"/>
+                <w:sz w:val="18"/>
+              </w:rPr>
+              <w:t>Avoid in ventricular arrhythmias, sick sinus syndrome, depressed cardiac function.</w:t>
+            </w:r>
+          </w:p>
+        </w:tc>
+      </w:tr>
+    </w:tbl>
+    <w:p>
+      <w:pPr>
+        <w:spacing w:after="80"/>
+      </w:pPr>
+    </w:p>
+    <w:p>
+      <w:pPr>
+        <w:pStyle w:val="Heading1"/>
+        <w:spacing w:before="280" w:after="100"/>
+      </w:pPr>
+      <w:r>
+        <w:rPr>
+          <w:rFonts w:ascii="Georgia" w:hAnsi="Georgia"/>
+          <w:color w:val="17494B"/>
+        </w:rPr>
+        <w:t>Miscellaneous · adenosine, digoxin, magnesium sulfate</w:t>
+      </w:r>
+    </w:p>
+    <w:tbl>
+      <w:tblPr>
+        <w:tblStyle w:val="TableGrid"/>
+        <w:tblW w:type="auto" w:w="0"/>
+        <w:jc w:val="center"/>
+        <w:tblLook w:firstColumn="1" w:firstRow="1" w:lastColumn="0" w:lastRow="0" w:noHBand="0" w:noVBand="1" w:val="04A0"/>
+        <w:tblBorders>
+          <w:top w:val="single" w:sz="4" w:space="0" w:color="D8D2D4"/>
+          <w:left w:val="single" w:sz="4" w:space="0" w:color="D8D2D4"/>
+          <w:bottom w:val="single" w:sz="4" w:space="0" w:color="D8D2D4"/>
+          <w:right w:val="single" w:sz="4" w:space="0" w:color="D8D2D4"/>
+          <w:insideH w:val="single" w:sz="4" w:space="0" w:color="D8D2D4"/>
+          <w:insideV w:val="single" w:sz="4" w:space="0" w:color="D8D2D4"/>
+        </w:tblBorders>
+      </w:tblPr>
+      <w:tblGrid>
+        <w:gridCol w:w="5112"/>
+        <w:gridCol w:w="5112"/>
+      </w:tblGrid>
+      <w:tr>
+        <w:tc>
+          <w:tcPr>
+            <w:tcW w:type="dxa" w:w="5112"/>
+            <w:shd w:val="clear" w:color="auto" w:fill="17494B"/>
+          </w:tcPr>
+          <w:p>
+            <w:pPr>
+              <w:spacing w:after="40"/>
+            </w:pPr>
+            <w:r>
+              <w:rPr>
+                <w:b/>
+                <w:color w:val="FFFFFF"/>
+                <w:sz w:val="18"/>
+              </w:rPr>
+            </w:r>
+            <w:r>
+              <w:rPr>
+                <w:b/>
+                <w:i w:val="0"/>
+                <w:color w:val="FFFFFF"/>
+                <w:sz w:val="18"/>
+              </w:rPr>
+              <w:t>Term</w:t>
+            </w:r>
+          </w:p>
+        </w:tc>
+        <w:tc>
+          <w:tcPr>
+            <w:tcW w:type="dxa" w:w="5112"/>
+            <w:shd w:val="clear" w:color="auto" w:fill="17494B"/>
+          </w:tcPr>
+          <w:p>
+            <w:pPr>
+              <w:spacing w:after="40"/>
+            </w:pPr>
+            <w:r>
+              <w:rPr>
+                <w:b/>
+                <w:color w:val="FFFFFF"/>
+                <w:sz w:val="18"/>
+              </w:rPr>
+            </w:r>
+            <w:r>
+              <w:rPr>
+                <w:b/>
+                <w:i w:val="0"/>
+                <w:color w:val="FFFFFF"/>
+                <w:sz w:val="18"/>
+              </w:rPr>
+              <w:t>What you need to know</w:t>
+            </w:r>
+          </w:p>
+        </w:tc>
+      </w:tr>
+      <w:tr>
+        <w:tc>
+          <w:tcPr>
+            <w:tcW w:type="dxa" w:w="5112"/>
+            <w:shd w:val="clear" w:color="auto" w:fill="F1EEEF"/>
+          </w:tcPr>
+          <w:p>
+            <w:pPr>
+              <w:spacing w:after="40"/>
+            </w:pPr>
+            <w:r>
+              <w:rPr>
+                <w:b/>
+                <w:sz w:val="18"/>
+              </w:rPr>
+            </w:r>
+            <w:r>
+              <w:rPr>
+                <w:b/>
+                <w:i w:val="0"/>
+                <w:sz w:val="18"/>
+              </w:rPr>
+              <w:t>★ Adenosine: action</w:t>
+            </w:r>
+          </w:p>
+        </w:tc>
+        <w:tc>
+          <w:tcPr>
+            <w:tcW w:type="dxa" w:w="5112"/>
+          </w:tcPr>
+          <w:p>
+            <w:pPr>
+              <w:spacing w:after="40"/>
+            </w:pPr>
+            <w:r>
+              <w:rPr>
+                <w:sz w:val="18"/>
+              </w:rPr>
+            </w:r>
+            <w:r>
+              <w:rPr>
+                <w:b/>
+                <w:i w:val="0"/>
+                <w:sz w:val="18"/>
+              </w:rPr>
+              <w:t>Activates potassium channels in the atria and blocks calcium channels → hyperpolarizes cells.</w:t>
+            </w:r>
+            <w:r>
+              <w:rPr>
+                <w:b w:val="0"/>
+                <w:i w:val="0"/>
+                <w:sz w:val="18"/>
+              </w:rPr>
+              <w:t xml:space="preserve"> Slows conduction velocity: </w:t>
+            </w:r>
+            <w:r>
+              <w:rPr>
+                <w:b/>
+                <w:i w:val="0"/>
+                <w:sz w:val="18"/>
+              </w:rPr>
+              <w:t>may stop the heart for 2-3 seconds</w:t>
+            </w:r>
+            <w:r>
+              <w:rPr>
+                <w:b w:val="0"/>
+                <w:i w:val="0"/>
+                <w:sz w:val="18"/>
+              </w:rPr>
+              <w:t xml:space="preserve">; decreases automaticity; prolongs the refractory period. </w:t>
+            </w:r>
+            <w:r>
+              <w:rPr>
+                <w:b/>
+                <w:i w:val="0"/>
+                <w:sz w:val="18"/>
+              </w:rPr>
+              <w:t>Half-life about 10 seconds.</w:t>
+            </w:r>
+            <w:r>
+              <w:rPr>
+                <w:b w:val="0"/>
+                <w:i w:val="0"/>
+                <w:sz w:val="18"/>
+              </w:rPr>
+              <w:t xml:space="preserve"> His image: turn it off and back on.</w:t>
+            </w:r>
+          </w:p>
+        </w:tc>
+      </w:tr>
+      <w:tr>
+        <w:tc>
+          <w:tcPr>
+            <w:tcW w:type="dxa" w:w="5112"/>
+            <w:shd w:val="clear" w:color="auto" w:fill="F1EEEF"/>
+          </w:tcPr>
+          <w:p>
+            <w:pPr>
+              <w:spacing w:after="40"/>
+            </w:pPr>
+            <w:r>
+              <w:rPr>
+                <w:b/>
+                <w:sz w:val="18"/>
+              </w:rPr>
+            </w:r>
+            <w:r>
+              <w:rPr>
+                <w:b/>
+                <w:i w:val="0"/>
+                <w:sz w:val="18"/>
+              </w:rPr>
+              <w:t>Adenosine: use and toxicity</w:t>
+            </w:r>
+          </w:p>
+        </w:tc>
+        <w:tc>
+          <w:tcPr>
+            <w:tcW w:type="dxa" w:w="5112"/>
+          </w:tcPr>
+          <w:p>
+            <w:pPr>
+              <w:spacing w:after="40"/>
+            </w:pPr>
+            <w:r>
+              <w:rPr>
+                <w:sz w:val="18"/>
+              </w:rPr>
+            </w:r>
+            <w:r>
+              <w:rPr>
+                <w:b/>
+                <w:i w:val="0"/>
+                <w:sz w:val="18"/>
+              </w:rPr>
+              <w:t>Paroxysmal supraventricular tachycardia</w:t>
+            </w:r>
+            <w:r>
+              <w:rPr>
+                <w:b w:val="0"/>
+                <w:i w:val="0"/>
+                <w:sz w:val="18"/>
+              </w:rPr>
+              <w:t xml:space="preserve"> (Wolff-Parkinson-White also listed). Toxicity: </w:t>
+            </w:r>
+            <w:r>
+              <w:rPr>
+                <w:b/>
+                <w:i w:val="0"/>
+                <w:sz w:val="18"/>
+              </w:rPr>
+              <w:t>flushing (20%)</w:t>
+            </w:r>
+            <w:r>
+              <w:rPr>
+                <w:b w:val="0"/>
+                <w:i w:val="0"/>
+                <w:sz w:val="18"/>
+              </w:rPr>
+              <w:t>, shortness of breath, burning in the chest.</w:t>
+            </w:r>
+          </w:p>
+        </w:tc>
+      </w:tr>
+      <w:tr>
+        <w:tc>
+          <w:tcPr>
+            <w:tcW w:type="dxa" w:w="5112"/>
+            <w:shd w:val="clear" w:color="auto" w:fill="F1EEEF"/>
+          </w:tcPr>
+          <w:p>
+            <w:pPr>
+              <w:spacing w:after="40"/>
+            </w:pPr>
+            <w:r>
+              <w:rPr>
+                <w:b/>
+                <w:sz w:val="18"/>
+              </w:rPr>
+            </w:r>
+            <w:r>
+              <w:rPr>
+                <w:b/>
+                <w:i w:val="0"/>
+                <w:sz w:val="18"/>
+              </w:rPr>
+              <w:t>Digoxin: action</w:t>
+            </w:r>
+          </w:p>
+        </w:tc>
+        <w:tc>
+          <w:tcPr>
+            <w:tcW w:type="dxa" w:w="5112"/>
+          </w:tcPr>
+          <w:p>
+            <w:pPr>
+              <w:spacing w:after="40"/>
+            </w:pPr>
+            <w:r>
+              <w:rPr>
+                <w:sz w:val="18"/>
+              </w:rPr>
+            </w:r>
+            <w:r>
+              <w:rPr>
+                <w:b/>
+                <w:i w:val="0"/>
+                <w:sz w:val="18"/>
+              </w:rPr>
+              <w:t>Sodium-potassium ATPase inhibition</w:t>
+            </w:r>
+            <w:r>
+              <w:rPr>
+                <w:b w:val="0"/>
+                <w:i w:val="0"/>
+                <w:sz w:val="18"/>
+              </w:rPr>
+              <w:t xml:space="preserve">; slows atrioventricular conduction; inhibits calcium channels in the atrioventricular node; </w:t>
+            </w:r>
+            <w:r>
+              <w:rPr>
+                <w:b/>
+                <w:i w:val="0"/>
+                <w:sz w:val="18"/>
+              </w:rPr>
+              <w:t>indirectly raises parasympathetic tone, lowers sympathetic</w:t>
+            </w:r>
+            <w:r>
+              <w:rPr>
+                <w:b w:val="0"/>
+                <w:i w:val="0"/>
+                <w:sz w:val="18"/>
+              </w:rPr>
+              <w:t xml:space="preserve">; </w:t>
+            </w:r>
+            <w:r>
+              <w:rPr>
+                <w:b/>
+                <w:i w:val="0"/>
+                <w:sz w:val="18"/>
+              </w:rPr>
+              <w:t>can induce heart block</w:t>
+            </w:r>
+            <w:r>
+              <w:rPr>
+                <w:b w:val="0"/>
+                <w:i w:val="0"/>
+                <w:sz w:val="18"/>
+              </w:rPr>
+              <w:t>.</w:t>
+            </w:r>
+          </w:p>
+        </w:tc>
+      </w:tr>
+      <w:tr>
+        <w:tc>
+          <w:tcPr>
+            <w:tcW w:type="dxa" w:w="5112"/>
+            <w:shd w:val="clear" w:color="auto" w:fill="F1EEEF"/>
+          </w:tcPr>
+          <w:p>
+            <w:pPr>
+              <w:spacing w:after="40"/>
+            </w:pPr>
+            <w:r>
+              <w:rPr>
+                <w:b/>
+                <w:sz w:val="18"/>
+              </w:rPr>
+            </w:r>
+            <w:r>
+              <w:rPr>
+                <w:b/>
+                <w:i w:val="0"/>
+                <w:sz w:val="18"/>
+              </w:rPr>
+              <w:t>★ Digoxin: use, toxicity, avoid</w:t>
+            </w:r>
+          </w:p>
+        </w:tc>
+        <w:tc>
+          <w:tcPr>
+            <w:tcW w:type="dxa" w:w="5112"/>
+          </w:tcPr>
+          <w:p>
+            <w:pPr>
+              <w:spacing w:after="40"/>
+            </w:pPr>
+            <w:r>
+              <w:rPr>
+                <w:sz w:val="18"/>
+              </w:rPr>
+            </w:r>
+            <w:r>
+              <w:rPr>
+                <w:b/>
+                <w:i w:val="0"/>
+                <w:sz w:val="18"/>
+              </w:rPr>
+              <w:t>Slow the ventricular rate</w:t>
+            </w:r>
+            <w:r>
+              <w:rPr>
+                <w:b w:val="0"/>
+                <w:i w:val="0"/>
+                <w:sz w:val="18"/>
+              </w:rPr>
+              <w:t xml:space="preserve">; induce heart block in atrial flutter and fibrillation. Toxicity: nausea, vomiting, diarrhea, anorexia; confusion, delirium, headache, seizures, visual disturbances. </w:t>
+            </w:r>
+            <w:r>
+              <w:rPr>
+                <w:b/>
+                <w:i w:val="0"/>
+                <w:sz w:val="18"/>
+              </w:rPr>
+              <w:t>Avoid calcium channel blockers and beta blockers</w:t>
+            </w:r>
+            <w:r>
+              <w:rPr>
+                <w:b w:val="0"/>
+                <w:i w:val="0"/>
+                <w:sz w:val="18"/>
+              </w:rPr>
+              <w:t xml:space="preserve"> with it (additive slowing and heart block).</w:t>
+            </w:r>
+          </w:p>
+        </w:tc>
+      </w:tr>
+      <w:tr>
+        <w:tc>
+          <w:tcPr>
+            <w:tcW w:type="dxa" w:w="5112"/>
+            <w:shd w:val="clear" w:color="auto" w:fill="F1EEEF"/>
+          </w:tcPr>
+          <w:p>
+            <w:pPr>
+              <w:spacing w:after="40"/>
+            </w:pPr>
+            <w:r>
+              <w:rPr>
+                <w:b/>
+                <w:sz w:val="18"/>
+              </w:rPr>
+            </w:r>
+            <w:r>
+              <w:rPr>
+                <w:b/>
+                <w:i w:val="0"/>
+                <w:sz w:val="18"/>
+              </w:rPr>
+              <w:t>★ Magnesium sulfate</w:t>
+            </w:r>
+          </w:p>
+        </w:tc>
+        <w:tc>
+          <w:tcPr>
+            <w:tcW w:type="dxa" w:w="5112"/>
+          </w:tcPr>
+          <w:p>
+            <w:pPr>
+              <w:spacing w:after="40"/>
+            </w:pPr>
+            <w:r>
+              <w:rPr>
+                <w:sz w:val="18"/>
+              </w:rPr>
+            </w:r>
+            <w:r>
+              <w:rPr>
+                <w:b w:val="0"/>
+                <w:i w:val="0"/>
+                <w:sz w:val="18"/>
+              </w:rPr>
+              <w:t xml:space="preserve">Indication: </w:t>
+            </w:r>
+            <w:r>
+              <w:rPr>
+                <w:b/>
+                <w:i w:val="0"/>
+                <w:sz w:val="18"/>
+              </w:rPr>
+              <w:t>torsades de pointes, intravenous</w:t>
+            </w:r>
+            <w:r>
+              <w:rPr>
+                <w:b w:val="0"/>
+                <w:i w:val="0"/>
+                <w:sz w:val="18"/>
+              </w:rPr>
+              <w:t xml:space="preserve"> (the treatment of choice he named). Toxicity: bradycardia, flushing, headache, </w:t>
+            </w:r>
+            <w:r>
+              <w:rPr>
+                <w:b/>
+                <w:i w:val="0"/>
+                <w:sz w:val="18"/>
+              </w:rPr>
+              <w:t>respiratory paralysis</w:t>
+            </w:r>
+            <w:r>
+              <w:rPr>
+                <w:b w:val="0"/>
+                <w:i w:val="0"/>
+                <w:sz w:val="18"/>
+              </w:rPr>
+              <w:t>.</w:t>
+            </w:r>
+          </w:p>
+        </w:tc>
+      </w:tr>
+    </w:tbl>
+    <w:p>
+      <w:pPr>
+        <w:spacing w:after="80"/>
+      </w:pPr>
+    </w:p>
+    <w:p>
+      <w:pPr>
+        <w:pStyle w:val="Heading1"/>
+        <w:spacing w:before="280" w:after="100"/>
+      </w:pPr>
+      <w:r>
+        <w:rPr>
+          <w:rFonts w:ascii="Georgia" w:hAnsi="Georgia"/>
+          <w:color w:val="17494B"/>
+        </w:rPr>
+        <w:t>Antiarrhythmics · which drug causes it</w:t>
+      </w:r>
+    </w:p>
+    <w:tbl>
+      <w:tblPr>
+        <w:tblStyle w:val="TableGrid"/>
+        <w:tblW w:type="auto" w:w="0"/>
+        <w:jc w:val="center"/>
+        <w:tblLook w:firstColumn="1" w:firstRow="1" w:lastColumn="0" w:lastRow="0" w:noHBand="0" w:noVBand="1" w:val="04A0"/>
+        <w:tblBorders>
+          <w:top w:val="single" w:sz="4" w:space="0" w:color="D8D2D4"/>
+          <w:left w:val="single" w:sz="4" w:space="0" w:color="D8D2D4"/>
+          <w:bottom w:val="single" w:sz="4" w:space="0" w:color="D8D2D4"/>
+          <w:right w:val="single" w:sz="4" w:space="0" w:color="D8D2D4"/>
+          <w:insideH w:val="single" w:sz="4" w:space="0" w:color="D8D2D4"/>
+          <w:insideV w:val="single" w:sz="4" w:space="0" w:color="D8D2D4"/>
+        </w:tblBorders>
+      </w:tblPr>
+      <w:tblGrid>
+        <w:gridCol w:w="5112"/>
+        <w:gridCol w:w="5112"/>
+      </w:tblGrid>
+      <w:tr>
+        <w:tc>
+          <w:tcPr>
+            <w:tcW w:type="dxa" w:w="5112"/>
+            <w:shd w:val="clear" w:color="auto" w:fill="17494B"/>
+          </w:tcPr>
+          <w:p>
+            <w:pPr>
+              <w:spacing w:after="40"/>
+            </w:pPr>
+            <w:r>
+              <w:rPr>
+                <w:b/>
+                <w:color w:val="FFFFFF"/>
+                <w:sz w:val="18"/>
+              </w:rPr>
+            </w:r>
+            <w:r>
+              <w:rPr>
+                <w:b/>
+                <w:i w:val="0"/>
+                <w:color w:val="FFFFFF"/>
+                <w:sz w:val="18"/>
+              </w:rPr>
+              <w:t>Term</w:t>
+            </w:r>
+          </w:p>
+        </w:tc>
+        <w:tc>
+          <w:tcPr>
+            <w:tcW w:type="dxa" w:w="5112"/>
+            <w:shd w:val="clear" w:color="auto" w:fill="17494B"/>
+          </w:tcPr>
+          <w:p>
+            <w:pPr>
+              <w:spacing w:after="40"/>
+            </w:pPr>
+            <w:r>
+              <w:rPr>
+                <w:b/>
+                <w:color w:val="FFFFFF"/>
+                <w:sz w:val="18"/>
+              </w:rPr>
+            </w:r>
+            <w:r>
+              <w:rPr>
+                <w:b/>
+                <w:i w:val="0"/>
+                <w:color w:val="FFFFFF"/>
+                <w:sz w:val="18"/>
+              </w:rPr>
+              <w:t>What you need to know</w:t>
+            </w:r>
+          </w:p>
+        </w:tc>
+      </w:tr>
+      <w:tr>
+        <w:tc>
+          <w:tcPr>
+            <w:tcW w:type="dxa" w:w="5112"/>
+            <w:shd w:val="clear" w:color="auto" w:fill="F1EEEF"/>
+          </w:tcPr>
+          <w:p>
+            <w:pPr>
+              <w:spacing w:after="40"/>
+            </w:pPr>
+            <w:r>
+              <w:rPr>
+                <w:b/>
+                <w:sz w:val="18"/>
+              </w:rPr>
+            </w:r>
+            <w:r>
+              <w:rPr>
+                <w:b/>
+                <w:i w:val="0"/>
+                <w:sz w:val="18"/>
+              </w:rPr>
+              <w:t>More than one class in one drug</w:t>
+            </w:r>
+          </w:p>
+        </w:tc>
+        <w:tc>
+          <w:tcPr>
+            <w:tcW w:type="dxa" w:w="5112"/>
+          </w:tcPr>
+          <w:p>
+            <w:pPr>
+              <w:spacing w:after="40"/>
+            </w:pPr>
+            <w:r>
+              <w:rPr>
+                <w:sz w:val="18"/>
+              </w:rPr>
+            </w:r>
+            <w:r>
+              <w:rPr>
+                <w:b/>
+                <w:i w:val="0"/>
+                <w:sz w:val="18"/>
+              </w:rPr>
+              <w:t>Amiodarone</w:t>
+            </w:r>
+            <w:r>
+              <w:rPr>
+                <w:b w:val="0"/>
+                <w:i w:val="0"/>
+                <w:sz w:val="18"/>
+              </w:rPr>
+              <w:t xml:space="preserve">: potassium, inactivated sodium and calcium channels plus alpha and beta receptors. </w:t>
+            </w:r>
+            <w:r>
+              <w:rPr>
+                <w:b/>
+                <w:i w:val="0"/>
+                <w:sz w:val="18"/>
+              </w:rPr>
+              <w:t>Sotalol</w:t>
+            </w:r>
+            <w:r>
+              <w:rPr>
+                <w:b w:val="0"/>
+                <w:i w:val="0"/>
+                <w:sz w:val="18"/>
+              </w:rPr>
+              <w:t xml:space="preserve">: beta block + potassium block. </w:t>
+            </w:r>
+            <w:r>
+              <w:rPr>
+                <w:b/>
+                <w:i w:val="0"/>
+                <w:sz w:val="18"/>
+              </w:rPr>
+              <w:t>Propafenone</w:t>
+            </w:r>
+            <w:r>
+              <w:rPr>
+                <w:b w:val="0"/>
+                <w:i w:val="0"/>
+                <w:sz w:val="18"/>
+              </w:rPr>
+              <w:t xml:space="preserve">: flecainide’s sodium block + beta block. </w:t>
+            </w:r>
+            <w:r>
+              <w:rPr>
+                <w:b/>
+                <w:i w:val="0"/>
+                <w:sz w:val="18"/>
+              </w:rPr>
+              <w:t>Procainamide</w:t>
+            </w:r>
+            <w:r>
+              <w:rPr>
+                <w:b w:val="0"/>
+                <w:i w:val="0"/>
+                <w:sz w:val="18"/>
+              </w:rPr>
+              <w:t xml:space="preserve">: its metabolite NAPA (N-acetylprocainamide) has class III activity. </w:t>
+            </w:r>
+            <w:r>
+              <w:rPr>
+                <w:b/>
+                <w:i w:val="0"/>
+                <w:sz w:val="18"/>
+              </w:rPr>
+              <w:t>Quinidine</w:t>
+            </w:r>
+            <w:r>
+              <w:rPr>
+                <w:b w:val="0"/>
+                <w:i w:val="0"/>
+                <w:sz w:val="18"/>
+              </w:rPr>
+              <w:t xml:space="preserve">: anticholinergic + alpha block. </w:t>
+            </w:r>
+            <w:r>
+              <w:rPr>
+                <w:b/>
+                <w:i w:val="0"/>
+                <w:sz w:val="18"/>
+              </w:rPr>
+              <w:t>Flecainide</w:t>
+            </w:r>
+            <w:r>
+              <w:rPr>
+                <w:b w:val="0"/>
+                <w:i w:val="0"/>
+                <w:sz w:val="18"/>
+              </w:rPr>
+              <w:t>: sodium + potassium channels.</w:t>
+            </w:r>
+          </w:p>
+        </w:tc>
+      </w:tr>
+      <w:tr>
+        <w:tc>
+          <w:tcPr>
+            <w:tcW w:type="dxa" w:w="5112"/>
+            <w:shd w:val="clear" w:color="auto" w:fill="F1EEEF"/>
+          </w:tcPr>
+          <w:p>
+            <w:pPr>
+              <w:spacing w:after="40"/>
+            </w:pPr>
+            <w:r>
+              <w:rPr>
+                <w:b/>
+                <w:sz w:val="18"/>
+              </w:rPr>
+            </w:r>
+            <w:r>
+              <w:rPr>
+                <w:b/>
+                <w:i w:val="0"/>
+                <w:sz w:val="18"/>
+              </w:rPr>
+              <w:t>Bronchospasm</w:t>
+            </w:r>
+          </w:p>
+        </w:tc>
+        <w:tc>
+          <w:tcPr>
+            <w:tcW w:type="dxa" w:w="5112"/>
+          </w:tcPr>
+          <w:p>
+            <w:pPr>
+              <w:spacing w:after="40"/>
+            </w:pPr>
+            <w:r>
+              <w:rPr>
+                <w:sz w:val="18"/>
+              </w:rPr>
+            </w:r>
+            <w:r>
+              <w:rPr>
+                <w:b/>
+                <w:i w:val="0"/>
+                <w:sz w:val="18"/>
+              </w:rPr>
+              <w:t>Propranolol</w:t>
+            </w:r>
+            <w:r>
+              <w:rPr>
+                <w:b w:val="0"/>
+                <w:i w:val="0"/>
+                <w:sz w:val="18"/>
+              </w:rPr>
+              <w:t xml:space="preserve"> (nonselective), </w:t>
+            </w:r>
+            <w:r>
+              <w:rPr>
+                <w:b/>
+                <w:i w:val="0"/>
+                <w:sz w:val="18"/>
+              </w:rPr>
+              <w:t>sotalol</w:t>
+            </w:r>
+            <w:r>
+              <w:rPr>
+                <w:b w:val="0"/>
+                <w:i w:val="0"/>
+                <w:sz w:val="18"/>
+              </w:rPr>
+              <w:t xml:space="preserve"> and </w:t>
+            </w:r>
+            <w:r>
+              <w:rPr>
+                <w:b/>
+                <w:i w:val="0"/>
+                <w:sz w:val="18"/>
+              </w:rPr>
+              <w:t>propafenone</w:t>
+            </w:r>
+            <w:r>
+              <w:rPr>
+                <w:b w:val="0"/>
+                <w:i w:val="0"/>
+                <w:sz w:val="18"/>
+              </w:rPr>
+              <w:t xml:space="preserve"> (beta-blocking activity), and </w:t>
+            </w:r>
+            <w:r>
+              <w:rPr>
+                <w:b/>
+                <w:i w:val="0"/>
+                <w:sz w:val="18"/>
+              </w:rPr>
+              <w:t>flecainide</w:t>
+            </w:r>
+            <w:r>
+              <w:rPr>
+                <w:b w:val="0"/>
+                <w:i w:val="0"/>
+                <w:sz w:val="18"/>
+              </w:rPr>
+              <w:t xml:space="preserve">. Metoprolol and acebutolol: </w:t>
+            </w:r>
+            <w:r>
+              <w:rPr>
+                <w:b/>
+                <w:i w:val="0"/>
+                <w:sz w:val="18"/>
+              </w:rPr>
+              <w:t>less bronchospasm</w:t>
+            </w:r>
+            <w:r>
+              <w:rPr>
+                <w:b w:val="0"/>
+                <w:i w:val="0"/>
+                <w:sz w:val="18"/>
+              </w:rPr>
+              <w:t>.</w:t>
+            </w:r>
+          </w:p>
+        </w:tc>
+      </w:tr>
+      <w:tr>
+        <w:tc>
+          <w:tcPr>
+            <w:tcW w:type="dxa" w:w="5112"/>
+            <w:shd w:val="clear" w:color="auto" w:fill="F1EEEF"/>
+          </w:tcPr>
+          <w:p>
+            <w:pPr>
+              <w:spacing w:after="40"/>
+            </w:pPr>
+            <w:r>
+              <w:rPr>
+                <w:b/>
+                <w:sz w:val="18"/>
+              </w:rPr>
+            </w:r>
+            <w:r>
+              <w:rPr>
+                <w:b/>
+                <w:i w:val="0"/>
+                <w:sz w:val="18"/>
+              </w:rPr>
+              <w:t>Blood counts</w:t>
+            </w:r>
+          </w:p>
+        </w:tc>
+        <w:tc>
+          <w:tcPr>
+            <w:tcW w:type="dxa" w:w="5112"/>
+          </w:tcPr>
+          <w:p>
+            <w:pPr>
+              <w:spacing w:after="40"/>
+            </w:pPr>
+            <w:r>
+              <w:rPr>
+                <w:sz w:val="18"/>
+              </w:rPr>
+            </w:r>
+            <w:r>
+              <w:rPr>
+                <w:b/>
+                <w:i w:val="0"/>
+                <w:sz w:val="18"/>
+              </w:rPr>
+              <w:t>Quinidine: thrombocytopenia (may be fatal).</w:t>
+            </w:r>
+            <w:r>
+              <w:rPr>
+                <w:b w:val="0"/>
+                <w:i w:val="0"/>
+                <w:sz w:val="18"/>
+              </w:rPr>
+              <w:t xml:space="preserve"> Procainamide: bone marrow suppression (0.2%). Flecainide: thrombocytopenia. </w:t>
+            </w:r>
+            <w:r>
+              <w:rPr>
+                <w:b/>
+                <w:i w:val="0"/>
+                <w:sz w:val="18"/>
+              </w:rPr>
+              <w:t>Propafenone: agranulocytosis, anemia, thrombocytopenia.</w:t>
+            </w:r>
+          </w:p>
+        </w:tc>
+      </w:tr>
+      <w:tr>
+        <w:tc>
+          <w:tcPr>
+            <w:tcW w:type="dxa" w:w="5112"/>
+            <w:shd w:val="clear" w:color="auto" w:fill="F1EEEF"/>
+          </w:tcPr>
+          <w:p>
+            <w:pPr>
+              <w:spacing w:after="40"/>
+            </w:pPr>
+            <w:r>
+              <w:rPr>
+                <w:b/>
+                <w:sz w:val="18"/>
+              </w:rPr>
+            </w:r>
+            <w:r>
+              <w:rPr>
+                <w:b/>
+                <w:i w:val="0"/>
+                <w:sz w:val="18"/>
+              </w:rPr>
+              <w:t>Weaker pump, heart failure</w:t>
+            </w:r>
+          </w:p>
+        </w:tc>
+        <w:tc>
+          <w:tcPr>
+            <w:tcW w:type="dxa" w:w="5112"/>
+          </w:tcPr>
+          <w:p>
+            <w:pPr>
+              <w:spacing w:after="40"/>
+            </w:pPr>
+            <w:r>
+              <w:rPr>
+                <w:sz w:val="18"/>
+              </w:rPr>
+            </w:r>
+            <w:r>
+              <w:rPr>
+                <w:b/>
+                <w:i w:val="0"/>
+                <w:sz w:val="18"/>
+              </w:rPr>
+              <w:t>Disopyramide</w:t>
+            </w:r>
+            <w:r>
+              <w:rPr>
+                <w:b w:val="0"/>
+                <w:i w:val="0"/>
+                <w:sz w:val="18"/>
+              </w:rPr>
+              <w:t xml:space="preserve"> (negative inotropic, congestive heart failure), </w:t>
+            </w:r>
+            <w:r>
+              <w:rPr>
+                <w:b/>
+                <w:i w:val="0"/>
+                <w:sz w:val="18"/>
+              </w:rPr>
+              <w:t>propafenone</w:t>
+            </w:r>
+            <w:r>
+              <w:rPr>
+                <w:b w:val="0"/>
+                <w:i w:val="0"/>
+                <w:sz w:val="18"/>
+              </w:rPr>
+              <w:t xml:space="preserve"> (worsens heart failure), </w:t>
+            </w:r>
+            <w:r>
+              <w:rPr>
+                <w:b/>
+                <w:i w:val="0"/>
+                <w:sz w:val="18"/>
+              </w:rPr>
+              <w:t>propranolol</w:t>
+            </w:r>
+            <w:r>
+              <w:rPr>
+                <w:b w:val="0"/>
+                <w:i w:val="0"/>
+                <w:sz w:val="18"/>
+              </w:rPr>
+              <w:t xml:space="preserve"> and </w:t>
+            </w:r>
+            <w:r>
+              <w:rPr>
+                <w:b/>
+                <w:i w:val="0"/>
+                <w:sz w:val="18"/>
+              </w:rPr>
+              <w:t>metoprolol</w:t>
+            </w:r>
+            <w:r>
+              <w:rPr>
+                <w:b w:val="0"/>
+                <w:i w:val="0"/>
+                <w:sz w:val="18"/>
+              </w:rPr>
+              <w:t xml:space="preserve"> (heart failure), </w:t>
+            </w:r>
+            <w:r>
+              <w:rPr>
+                <w:b/>
+                <w:i w:val="0"/>
+                <w:sz w:val="18"/>
+              </w:rPr>
+              <w:t>verapamil and diltiazem</w:t>
+            </w:r>
+            <w:r>
+              <w:rPr>
+                <w:b w:val="0"/>
+                <w:i w:val="0"/>
+                <w:sz w:val="18"/>
+              </w:rPr>
+              <w:t xml:space="preserve"> (negative inotropic; avoid with depressed cardiac function).</w:t>
+            </w:r>
+          </w:p>
+        </w:tc>
+      </w:tr>
+      <w:tr>
+        <w:tc>
+          <w:tcPr>
+            <w:tcW w:type="dxa" w:w="5112"/>
+            <w:shd w:val="clear" w:color="auto" w:fill="F1EEEF"/>
+          </w:tcPr>
+          <w:p>
+            <w:pPr>
+              <w:spacing w:after="40"/>
+            </w:pPr>
+            <w:r>
+              <w:rPr>
+                <w:b/>
+                <w:sz w:val="18"/>
+              </w:rPr>
+            </w:r>
+            <w:r>
+              <w:rPr>
+                <w:b/>
+                <w:i w:val="0"/>
+                <w:sz w:val="18"/>
+              </w:rPr>
+              <w:t>Heart block</w:t>
+            </w:r>
+          </w:p>
+        </w:tc>
+        <w:tc>
+          <w:tcPr>
+            <w:tcW w:type="dxa" w:w="5112"/>
+          </w:tcPr>
+          <w:p>
+            <w:pPr>
+              <w:spacing w:after="40"/>
+            </w:pPr>
+            <w:r>
+              <w:rPr>
+                <w:sz w:val="18"/>
+              </w:rPr>
+            </w:r>
+            <w:r>
+              <w:rPr>
+                <w:b/>
+                <w:i w:val="0"/>
+                <w:sz w:val="18"/>
+              </w:rPr>
+              <w:t>Digoxin can induce heart block</w:t>
+            </w:r>
+            <w:r>
+              <w:rPr>
+                <w:b w:val="0"/>
+                <w:i w:val="0"/>
+                <w:sz w:val="18"/>
+              </w:rPr>
+              <w:t xml:space="preserve"> (the aim in atrial flutter and fibrillation). Propranolol lists heart block. </w:t>
+            </w:r>
+            <w:r>
+              <w:rPr>
+                <w:b/>
+                <w:i w:val="0"/>
+                <w:sz w:val="18"/>
+              </w:rPr>
+              <w:t>Disopyramide is contraindicated in heart block.</w:t>
+            </w:r>
+          </w:p>
+        </w:tc>
+      </w:tr>
+      <w:tr>
+        <w:tc>
+          <w:tcPr>
+            <w:tcW w:type="dxa" w:w="5112"/>
+            <w:shd w:val="clear" w:color="auto" w:fill="F1EEEF"/>
+          </w:tcPr>
+          <w:p>
+            <w:pPr>
+              <w:spacing w:after="40"/>
+            </w:pPr>
+            <w:r>
+              <w:rPr>
+                <w:b/>
+                <w:sz w:val="18"/>
+              </w:rPr>
+            </w:r>
+            <w:r>
+              <w:rPr>
+                <w:b/>
+                <w:i w:val="0"/>
+                <w:sz w:val="18"/>
+              </w:rPr>
+              <w:t>Eyes and brain</w:t>
+            </w:r>
+          </w:p>
+        </w:tc>
+        <w:tc>
+          <w:tcPr>
+            <w:tcW w:type="dxa" w:w="5112"/>
+          </w:tcPr>
+          <w:p>
+            <w:pPr>
+              <w:spacing w:after="40"/>
+            </w:pPr>
+            <w:r>
+              <w:rPr>
+                <w:sz w:val="18"/>
+              </w:rPr>
+            </w:r>
+            <w:r>
+              <w:rPr>
+                <w:b/>
+                <w:i w:val="0"/>
+                <w:sz w:val="18"/>
+              </w:rPr>
+              <w:t>Blurred vision</w:t>
+            </w:r>
+            <w:r>
+              <w:rPr>
+                <w:b w:val="0"/>
+                <w:i w:val="0"/>
+                <w:sz w:val="18"/>
+              </w:rPr>
+              <w:t xml:space="preserve">: quinidine (cinchonism), flecainide, propafenone. </w:t>
+            </w:r>
+            <w:r>
+              <w:rPr>
+                <w:b/>
+                <w:i w:val="0"/>
+                <w:sz w:val="18"/>
+              </w:rPr>
+              <w:t>Nystagmus</w:t>
+            </w:r>
+            <w:r>
+              <w:rPr>
+                <w:b w:val="0"/>
+                <w:i w:val="0"/>
+                <w:sz w:val="18"/>
+              </w:rPr>
+              <w:t xml:space="preserve">: lidocaine (early toxicity). </w:t>
+            </w:r>
+            <w:r>
+              <w:rPr>
+                <w:b/>
+                <w:i w:val="0"/>
+                <w:sz w:val="18"/>
+              </w:rPr>
+              <w:t>Corneal deposits</w:t>
+            </w:r>
+            <w:r>
+              <w:rPr>
+                <w:b w:val="0"/>
+                <w:i w:val="0"/>
+                <w:sz w:val="18"/>
+              </w:rPr>
+              <w:t xml:space="preserve">: amiodarone. </w:t>
+            </w:r>
+            <w:r>
+              <w:rPr>
+                <w:b/>
+                <w:i w:val="0"/>
+                <w:sz w:val="18"/>
+              </w:rPr>
+              <w:t>Visual disturbances</w:t>
+            </w:r>
+            <w:r>
+              <w:rPr>
+                <w:b w:val="0"/>
+                <w:i w:val="0"/>
+                <w:sz w:val="18"/>
+              </w:rPr>
+              <w:t xml:space="preserve">: digoxin. </w:t>
+            </w:r>
+            <w:r>
+              <w:rPr>
+                <w:b/>
+                <w:i w:val="0"/>
+                <w:sz w:val="18"/>
+              </w:rPr>
+              <w:t>Glaucoma</w:t>
+            </w:r>
+            <w:r>
+              <w:rPr>
+                <w:b w:val="0"/>
+                <w:i w:val="0"/>
+                <w:sz w:val="18"/>
+              </w:rPr>
+              <w:t xml:space="preserve"> contraindicates disopyramide. </w:t>
+            </w:r>
+            <w:r>
+              <w:rPr>
+                <w:b/>
+                <w:i w:val="0"/>
+                <w:sz w:val="18"/>
+              </w:rPr>
+              <w:t>Seizures</w:t>
+            </w:r>
+            <w:r>
+              <w:rPr>
+                <w:b w:val="0"/>
+                <w:i w:val="0"/>
+                <w:sz w:val="18"/>
+              </w:rPr>
+              <w:t>: lidocaine, flecainide, digoxin.</w:t>
+            </w:r>
+          </w:p>
+        </w:tc>
+      </w:tr>
+    </w:tbl>
+    <w:p>
+      <w:pPr>
+        <w:spacing w:after="80"/>
+      </w:pPr>
+    </w:p>
+    <w:p>
+      <w:pPr>
+        <w:pStyle w:val="Heading1"/>
+        <w:spacing w:before="280" w:after="100"/>
+      </w:pPr>
+      <w:r>
+        <w:rPr>
+          <w:rFonts w:ascii="Georgia" w:hAnsi="Georgia"/>
+          <w:color w:val="17494B"/>
+        </w:rPr>
+        <w:t>Antiarrhythmics · slide versus guideline and recording</w:t>
+      </w:r>
+    </w:p>
+    <w:tbl>
+      <w:tblPr>
+        <w:tblStyle w:val="TableGrid"/>
+        <w:tblW w:type="auto" w:w="0"/>
+        <w:jc w:val="center"/>
+        <w:tblLook w:firstColumn="1" w:firstRow="1" w:lastColumn="0" w:lastRow="0" w:noHBand="0" w:noVBand="1" w:val="04A0"/>
+        <w:tblBorders>
+          <w:top w:val="single" w:sz="4" w:space="0" w:color="D8D2D4"/>
+          <w:left w:val="single" w:sz="4" w:space="0" w:color="D8D2D4"/>
+          <w:bottom w:val="single" w:sz="4" w:space="0" w:color="D8D2D4"/>
+          <w:right w:val="single" w:sz="4" w:space="0" w:color="D8D2D4"/>
+          <w:insideH w:val="single" w:sz="4" w:space="0" w:color="D8D2D4"/>
+          <w:insideV w:val="single" w:sz="4" w:space="0" w:color="D8D2D4"/>
+        </w:tblBorders>
+      </w:tblPr>
+      <w:tblGrid>
+        <w:gridCol w:w="5112"/>
+        <w:gridCol w:w="5112"/>
+      </w:tblGrid>
+      <w:tr>
+        <w:tc>
+          <w:tcPr>
+            <w:tcW w:type="dxa" w:w="5112"/>
+            <w:shd w:val="clear" w:color="auto" w:fill="17494B"/>
+          </w:tcPr>
+          <w:p>
+            <w:pPr>
+              <w:spacing w:after="40"/>
+            </w:pPr>
+            <w:r>
+              <w:rPr>
+                <w:b/>
+                <w:color w:val="FFFFFF"/>
+                <w:sz w:val="18"/>
+              </w:rPr>
+            </w:r>
+            <w:r>
+              <w:rPr>
+                <w:b/>
+                <w:i w:val="0"/>
+                <w:color w:val="FFFFFF"/>
+                <w:sz w:val="18"/>
+              </w:rPr>
+              <w:t>Term</w:t>
+            </w:r>
+          </w:p>
+        </w:tc>
+        <w:tc>
+          <w:tcPr>
+            <w:tcW w:type="dxa" w:w="5112"/>
+            <w:shd w:val="clear" w:color="auto" w:fill="17494B"/>
+          </w:tcPr>
+          <w:p>
+            <w:pPr>
+              <w:spacing w:after="40"/>
+            </w:pPr>
+            <w:r>
+              <w:rPr>
+                <w:b/>
+                <w:color w:val="FFFFFF"/>
+                <w:sz w:val="18"/>
+              </w:rPr>
+            </w:r>
+            <w:r>
+              <w:rPr>
+                <w:b/>
+                <w:i w:val="0"/>
+                <w:color w:val="FFFFFF"/>
+                <w:sz w:val="18"/>
+              </w:rPr>
+              <w:t>What you need to know</w:t>
+            </w:r>
+          </w:p>
+        </w:tc>
+      </w:tr>
+      <w:tr>
+        <w:tc>
+          <w:tcPr>
+            <w:tcW w:type="dxa" w:w="5112"/>
+            <w:shd w:val="clear" w:color="auto" w:fill="F1EEEF"/>
+          </w:tcPr>
+          <w:p>
+            <w:pPr>
+              <w:spacing w:after="40"/>
+            </w:pPr>
+            <w:r>
+              <w:rPr>
+                <w:b/>
+                <w:sz w:val="18"/>
+              </w:rPr>
+            </w:r>
+            <w:r>
+              <w:rPr>
+                <w:b/>
+                <w:i w:val="0"/>
+                <w:sz w:val="18"/>
+              </w:rPr>
+              <w:t>Tested from the slides</w:t>
+            </w:r>
+          </w:p>
+        </w:tc>
+        <w:tc>
+          <w:tcPr>
+            <w:tcW w:type="dxa" w:w="5112"/>
+          </w:tcPr>
+          <w:p>
+            <w:pPr>
+              <w:spacing w:after="40"/>
+            </w:pPr>
+            <w:r>
+              <w:rPr>
+                <w:sz w:val="18"/>
+              </w:rPr>
+            </w:r>
+            <w:r>
+              <w:rPr>
+                <w:b w:val="0"/>
+                <w:i w:val="0"/>
+                <w:sz w:val="18"/>
+              </w:rPr>
+              <w:t xml:space="preserve">These rows say where practice or the recording differs. </w:t>
+            </w:r>
+            <w:r>
+              <w:rPr>
+                <w:b/>
+                <w:i w:val="0"/>
+                <w:sz w:val="18"/>
+              </w:rPr>
+              <w:t>The slide wording is what you are tested on;</w:t>
+            </w:r>
+            <w:r>
+              <w:rPr>
+                <w:b w:val="0"/>
+                <w:i w:val="0"/>
+                <w:sz w:val="18"/>
+              </w:rPr>
+              <w:t xml:space="preserve"> none of these points is asked as a question here.</w:t>
+            </w:r>
+          </w:p>
+        </w:tc>
+      </w:tr>
+      <w:tr>
+        <w:tc>
+          <w:tcPr>
+            <w:tcW w:type="dxa" w:w="5112"/>
+            <w:shd w:val="clear" w:color="auto" w:fill="F1EEEF"/>
+          </w:tcPr>
+          <w:p>
+            <w:pPr>
+              <w:spacing w:after="40"/>
+            </w:pPr>
+            <w:r>
+              <w:rPr>
+                <w:b/>
+                <w:sz w:val="18"/>
+              </w:rPr>
+            </w:r>
+            <w:r>
+              <w:rPr>
+                <w:b/>
+                <w:i w:val="0"/>
+                <w:sz w:val="18"/>
+              </w:rPr>
+              <w:t>Current guidelines differ: lidocaine</w:t>
+            </w:r>
+          </w:p>
+        </w:tc>
+        <w:tc>
+          <w:tcPr>
+            <w:tcW w:type="dxa" w:w="5112"/>
+          </w:tcPr>
+          <w:p>
+            <w:pPr>
+              <w:spacing w:after="40"/>
+            </w:pPr>
+            <w:r>
+              <w:rPr>
+                <w:sz w:val="18"/>
+              </w:rPr>
+            </w:r>
+            <w:r>
+              <w:rPr>
+                <w:b w:val="0"/>
+                <w:i w:val="0"/>
+                <w:sz w:val="18"/>
+              </w:rPr>
+              <w:t xml:space="preserve">Slide 17 lists Wolff-Parkinson-White as a lidocaine indication. </w:t>
+            </w:r>
+            <w:r>
+              <w:rPr>
+                <w:b/>
+                <w:i w:val="0"/>
+                <w:sz w:val="18"/>
+              </w:rPr>
+              <w:t>Lidocaine is not a recommended treatment for Wolff-Parkinson-White syndrome.</w:t>
+            </w:r>
+          </w:p>
+        </w:tc>
+      </w:tr>
+      <w:tr>
+        <w:tc>
+          <w:tcPr>
+            <w:tcW w:type="dxa" w:w="5112"/>
+            <w:shd w:val="clear" w:color="auto" w:fill="F1EEEF"/>
+          </w:tcPr>
+          <w:p>
+            <w:pPr>
+              <w:spacing w:after="40"/>
+            </w:pPr>
+            <w:r>
+              <w:rPr>
+                <w:b/>
+                <w:sz w:val="18"/>
+              </w:rPr>
+            </w:r>
+            <w:r>
+              <w:rPr>
+                <w:b/>
+                <w:i w:val="0"/>
+                <w:sz w:val="18"/>
+              </w:rPr>
+              <w:t>Current guidelines differ: adenosine</w:t>
+            </w:r>
+          </w:p>
+        </w:tc>
+        <w:tc>
+          <w:tcPr>
+            <w:tcW w:type="dxa" w:w="5112"/>
+          </w:tcPr>
+          <w:p>
+            <w:pPr>
+              <w:spacing w:after="40"/>
+            </w:pPr>
+            <w:r>
+              <w:rPr>
+                <w:sz w:val="18"/>
+              </w:rPr>
+            </w:r>
+            <w:r>
+              <w:rPr>
+                <w:b w:val="0"/>
+                <w:i w:val="0"/>
+                <w:sz w:val="18"/>
+              </w:rPr>
+              <w:t xml:space="preserve">Slide 42 lists Wolff-Parkinson-White. Adenosine can end the reentrant tachycardia of Wolff-Parkinson-White, but it is </w:t>
+            </w:r>
+            <w:r>
+              <w:rPr>
+                <w:b/>
+                <w:i w:val="0"/>
+                <w:sz w:val="18"/>
+              </w:rPr>
+              <w:t>avoided when the syndrome presents as pre-excited atrial fibrillation</w:t>
+            </w:r>
+            <w:r>
+              <w:rPr>
+                <w:b w:val="0"/>
+                <w:i w:val="0"/>
+                <w:sz w:val="18"/>
+              </w:rPr>
+              <w:t>.</w:t>
+            </w:r>
+          </w:p>
+        </w:tc>
+      </w:tr>
+      <w:tr>
+        <w:tc>
+          <w:tcPr>
+            <w:tcW w:type="dxa" w:w="5112"/>
+            <w:shd w:val="clear" w:color="auto" w:fill="F1EEEF"/>
+          </w:tcPr>
+          <w:p>
+            <w:pPr>
+              <w:spacing w:after="40"/>
+            </w:pPr>
+            <w:r>
+              <w:rPr>
+                <w:b/>
+                <w:sz w:val="18"/>
+              </w:rPr>
+            </w:r>
+            <w:r>
+              <w:rPr>
+                <w:b/>
+                <w:i w:val="0"/>
+                <w:sz w:val="18"/>
+              </w:rPr>
+              <w:t>Current guidelines differ: amiodarone</w:t>
+            </w:r>
+          </w:p>
+        </w:tc>
+        <w:tc>
+          <w:tcPr>
+            <w:tcW w:type="dxa" w:w="5112"/>
+          </w:tcPr>
+          <w:p>
+            <w:pPr>
+              <w:spacing w:after="40"/>
+            </w:pPr>
+            <w:r>
+              <w:rPr>
+                <w:sz w:val="18"/>
+              </w:rPr>
+            </w:r>
+            <w:r>
+              <w:rPr>
+                <w:b w:val="0"/>
+                <w:i w:val="0"/>
+                <w:sz w:val="18"/>
+              </w:rPr>
+              <w:t xml:space="preserve">Slide 31: intravenous amiodarone has replaced lidocaine for acute ventricular tachycardia or fibrillation. Resuscitation guidance lists </w:t>
+            </w:r>
+            <w:r>
+              <w:rPr>
+                <w:b/>
+                <w:i w:val="0"/>
+                <w:sz w:val="18"/>
+              </w:rPr>
+              <w:t>amiodarone or lidocaine</w:t>
+            </w:r>
+            <w:r>
+              <w:rPr>
+                <w:b w:val="0"/>
+                <w:i w:val="0"/>
+                <w:sz w:val="18"/>
+              </w:rPr>
+              <w:t xml:space="preserve"> as options for shock-refractory ventricular fibrillation or pulseless ventricular tachycardia.</w:t>
+            </w:r>
+          </w:p>
+        </w:tc>
+      </w:tr>
+      <w:tr>
+        <w:tc>
+          <w:tcPr>
+            <w:tcW w:type="dxa" w:w="5112"/>
+            <w:shd w:val="clear" w:color="auto" w:fill="F1EEEF"/>
+          </w:tcPr>
+          <w:p>
+            <w:pPr>
+              <w:spacing w:after="40"/>
+            </w:pPr>
+            <w:r>
+              <w:rPr>
+                <w:b/>
+                <w:sz w:val="18"/>
+              </w:rPr>
+            </w:r>
+            <w:r>
+              <w:rPr>
+                <w:b/>
+                <w:i w:val="0"/>
+                <w:sz w:val="18"/>
+              </w:rPr>
+              <w:t>Current guidelines differ: digoxin combinations</w:t>
+            </w:r>
+          </w:p>
+        </w:tc>
+        <w:tc>
+          <w:tcPr>
+            <w:tcW w:type="dxa" w:w="5112"/>
+          </w:tcPr>
+          <w:p>
+            <w:pPr>
+              <w:spacing w:after="40"/>
+            </w:pPr>
+            <w:r>
+              <w:rPr>
+                <w:sz w:val="18"/>
+              </w:rPr>
+            </w:r>
+            <w:r>
+              <w:rPr>
+                <w:b w:val="0"/>
+                <w:i w:val="0"/>
+                <w:sz w:val="18"/>
+              </w:rPr>
+              <w:t xml:space="preserve">Slide 44: avoid calcium channel blockers and beta blockers with digoxin. In practice digoxin is </w:t>
+            </w:r>
+            <w:r>
+              <w:rPr>
+                <w:b/>
+                <w:i w:val="0"/>
+                <w:sz w:val="18"/>
+              </w:rPr>
+              <w:t>often combined</w:t>
+            </w:r>
+            <w:r>
+              <w:rPr>
+                <w:b w:val="0"/>
+                <w:i w:val="0"/>
+                <w:sz w:val="18"/>
+              </w:rPr>
+              <w:t xml:space="preserve"> with a beta blocker or a nondihydropyridine calcium channel blocker for rate control in atrial fibrillation, with the heart rate watched for excessive slowing.</w:t>
+            </w:r>
+          </w:p>
+        </w:tc>
+      </w:tr>
+      <w:tr>
+        <w:tc>
+          <w:tcPr>
+            <w:tcW w:type="dxa" w:w="5112"/>
+            <w:shd w:val="clear" w:color="auto" w:fill="F1EEEF"/>
+          </w:tcPr>
+          <w:p>
+            <w:pPr>
+              <w:spacing w:after="40"/>
+            </w:pPr>
+            <w:r>
+              <w:rPr>
+                <w:b/>
+                <w:sz w:val="18"/>
+              </w:rPr>
+            </w:r>
+            <w:r>
+              <w:rPr>
+                <w:b/>
+                <w:i w:val="0"/>
+                <w:sz w:val="18"/>
+              </w:rPr>
+              <w:t>Recording vs slide: propranolol and glucose</w:t>
+            </w:r>
+          </w:p>
+        </w:tc>
+        <w:tc>
+          <w:tcPr>
+            <w:tcW w:type="dxa" w:w="5112"/>
+          </w:tcPr>
+          <w:p>
+            <w:pPr>
+              <w:spacing w:after="40"/>
+            </w:pPr>
+            <w:r>
+              <w:rPr>
+                <w:sz w:val="18"/>
+              </w:rPr>
+            </w:r>
+            <w:r>
+              <w:rPr>
+                <w:b w:val="0"/>
+                <w:i w:val="0"/>
+                <w:sz w:val="18"/>
+              </w:rPr>
+              <w:t xml:space="preserve">Slide 28 lists </w:t>
+            </w:r>
+            <w:r>
+              <w:rPr>
+                <w:b/>
+                <w:i w:val="0"/>
+                <w:sz w:val="18"/>
+              </w:rPr>
+              <w:t>hyperglycemia</w:t>
+            </w:r>
+            <w:r>
+              <w:rPr>
+                <w:b w:val="0"/>
+                <w:i w:val="0"/>
+                <w:sz w:val="18"/>
+              </w:rPr>
+              <w:t xml:space="preserve">. He read the glucose line and added that beta blockers can </w:t>
+            </w:r>
+            <w:r>
+              <w:rPr>
+                <w:b/>
+                <w:i w:val="0"/>
+                <w:sz w:val="18"/>
+              </w:rPr>
+              <w:t>mask the warning signs of hypoglycemia</w:t>
+            </w:r>
+            <w:r>
+              <w:rPr>
+                <w:b w:val="0"/>
+                <w:i w:val="0"/>
+                <w:sz w:val="18"/>
+              </w:rPr>
+              <w:t xml:space="preserve"> (low blood sugar); he did not call the slide wrong. The two transcripts of the recording disagree on whether his first word was hyper- or hypoglycemia, so this point is not asked.</w:t>
+            </w:r>
+          </w:p>
+        </w:tc>
+      </w:tr>
+      <w:tr>
+        <w:tc>
+          <w:tcPr>
+            <w:tcW w:type="dxa" w:w="5112"/>
+            <w:shd w:val="clear" w:color="auto" w:fill="F1EEEF"/>
+          </w:tcPr>
+          <w:p>
+            <w:pPr>
+              <w:spacing w:after="40"/>
+            </w:pPr>
+            <w:r>
+              <w:rPr>
+                <w:b/>
+                <w:sz w:val="18"/>
+              </w:rPr>
+            </w:r>
+            <w:r>
+              <w:rPr>
+                <w:b/>
+                <w:i w:val="0"/>
+                <w:sz w:val="18"/>
+              </w:rPr>
+              <w:t>Recording vs slide: seizures</w:t>
+            </w:r>
+          </w:p>
+        </w:tc>
+        <w:tc>
+          <w:tcPr>
+            <w:tcW w:type="dxa" w:w="5112"/>
+          </w:tcPr>
+          <w:p>
+            <w:pPr>
+              <w:spacing w:after="40"/>
+            </w:pPr>
+            <w:r>
+              <w:rPr>
+                <w:sz w:val="18"/>
+              </w:rPr>
+            </w:r>
+            <w:r>
+              <w:rPr>
+                <w:b w:val="0"/>
+                <w:i w:val="0"/>
+                <w:sz w:val="18"/>
+              </w:rPr>
+              <w:t xml:space="preserve">He said seizures are a lidocaine feature not really seen with other class I drugs, but slide 23 also lists </w:t>
+            </w:r>
+            <w:r>
+              <w:rPr>
+                <w:b/>
+                <w:i w:val="0"/>
+                <w:sz w:val="18"/>
+              </w:rPr>
+              <w:t>seizures for flecainide</w:t>
+            </w:r>
+            <w:r>
+              <w:rPr>
+                <w:b w:val="0"/>
+                <w:i w:val="0"/>
+                <w:sz w:val="18"/>
+              </w:rPr>
+              <w:t xml:space="preserve">. Do not treat seizures as unique to one drug; </w:t>
+            </w:r>
+            <w:r>
+              <w:rPr>
+                <w:b/>
+                <w:i w:val="0"/>
+                <w:sz w:val="18"/>
+              </w:rPr>
+              <w:t>nystagmus</w:t>
+            </w:r>
+            <w:r>
+              <w:rPr>
+                <w:b w:val="0"/>
+                <w:i w:val="0"/>
+                <w:sz w:val="18"/>
+              </w:rPr>
+              <w:t xml:space="preserve"> is lidocaine's alone.</w:t>
+            </w:r>
+          </w:p>
+        </w:tc>
+      </w:tr>
+      <w:tr>
+        <w:tc>
+          <w:tcPr>
+            <w:tcW w:type="dxa" w:w="5112"/>
+            <w:shd w:val="clear" w:color="auto" w:fill="F1EEEF"/>
+          </w:tcPr>
+          <w:p>
+            <w:pPr>
+              <w:spacing w:after="40"/>
+            </w:pPr>
+            <w:r>
+              <w:rPr>
+                <w:b/>
+                <w:sz w:val="18"/>
+              </w:rPr>
+            </w:r>
+            <w:r>
+              <w:rPr>
+                <w:b/>
+                <w:i w:val="0"/>
+                <w:sz w:val="18"/>
+              </w:rPr>
+              <w:t>Recording vs slide: beta blockers and ventricular beats</w:t>
+            </w:r>
+          </w:p>
+        </w:tc>
+        <w:tc>
+          <w:tcPr>
+            <w:tcW w:type="dxa" w:w="5112"/>
+          </w:tcPr>
+          <w:p>
+            <w:pPr>
+              <w:spacing w:after="40"/>
+            </w:pPr>
+            <w:r>
+              <w:rPr>
+                <w:sz w:val="18"/>
+              </w:rPr>
+            </w:r>
+            <w:r>
+              <w:rPr>
+                <w:b w:val="0"/>
+                <w:i w:val="0"/>
+                <w:sz w:val="18"/>
+              </w:rPr>
+              <w:t xml:space="preserve">His trend: beta blockers do not work for ventricular arrhythmias. Slides 26 and 27 still list </w:t>
+            </w:r>
+            <w:r>
+              <w:rPr>
+                <w:b/>
+                <w:i w:val="0"/>
+                <w:sz w:val="18"/>
+              </w:rPr>
+              <w:t>premature ventricular beats and ventricular ectopic beats for propranolol</w:t>
+            </w:r>
+            <w:r>
+              <w:rPr>
+                <w:b w:val="0"/>
+                <w:i w:val="0"/>
+                <w:sz w:val="18"/>
+              </w:rPr>
+              <w:t xml:space="preserve"> (membrane stabilizing; he called that use “out in the weeds”).</w:t>
+            </w:r>
+          </w:p>
+        </w:tc>
+      </w:tr>
+      <w:tr>
+        <w:tc>
+          <w:tcPr>
+            <w:tcW w:type="dxa" w:w="5112"/>
+            <w:shd w:val="clear" w:color="auto" w:fill="F1EEEF"/>
+          </w:tcPr>
+          <w:p>
+            <w:pPr>
+              <w:spacing w:after="40"/>
+            </w:pPr>
+            <w:r>
+              <w:rPr>
+                <w:b/>
+                <w:sz w:val="18"/>
+              </w:rPr>
+            </w:r>
+            <w:r>
+              <w:rPr>
+                <w:b/>
+                <w:i w:val="0"/>
+                <w:sz w:val="18"/>
+              </w:rPr>
+              <w:t>Boxed warnings (not on the slides)</w:t>
+            </w:r>
+          </w:p>
+        </w:tc>
+        <w:tc>
+          <w:tcPr>
+            <w:tcW w:type="dxa" w:w="5112"/>
+          </w:tcPr>
+          <w:p>
+            <w:pPr>
+              <w:spacing w:after="40"/>
+            </w:pPr>
+            <w:r>
+              <w:rPr>
+                <w:sz w:val="18"/>
+              </w:rPr>
+            </w:r>
+            <w:r>
+              <w:rPr>
+                <w:b/>
+                <w:i w:val="0"/>
+                <w:sz w:val="18"/>
+              </w:rPr>
+              <w:t>Food and Drug Administration boxed warnings not on the slides:</w:t>
+            </w:r>
+            <w:r>
+              <w:rPr>
+                <w:b w:val="0"/>
+                <w:i w:val="0"/>
+                <w:sz w:val="18"/>
+              </w:rPr>
+              <w:t xml:space="preserve"> flecainide (increased mortality, from the Cardiac Arrhythmia Suppression Trial); amiodarone (pulmonary and hepatic toxicity); dofetilide (start in hospital with monitoring, which he also described).</w:t>
+            </w:r>
+          </w:p>
+        </w:tc>
+      </w:tr>
+    </w:tbl>
+    <w:p>
+      <w:pPr>
+        <w:spacing w:after="80"/>
+      </w:pPr>
+    </w:p>
+    <w:p>
+      <w:pPr>
         <w:spacing w:after="120"/>
       </w:pPr>
       <w:r>
@@ -7652,7 +14122,7 @@
           <w:b w:val="0"/>
           <w:i w:val="0"/>
         </w:rPr>
-        <w:t xml:space="preserve"> Exam 3 covers Lectures 9 to 13 — this sheet covers Lecture 9 so far. The </w:t>
+        <w:t xml:space="preserve"> Exam 3 covers Lectures 9 to 13 — this sheet covers Lectures 9 and 10 so far. The </w:t>
       </w:r>
       <w:r>
         <w:rPr>
